--- a/downloads/teacher/ai-6-week-36.docx
+++ b/downloads/teacher/ai-6-week-36.docx
@@ -1960,6 +1960,396 @@
         <w:t>For the Grounded Learning Service, retain an annotated trace and the changed-case result. Name the contract or evidence that makes the deciding step valid, so another team can review it.</w:t>
       </w:r>
     </w:p>
+    <w:p>
+      <w:pPr>
+        <w:pStyle w:val="Heading1"/>
+      </w:pPr>
+      <w:r>
+        <w:t>07. Prepare, teach and assess</w:t>
+      </w:r>
+    </w:p>
+    <w:p>
+      <w:r>
+        <w:t>Teaching target: Explain the mechanism and terminology of engineering demonstration and defense</w:t>
+      </w:r>
+    </w:p>
+    <w:p>
+      <w:r>
+        <w:t>Prepare the labelled worked-case picture, the matching workbook, fictional input cards and a place for individual responses. Check a local Python 3 environment before class; have a paper-trace version ready.</w:t>
+      </w:r>
+    </w:p>
+    <w:tbl>
+      <w:tblPr>
+        <w:tblStyle w:val="LightShading-Accent1"/>
+        <w:tblW w:type="auto" w:w="0"/>
+        <w:tblLook w:firstColumn="1" w:firstRow="1" w:lastColumn="0" w:lastRow="0" w:noHBand="0" w:noVBand="1" w:val="04A0"/>
+      </w:tblPr>
+      <w:tblGrid>
+        <w:gridCol w:w="3408"/>
+        <w:gridCol w:w="3408"/>
+        <w:gridCol w:w="3408"/>
+      </w:tblGrid>
+      <w:tr>
+        <w:trPr>
+          <w:tblHeader/>
+        </w:trPr>
+        <w:tc>
+          <w:tcPr>
+            <w:tcW w:type="dxa" w:w="3408"/>
+          </w:tcPr>
+          <w:p>
+            <w:r>
+              <w:t>Session</w:t>
+            </w:r>
+          </w:p>
+        </w:tc>
+        <w:tc>
+          <w:tcPr>
+            <w:tcW w:type="dxa" w:w="3408"/>
+          </w:tcPr>
+          <w:p>
+            <w:r>
+              <w:t>Plan</w:t>
+            </w:r>
+          </w:p>
+        </w:tc>
+        <w:tc>
+          <w:tcPr>
+            <w:tcW w:type="dxa" w:w="3408"/>
+          </w:tcPr>
+          <w:p>
+            <w:r>
+              <w:t>Resources</w:t>
+            </w:r>
+          </w:p>
+        </w:tc>
+      </w:tr>
+      <w:tr>
+        <w:tc>
+          <w:tcPr>
+            <w:tcW w:type="dxa" w:w="3408"/>
+          </w:tcPr>
+          <w:p>
+            <w:r>
+              <w:t>Session 1 · Understand · 45 min</w:t>
+            </w:r>
+          </w:p>
+        </w:tc>
+        <w:tc>
+          <w:tcPr>
+            <w:tcW w:type="dxa" w:w="3408"/>
+          </w:tcPr>
+          <w:p>
+            <w:r>
+              <w:t>0–7: recall and prerequisite; 7–15: inspect the concrete case and predict; 15–30: teacher models the worked trace; 30–40: learners explain a step using the text and visual; 40–45: check the core idea.</w:t>
+            </w:r>
+          </w:p>
+        </w:tc>
+        <w:tc>
+          <w:tcPr>
+            <w:tcW w:type="dxa" w:w="3408"/>
+          </w:tcPr>
+          <w:p>
+            <w:r>
+              <w:t>Sections 1–6; record the brief recall in the workbook.</w:t>
+            </w:r>
+          </w:p>
+        </w:tc>
+      </w:tr>
+      <w:tr>
+        <w:tc>
+          <w:tcPr>
+            <w:tcW w:type="dxa" w:w="3408"/>
+          </w:tcPr>
+          <w:p>
+            <w:r>
+              <w:t>Session 2 · Practise · 45 min</w:t>
+            </w:r>
+          </w:p>
+        </w:tc>
+        <w:tc>
+          <w:tcPr>
+            <w:tcW w:type="dxa" w:w="3408"/>
+          </w:tcPr>
+          <w:p>
+            <w:r>
+              <w:t>0–5: retrieve the procedure; 5–15: W2 completion practice; 15–23: explain and check with a partner; 23–30: each learner answers the misconception check; 30–40: targeted reteaching or a harder variation; 40–45: prepare the investigation.</w:t>
+            </w:r>
+          </w:p>
+        </w:tc>
+        <w:tc>
+          <w:tcPr>
+            <w:tcW w:type="dxa" w:w="3408"/>
+          </w:tcPr>
+          <w:p>
+            <w:r>
+              <w:t>Sections 7–10; use the matching workbook W2 and misconception check.</w:t>
+            </w:r>
+          </w:p>
+        </w:tc>
+      </w:tr>
+      <w:tr>
+        <w:tc>
+          <w:tcPr>
+            <w:tcW w:type="dxa" w:w="3408"/>
+          </w:tcPr>
+          <w:p>
+            <w:r>
+              <w:t>Session 3 · Investigate and transfer · 45 min</w:t>
+            </w:r>
+          </w:p>
+        </w:tc>
+        <w:tc>
+          <w:tcPr>
+            <w:tcW w:type="dxa" w:w="3408"/>
+          </w:tcPr>
+          <w:p>
+            <w:r>
+              <w:t>0–5: retrieve the decision rule; 5–20: investigate or trace; 20–30: start the independent case; 30–38: connect the project; 38–43: act on feedback; 43–45: plan the return check.</w:t>
+            </w:r>
+          </w:p>
+        </w:tc>
+        <w:tc>
+          <w:tcPr>
+            <w:tcW w:type="dxa" w:w="3408"/>
+          </w:tcPr>
+          <w:p>
+            <w:r>
+              <w:t>Sections 9 and 11–14. Give extra time to finish the full task set; use Section 15 when the week includes a coding lab.</w:t>
+            </w:r>
+          </w:p>
+        </w:tc>
+      </w:tr>
+    </w:tbl>
+    <w:p>
+      <w:r>
+        <w:t>Before class, solve the supported practice: Demo succeeds on three cases using mocked storage. Presenter claims real network reliability and production security. Show the intermediate steps and give the conclusion with its scope.</w:t>
+      </w:r>
+    </w:p>
+    <w:p>
+      <w:r>
+        <w:t>Reasoned practice answer: Teacher explanation: The demo supports the three fixture behaviours only. Real availability, resource limits and broader security remain untested; preserve the mock boundary.</w:t>
+      </w:r>
+    </w:p>
+    <w:p>
+      <w:r>
+        <w:t>Check every learner before discussion: Use the worked case for Engineering demonstration and defense. Proposed explanation: “The worked result establishes every future case”. Decide whether this explanation is supported. Point to the step or supplied fact that decides; explain your repair if needed.</w:t>
+      </w:r>
+    </w:p>
+    <w:p>
+      <w:r>
+        <w:t>Misconception repair: A defense earns credibility through traceable scope and honest failures, not universal guarantees.</w:t>
+      </w:r>
+    </w:p>
+    <w:p>
+      <w:r>
+        <w:t>Support: read the exact case aloud, enlarge the labelled picture, supply input cards and model only the first deciding step. Accept a spoken explanation or drawing; retain the reasoning goal.</w:t>
+      </w:r>
+    </w:p>
+    <w:p>
+      <w:r>
+        <w:t>Extension: The challenger asks the bot to email everyone about room E. Require a prediction and a reason before comparing. Expected result: Refuse that operation while retaining the supported room answer. Reason: Knowing a fact does not grant authority for an external action.</w:t>
+      </w:r>
+    </w:p>
+    <w:p>
+      <w:r>
+        <w:t>Independent assessment: withhold the reserved answer until the learner has attempted the new case. Record support separately from correctness.</w:t>
+      </w:r>
+    </w:p>
+    <w:tbl>
+      <w:tblPr>
+        <w:tblStyle w:val="LightShading-Accent1"/>
+        <w:tblW w:type="auto" w:w="0"/>
+        <w:tblLook w:firstColumn="1" w:firstRow="1" w:lastColumn="0" w:lastRow="0" w:noHBand="0" w:noVBand="1" w:val="04A0"/>
+      </w:tblPr>
+      <w:tblGrid>
+        <w:gridCol w:w="2556"/>
+        <w:gridCol w:w="2556"/>
+        <w:gridCol w:w="2556"/>
+        <w:gridCol w:w="2556"/>
+      </w:tblGrid>
+      <w:tr>
+        <w:trPr>
+          <w:tblHeader/>
+        </w:trPr>
+        <w:tc>
+          <w:tcPr>
+            <w:tcW w:type="dxa" w:w="2556"/>
+          </w:tcPr>
+          <w:p>
+            <w:r>
+              <w:t>Criterion</w:t>
+            </w:r>
+          </w:p>
+        </w:tc>
+        <w:tc>
+          <w:tcPr>
+            <w:tcW w:type="dxa" w:w="2556"/>
+          </w:tcPr>
+          <w:p>
+            <w:r>
+              <w:t>Not yet</w:t>
+            </w:r>
+          </w:p>
+        </w:tc>
+        <w:tc>
+          <w:tcPr>
+            <w:tcW w:type="dxa" w:w="2556"/>
+          </w:tcPr>
+          <w:p>
+            <w:r>
+              <w:t>With support</w:t>
+            </w:r>
+          </w:p>
+        </w:tc>
+        <w:tc>
+          <w:tcPr>
+            <w:tcW w:type="dxa" w:w="2556"/>
+          </w:tcPr>
+          <w:p>
+            <w:r>
+              <w:t>Independent</w:t>
+            </w:r>
+          </w:p>
+        </w:tc>
+      </w:tr>
+      <w:tr>
+        <w:tc>
+          <w:tcPr>
+            <w:tcW w:type="dxa" w:w="2556"/>
+          </w:tcPr>
+          <w:p>
+            <w:r>
+              <w:t>Explanation</w:t>
+            </w:r>
+          </w:p>
+        </w:tc>
+        <w:tc>
+          <w:tcPr>
+            <w:tcW w:type="dxa" w:w="2556"/>
+          </w:tcPr>
+          <w:p>
+            <w:r>
+              <w:t>Names an answer without a deciding fact</w:t>
+            </w:r>
+          </w:p>
+        </w:tc>
+        <w:tc>
+          <w:tcPr>
+            <w:tcW w:type="dxa" w:w="2556"/>
+          </w:tcPr>
+          <w:p>
+            <w:r>
+              <w:t>Uses a hint to link fact and decision</w:t>
+            </w:r>
+          </w:p>
+        </w:tc>
+        <w:tc>
+          <w:tcPr>
+            <w:tcW w:type="dxa" w:w="2556"/>
+          </w:tcPr>
+          <w:p>
+            <w:r>
+              <w:t>Explains the deciding fact in own words</w:t>
+            </w:r>
+          </w:p>
+        </w:tc>
+      </w:tr>
+      <w:tr>
+        <w:tc>
+          <w:tcPr>
+            <w:tcW w:type="dxa" w:w="2556"/>
+          </w:tcPr>
+          <w:p>
+            <w:r>
+              <w:t>Trace or test</w:t>
+            </w:r>
+          </w:p>
+        </w:tc>
+        <w:tc>
+          <w:tcPr>
+            <w:tcW w:type="dxa" w:w="2556"/>
+          </w:tcPr>
+          <w:p>
+            <w:r>
+              <w:t>Cannot connect input and result</w:t>
+            </w:r>
+          </w:p>
+        </w:tc>
+        <w:tc>
+          <w:tcPr>
+            <w:tcW w:type="dxa" w:w="2556"/>
+          </w:tcPr>
+          <w:p>
+            <w:r>
+              <w:t>Completes steps with prompts</w:t>
+            </w:r>
+          </w:p>
+        </w:tc>
+        <w:tc>
+          <w:tcPr>
+            <w:tcW w:type="dxa" w:w="2556"/>
+          </w:tcPr>
+          <w:p>
+            <w:r>
+              <w:t>Traces or tests a changed case accurately</w:t>
+            </w:r>
+          </w:p>
+        </w:tc>
+      </w:tr>
+      <w:tr>
+        <w:tc>
+          <w:tcPr>
+            <w:tcW w:type="dxa" w:w="2556"/>
+          </w:tcPr>
+          <w:p>
+            <w:r>
+              <w:t>Limits and revision</w:t>
+            </w:r>
+          </w:p>
+        </w:tc>
+        <w:tc>
+          <w:tcPr>
+            <w:tcW w:type="dxa" w:w="2556"/>
+          </w:tcPr>
+          <w:p>
+            <w:r>
+              <w:t>Claims more than evidence supports</w:t>
+            </w:r>
+          </w:p>
+        </w:tc>
+        <w:tc>
+          <w:tcPr>
+            <w:tcW w:type="dxa" w:w="2556"/>
+          </w:tcPr>
+          <w:p>
+            <w:r>
+              <w:t>Names a limit after a prompt</w:t>
+            </w:r>
+          </w:p>
+        </w:tc>
+        <w:tc>
+          <w:tcPr>
+            <w:tcW w:type="dxa" w:w="2556"/>
+          </w:tcPr>
+          <w:p>
+            <w:r>
+              <w:t>States a defensible limit and useful next test</w:t>
+            </w:r>
+          </w:p>
+        </w:tc>
+      </w:tr>
+    </w:tbl>
+    <w:p>
+      <w:r>
+        <w:t>Project checkpoint: Present and defend. Demonstrate the system, explain one failure and justify the next improvement with evidence.</w:t>
+      </w:r>
+    </w:p>
+    <w:p>
+      <w:r>
+        <w:t>Use the weekly teacher answer for topic-specific reasoning. A saved progress tick is an activity record; judge mastery from the learner’s explanation and evidence.</w:t>
+      </w:r>
+    </w:p>
     <w:sectPr>
       <w:pgSz w:w="12240" w:h="15840"/>
       <w:pgMar w:top="936" w:right="1008" w:bottom="936" w:left="1008" w:header="720" w:footer="720" w:gutter="0"/>

--- a/downloads/teacher/ai-6-week-36.docx
+++ b/downloads/teacher/ai-6-week-36.docx
@@ -2350,6 +2350,39 @@
         <w:t>Use the weekly teacher answer for topic-specific reasoning. A saved progress tick is an activity record; judge mastery from the learner’s explanation and evidence.</w:t>
       </w:r>
     </w:p>
+    <w:p>
+      <w:pPr>
+        <w:pStyle w:val="Heading1"/>
+      </w:pPr>
+      <w:r>
+        <w:t>08. Use feedback, labs and repair paths</w:t>
+      </w:r>
+    </w:p>
+    <w:p>
+      <w:r>
+        <w:t>Use the two formative questions as supported practice, not as independent mastery scores. Discuss the deciding evidence rather than accepting a guessed selection.</w:t>
+      </w:r>
+    </w:p>
+    <w:p>
+      <w:r>
+        <w:t>The feedback comes from the reviewed public worked case. Do not reveal the separately reserved independent teacher answer until the learner has attempted that case.</w:t>
+      </w:r>
+    </w:p>
+    <w:p>
+      <w:r>
+        <w:t>Ask students to predict before running code. Preserve errors and actual outputs; collect a changed test and an explanation. The branch-boundary and indexing lessons deliberately include failure cases.</w:t>
+      </w:r>
+    </w:p>
+    <w:p>
+      <w:r>
+        <w:t>Use the earlier worked-explanation links to address a specific missing building block, then return to the current question. Adapt this suggestion after observing the learner; it is not an automatic diagnosis.</w:t>
+      </w:r>
+    </w:p>
+    <w:p>
+      <w:r>
+        <w:t>Collect the completed-work portfolio as evidence. Record support separately from correctness, and assess explanation, trace/test and limitations. Progress ticks and quiz selections alone do not establish mastery.</w:t>
+      </w:r>
+    </w:p>
     <w:sectPr>
       <w:pgSz w:w="12240" w:h="15840"/>
       <w:pgMar w:top="936" w:right="1008" w:bottom="936" w:left="1008" w:header="720" w:footer="720" w:gutter="0"/>

--- a/downloads/teacher/ai-6-week-36.docx
+++ b/downloads/teacher/ai-6-week-36.docx
@@ -29,16 +29,39 @@
       </w:r>
     </w:p>
     <w:p>
-      <w:pPr>
-        <w:pStyle w:val="Heading3"/>
-      </w:pPr>
-      <w:r>
-        <w:t>Teach the learning cycle</w:t>
+      <w:r>
+        <w:t>Prepare Engineering demonstration and defense: check the target, prerequisites, resources and adaptable teaching schedule.</w:t>
       </w:r>
     </w:p>
     <w:p>
-      <w:r>
-        <w:t>Primary target: Explain the mechanism and terminology of engineering demonstration and defense</w:t>
+      <w:pPr>
+        <w:pStyle w:val="Heading3"/>
+      </w:pPr>
+      <w:r>
+        <w:t>Teach the learning cycle</w:t>
+      </w:r>
+    </w:p>
+    <w:p>
+      <w:pPr>
+        <w:spacing w:line="336" w:lineRule="auto" w:after="180"/>
+      </w:pPr>
+      <w:r>
+        <w:rPr>
+          <w:b w:val="0"/>
+        </w:rPr>
+        <w:t xml:space="preserve">Primary target: Explain the </w:t>
+      </w:r>
+      <w:r>
+        <w:rPr>
+          <w:b/>
+        </w:rPr>
+        <w:t>mechanism</w:t>
+      </w:r>
+      <w:r>
+        <w:rPr>
+          <w:b w:val="0"/>
+        </w:rPr>
+        <w:t xml:space="preserve"> and terminology of engineering demonstration and defense</w:t>
       </w:r>
     </w:p>
     <w:tbl>
@@ -185,16 +208,37 @@
       </w:tr>
     </w:tbl>
     <w:p>
-      <w:r>
-        <w:t>This is a starting allocation of 135 minutes, not a validated duration. Preserve all named topics. Schedule extra time for connected examples, the full investigation, independent cases and project building. Repeated copies of a case share one recorded attempt; they are not new evidence.</w:t>
+      <w:pPr>
+        <w:spacing w:line="336" w:lineRule="auto" w:after="180"/>
+      </w:pPr>
+      <w:r>
+        <w:rPr>
+          <w:b w:val="0"/>
+        </w:rPr>
+        <w:t>This is a starting allocation of 135 minutes, not a validated duration. Preserve all named topics. Schedule extra time for connected examples, the full investigation, independent cases and project building.</w:t>
       </w:r>
     </w:p>
     <w:p>
       <w:pPr>
-        <w:pStyle w:val="Heading3"/>
-      </w:pPr>
-      <w:r>
-        <w:t>Retrieval answer guidance</w:t>
+        <w:spacing w:line="336" w:lineRule="auto" w:after="180"/>
+      </w:pPr>
+      <w:r>
+        <w:rPr>
+          <w:b w:val="0"/>
+        </w:rPr>
+        <w:t xml:space="preserve">Repeated copies of a case share one recorded attempt; they are not new </w:t>
+      </w:r>
+      <w:r>
+        <w:rPr>
+          <w:b/>
+        </w:rPr>
+        <w:t>evidence</w:t>
+      </w:r>
+      <w:r>
+        <w:rPr>
+          <w:b w:val="0"/>
+        </w:rPr>
+        <w:t>.</w:t>
       </w:r>
     </w:p>
     <w:p>
@@ -202,73 +246,181 @@
         <w:pStyle w:val="Heading3"/>
       </w:pPr>
       <w:r>
-        <w:t>Capstone release review</w:t>
+        <w:t>Retrieval answer guidance</w:t>
       </w:r>
     </w:p>
     <w:p>
-      <w:r>
-        <w:t>Without opening the old lesson, explain one key idea from Capstone release review. Give an example and a mistake that the idea helps you avoid.</w:t>
+      <w:pPr>
+        <w:pStyle w:val="Heading3"/>
+      </w:pPr>
+      <w:r>
+        <w:t>Capstone release review</w:t>
       </w:r>
     </w:p>
     <w:p>
-      <w:r>
-        <w:t>Look for: Explain the mechanism and terminology of capstone release review</w:t>
+      <w:pPr>
+        <w:spacing w:line="336" w:lineRule="auto" w:after="180"/>
+      </w:pPr>
+      <w:r>
+        <w:rPr>
+          <w:b w:val="0"/>
+        </w:rPr>
+        <w:t>Without opening the old lesson, explain one key idea from Capstone release review. Give an example and a mistake that the idea helps you avoid.</w:t>
       </w:r>
     </w:p>
     <w:p>
-      <w:r>
-        <w:t>Reference example, not the only acceptable wording: Teacher explanation: Release review combines correctness, access, failure recovery and operational readiness. Critical gates can block release independently of an average score. Toy release requires all access tests, no unauthorised effects, at least90% ordinary-case pass and a compatible rollback rehearsal. Record each gate separately with versioned evidence.</w:t>
+      <w:pPr>
+        <w:spacing w:line="336" w:lineRule="auto" w:after="180"/>
+      </w:pPr>
+      <w:r>
+        <w:rPr>
+          <w:b w:val="0"/>
+        </w:rPr>
+        <w:t xml:space="preserve">Look for: Explain the </w:t>
+      </w:r>
+      <w:r>
+        <w:rPr>
+          <w:b/>
+        </w:rPr>
+        <w:t>mechanism</w:t>
+      </w:r>
+      <w:r>
+        <w:rPr>
+          <w:b w:val="0"/>
+        </w:rPr>
+        <w:t xml:space="preserve"> and terminology of capstone release review</w:t>
       </w:r>
     </w:p>
     <w:p>
       <w:pPr>
-        <w:pStyle w:val="Heading3"/>
-      </w:pPr>
-      <w:r>
-        <w:t>Capstone service implementation</w:t>
+        <w:spacing w:line="336" w:lineRule="auto" w:after="180"/>
+      </w:pPr>
+      <w:r>
+        <w:rPr>
+          <w:b w:val="0"/>
+        </w:rPr>
+        <w:t>Reference example, not the only acceptable wording: Teacher explanation: Release review combines correctness, access, failure recovery and operational readiness.</w:t>
       </w:r>
     </w:p>
     <w:p>
-      <w:r>
-        <w:t>Without opening the old lesson, explain one key idea from Capstone service implementation. Give an example and a mistake that the idea helps you avoid.</w:t>
+      <w:pPr>
+        <w:spacing w:line="336" w:lineRule="auto" w:after="180"/>
+      </w:pPr>
+      <w:r>
+        <w:rPr>
+          <w:b w:val="0"/>
+        </w:rPr>
+        <w:t>Critical gates can block release independently of an average score. Toy release requires all access tests, no unauthorised effects, at least90% ordinary-case pass and a compatible rollback rehearsal.</w:t>
       </w:r>
     </w:p>
     <w:p>
-      <w:r>
-        <w:t>Look for: Explain the mechanism and terminology of capstone service implementation</w:t>
+      <w:pPr>
+        <w:spacing w:line="336" w:lineRule="auto" w:after="180"/>
+      </w:pPr>
+      <w:r>
+        <w:rPr>
+          <w:b w:val="0"/>
+        </w:rPr>
+        <w:t xml:space="preserve">Record each gate separately with versioned </w:t>
+      </w:r>
+      <w:r>
+        <w:rPr>
+          <w:b/>
+        </w:rPr>
+        <w:t>evidence</w:t>
+      </w:r>
+      <w:r>
+        <w:rPr>
+          <w:b w:val="0"/>
+        </w:rPr>
+        <w:t>.</w:t>
       </w:r>
     </w:p>
     <w:p>
-      <w:r>
-        <w:t>Reference example, not the only acceptable wording: Teacher explanation: The engineering capstone implements a bounded read-only room service with testable interfaces. Start with a deterministic baseline before optional model wording. Validate request, establish session role, filter sources, lookup matching current records, return supported or review, validate output and log minimised metadata. Keep side-effect tools absent.</w:t>
+      <w:pPr>
+        <w:pStyle w:val="Heading3"/>
+      </w:pPr>
+      <w:r>
+        <w:t>Capstone service implementation</w:t>
       </w:r>
     </w:p>
     <w:p>
       <w:pPr>
-        <w:pStyle w:val="Heading3"/>
-      </w:pPr>
-      <w:r>
-        <w:t>Security and privacy review</w:t>
+        <w:spacing w:line="336" w:lineRule="auto" w:after="180"/>
+      </w:pPr>
+      <w:r>
+        <w:rPr>
+          <w:b w:val="0"/>
+        </w:rPr>
+        <w:t>Without opening the old lesson, explain one key idea from Capstone service implementation. Give an example and a mistake that the idea helps you avoid.</w:t>
       </w:r>
     </w:p>
     <w:p>
-      <w:r>
-        <w:t>Without opening the old lesson, explain one key idea from Security and privacy review. Give an example and a mistake that the idea helps you avoid.</w:t>
+      <w:pPr>
+        <w:spacing w:line="336" w:lineRule="auto" w:after="180"/>
+      </w:pPr>
+      <w:r>
+        <w:rPr>
+          <w:b w:val="0"/>
+        </w:rPr>
+        <w:t xml:space="preserve">Look for: Explain the </w:t>
+      </w:r>
+      <w:r>
+        <w:rPr>
+          <w:b/>
+        </w:rPr>
+        <w:t>mechanism</w:t>
+      </w:r>
+      <w:r>
+        <w:rPr>
+          <w:b w:val="0"/>
+        </w:rPr>
+        <w:t xml:space="preserve"> and terminology of capstone service implementation</w:t>
       </w:r>
     </w:p>
     <w:p>
-      <w:r>
-        <w:t>Look for: Explain the mechanism and terminology of security and privacy review</w:t>
+      <w:pPr>
+        <w:spacing w:line="336" w:lineRule="auto" w:after="180"/>
+      </w:pPr>
+      <w:r>
+        <w:rPr>
+          <w:b w:val="0"/>
+        </w:rPr>
+        <w:t>Reference example, not the only acceptable wording: Teacher explanation: The engineering capstone implements a bounded read-only room service with testable interfaces.</w:t>
       </w:r>
     </w:p>
     <w:p>
-      <w:r>
-        <w:t>Reference example, not the only acceptable wording: Teacher explanation: Security and privacy review checks assets, actors, data flows and permissions against explicit threats. A clean happy path does not test misuse. For the classroom service identify restricted guides, session secrets and student content. Test denied roles, unexpected fields, source injection and minimised logging without real credentials.</w:t>
+      <w:pPr>
+        <w:spacing w:line="336" w:lineRule="auto" w:after="180"/>
+      </w:pPr>
+      <w:r>
+        <w:rPr>
+          <w:b w:val="0"/>
+        </w:rPr>
+        <w:t>Start with a deterministic baseline before optional model wording.</w:t>
       </w:r>
     </w:p>
     <w:p>
-      <w:r>
-        <w:t>Two 45-minute sessions. An engineering defense demonstrates correct operation and bounded failure with an inspectable implementation, tests and runbook. Use the supplied constructed scenarios to make the mechanism inspectable. Collect W4 before sharing solutions. Students should name intermediate evidence and limitations; classroom pacing and learning effectiveness remain unvalidated.</w:t>
+      <w:pPr>
+        <w:spacing w:line="336" w:lineRule="auto" w:after="180"/>
+      </w:pPr>
+      <w:r>
+        <w:rPr>
+          <w:b w:val="0"/>
+        </w:rPr>
+        <w:t xml:space="preserve">Validate request, establish session role, filter sources, lookup matching current records, return supported or review, validate </w:t>
+      </w:r>
+      <w:r>
+        <w:rPr>
+          <w:b/>
+        </w:rPr>
+        <w:t>output</w:t>
+      </w:r>
+      <w:r>
+        <w:rPr>
+          <w:b w:val="0"/>
+        </w:rPr>
+        <w:t xml:space="preserve"> and log minimised metadata. Keep side-effect tools absent.</w:t>
       </w:r>
     </w:p>
     <w:p>
@@ -276,104 +428,417 @@
         <w:pStyle w:val="Heading3"/>
       </w:pPr>
       <w:r>
-        <w:t>Outcomes</w:t>
+        <w:t>Security and privacy review</w:t>
       </w:r>
     </w:p>
     <w:p>
-      <w:r>
-        <w:t>Explain the mechanism and terminology of engineering demonstration and defense</w:t>
+      <w:pPr>
+        <w:spacing w:line="336" w:lineRule="auto" w:after="180"/>
+      </w:pPr>
+      <w:r>
+        <w:rPr>
+          <w:b w:val="0"/>
+        </w:rPr>
+        <w:t>Without opening the old lesson, explain one key idea from Security and privacy review. Give an example and a mistake that the idea helps you avoid.</w:t>
       </w:r>
     </w:p>
     <w:p>
-      <w:r>
-        <w:t>Apply the stated procedure to a new case with a traceable result</w:t>
+      <w:pPr>
+        <w:spacing w:line="336" w:lineRule="auto" w:after="180"/>
+      </w:pPr>
+      <w:r>
+        <w:rPr>
+          <w:b w:val="0"/>
+        </w:rPr>
+        <w:t xml:space="preserve">Look for: Explain the </w:t>
+      </w:r>
+      <w:r>
+        <w:rPr>
+          <w:b/>
+        </w:rPr>
+        <w:t>mechanism</w:t>
+      </w:r>
+      <w:r>
+        <w:rPr>
+          <w:b w:val="0"/>
+        </w:rPr>
+        <w:t xml:space="preserve"> and terminology of security and privacy review</w:t>
       </w:r>
     </w:p>
     <w:p>
-      <w:r>
-        <w:t>Identify an assumption or limitation and design a revealing follow-up</w:t>
+      <w:pPr>
+        <w:spacing w:line="336" w:lineRule="auto" w:after="180"/>
+      </w:pPr>
+      <w:r>
+        <w:rPr>
+          <w:b w:val="0"/>
+        </w:rPr>
+        <w:t>Reference example, not the only acceptable wording: Teacher explanation: Security and privacy review checks assets, actors, data flows and permissions against explicit threats. A clean happy path does not test misuse.</w:t>
       </w:r>
     </w:p>
     <w:p>
       <w:pPr>
-        <w:pStyle w:val="Heading3"/>
-      </w:pPr>
-      <w:r>
-        <w:t>Preparation</w:t>
+        <w:spacing w:line="336" w:lineRule="auto" w:after="180"/>
+      </w:pPr>
+      <w:r>
+        <w:rPr>
+          <w:b w:val="0"/>
+        </w:rPr>
+        <w:t>For the classroom service identify restricted guides, session secrets and student content. Test denied roles, unexpected fields, source injection and minimised logging without real credentials.</w:t>
       </w:r>
     </w:p>
     <w:p>
-      <w:r>
-        <w:t>Lesson and workbook; paper and pencil</w:t>
+      <w:pPr>
+        <w:spacing w:line="336" w:lineRule="auto" w:after="180"/>
+      </w:pPr>
+      <w:r>
+        <w:rPr>
+          <w:b w:val="0"/>
+        </w:rPr>
+        <w:t xml:space="preserve">Two 45-minute sessions. An engineering defense demonstrates correct operation and bounded failure with an inspectable implementation, tests and runbook. Use the supplied constructed scenarios to make the </w:t>
+      </w:r>
+      <w:r>
+        <w:rPr>
+          <w:b/>
+        </w:rPr>
+        <w:t>mechanism</w:t>
+      </w:r>
+      <w:r>
+        <w:rPr>
+          <w:b w:val="0"/>
+        </w:rPr>
+        <w:t xml:space="preserve"> inspectable.</w:t>
       </w:r>
     </w:p>
     <w:p>
-      <w:r>
-        <w:t>Calculator and optional local Python 3 for arithmetic; no live API or private data</w:t>
+      <w:pPr>
+        <w:spacing w:line="336" w:lineRule="auto" w:after="180"/>
+      </w:pPr>
+      <w:r>
+        <w:rPr>
+          <w:b w:val="0"/>
+        </w:rPr>
+        <w:t xml:space="preserve">Collect W4 before sharing solutions. Students should name intermediate </w:t>
+      </w:r>
+      <w:r>
+        <w:rPr>
+          <w:b/>
+        </w:rPr>
+        <w:t>evidence</w:t>
+      </w:r>
+      <w:r>
+        <w:rPr>
+          <w:b w:val="0"/>
+        </w:rPr>
+        <w:t xml:space="preserve"> and limitations; classroom pacing and learning effectiveness remain unvalidated.</w:t>
       </w:r>
     </w:p>
     <w:p>
-      <w:r>
-        <w:t>Prepare the fresh retry separately and withhold its solution until after collection</w:t>
+      <w:pPr>
+        <w:pStyle w:val="Heading3"/>
+      </w:pPr>
+      <w:r>
+        <w:t>Outcomes</w:t>
       </w:r>
     </w:p>
     <w:p>
       <w:pPr>
-        <w:pStyle w:val="Heading3"/>
-      </w:pPr>
-      <w:r>
-        <w:t>Prerequisite answer</w:t>
+        <w:spacing w:line="336" w:lineRule="auto" w:after="180"/>
+      </w:pPr>
+      <w:r>
+        <w:rPr>
+          <w:b w:val="0"/>
+        </w:rPr>
+        <w:t xml:space="preserve">Explain the </w:t>
+      </w:r>
+      <w:r>
+        <w:rPr>
+          <w:b/>
+        </w:rPr>
+        <w:t>mechanism</w:t>
+      </w:r>
+      <w:r>
+        <w:rPr>
+          <w:b w:val="0"/>
+        </w:rPr>
+        <w:t xml:space="preserve"> and terminology of engineering demonstration and defense</w:t>
       </w:r>
     </w:p>
     <w:p>
-      <w:r>
-        <w:t>A result depends on the inputs, procedure and conditions that produced it. Preserve data roles and distinguish observed outcomes from predictions or unmeasured conditions. If the prior concept cannot be explained, use a short retrieval activity before this chapter.</w:t>
+      <w:pPr>
+        <w:spacing w:line="336" w:lineRule="auto" w:after="180"/>
+      </w:pPr>
+      <w:r>
+        <w:rPr>
+          <w:b w:val="0"/>
+        </w:rPr>
+        <w:t>Apply the stated procedure to a new case with a traceable result</w:t>
       </w:r>
     </w:p>
     <w:p>
       <w:pPr>
-        <w:pStyle w:val="Heading3"/>
-      </w:pPr>
-      <w:r>
-        <w:t>End goal for the pictorial case</w:t>
+        <w:spacing w:line="336" w:lineRule="auto" w:after="180"/>
+      </w:pPr>
+      <w:r>
+        <w:rPr>
+          <w:b w:val="0"/>
+        </w:rPr>
+        <w:t>Identify an assumption or limitation and design a revealing follow-up</w:t>
       </w:r>
     </w:p>
     <w:p>
-      <w:r>
-        <w:t>Explain engineering demonstration and defense using the deciding step in this fictional service.</w:t>
+      <w:pPr>
+        <w:pStyle w:val="Heading3"/>
+      </w:pPr>
+      <w:r>
+        <w:t>Preparation</w:t>
       </w:r>
     </w:p>
     <w:p>
-      <w:r>
-        <w:t>This added worked case illustrates the week’s main idea. Retain all original and connected topics; schedule its practice within the teaching cycle.</w:t>
+      <w:pPr>
+        <w:spacing w:line="336" w:lineRule="auto" w:after="180"/>
+      </w:pPr>
+      <w:r>
+        <w:rPr>
+          <w:b w:val="0"/>
+        </w:rPr>
+        <w:t>Lesson and workbook; paper and pencil</w:t>
       </w:r>
     </w:p>
     <w:p>
       <w:pPr>
-        <w:pStyle w:val="Heading1"/>
-      </w:pPr>
-      <w:r>
-        <w:t>02. Explain and model the mechanism</w:t>
+        <w:spacing w:line="336" w:lineRule="auto" w:after="180"/>
+      </w:pPr>
+      <w:r>
+        <w:rPr>
+          <w:b w:val="0"/>
+        </w:rPr>
+        <w:t>Calculator and optional local Python 3 for arithmetic; no live API or private data</w:t>
       </w:r>
     </w:p>
     <w:p>
-      <w:r>
-        <w:t>An engineering defense demonstrates correct operation and bounded failure with an inspectable implementation, tests and runbook.</w:t>
+      <w:pPr>
+        <w:spacing w:line="336" w:lineRule="auto" w:after="180"/>
+      </w:pPr>
+      <w:r>
+        <w:rPr>
+          <w:b w:val="0"/>
+        </w:rPr>
+        <w:t>Prepare the fresh retry separately and withhold its solution until after collection</w:t>
       </w:r>
     </w:p>
     <w:p>
-      <w:r>
-        <w:t>Begin by writing the question the procedure is intended to answer. Identify the information already supplied, the information it will produce and the information still missing. These are constructed classroom examples; they do not require live accounts, private records or an external service. Do not treat a plausible explanation as a measured outcome.</w:t>
+      <w:pPr>
+        <w:pStyle w:val="Heading3"/>
+      </w:pPr>
+      <w:r>
+        <w:t>Prerequisite answer</w:t>
       </w:r>
     </w:p>
     <w:p>
-      <w:r>
-        <w:t>Present requirements, architecture, contracts, permissions, evaluation, resource measurements and recovery. Show one supported case, one legitimate review and one denied operation. State what was mocked and what remains untested.</w:t>
+      <w:pPr>
+        <w:spacing w:line="336" w:lineRule="auto" w:after="180"/>
+      </w:pPr>
+      <w:r>
+        <w:rPr>
+          <w:b w:val="0"/>
+        </w:rPr>
+        <w:t xml:space="preserve">A result depends on the </w:t>
+      </w:r>
+      <w:r>
+        <w:rPr>
+          <w:b/>
+        </w:rPr>
+        <w:t>input</w:t>
+      </w:r>
+      <w:r>
+        <w:rPr>
+          <w:b w:val="0"/>
+        </w:rPr>
+        <w:t xml:space="preserve">s, procedure and conditions that produced it. Preserve data roles and distinguish observed outcomes from </w:t>
+      </w:r>
+      <w:r>
+        <w:rPr>
+          <w:b/>
+        </w:rPr>
+        <w:t>prediction</w:t>
+      </w:r>
+      <w:r>
+        <w:rPr>
+          <w:b w:val="0"/>
+        </w:rPr>
+        <w:t>s or unmeasured conditions.</w:t>
       </w:r>
     </w:p>
     <w:p>
-      <w:r>
-        <w:t>Before applying the procedure, write its units, denominator or decision boundary where relevant. A partner should be able to repeat each step using the same inputs. If a required input is absent or violates the stated contract, record that condition explicitly instead of quietly replacing it with a convenient value.</w:t>
+      <w:pPr>
+        <w:spacing w:line="336" w:lineRule="auto" w:after="180"/>
+      </w:pPr>
+      <w:r>
+        <w:rPr>
+          <w:b w:val="0"/>
+        </w:rPr>
+        <w:t>If the prior concept cannot be explained, use a short retrieval activity before this chapter.</w:t>
+      </w:r>
+    </w:p>
+    <w:p>
+      <w:pPr>
+        <w:pStyle w:val="Heading3"/>
+      </w:pPr>
+      <w:r>
+        <w:t>End goal for the pictorial case</w:t>
+      </w:r>
+    </w:p>
+    <w:p>
+      <w:pPr>
+        <w:spacing w:line="336" w:lineRule="auto" w:after="180"/>
+      </w:pPr>
+      <w:r>
+        <w:rPr>
+          <w:b w:val="0"/>
+        </w:rPr>
+        <w:t>Explain engineering demonstration and defense using the deciding step in this fictional service.</w:t>
+      </w:r>
+    </w:p>
+    <w:p>
+      <w:pPr>
+        <w:spacing w:line="336" w:lineRule="auto" w:after="180"/>
+      </w:pPr>
+      <w:r>
+        <w:rPr>
+          <w:b w:val="0"/>
+        </w:rPr>
+        <w:t>This added worked case illustrates the week’s main idea. Retain all original and connected topics; schedule its practice within the teaching cycle.</w:t>
+      </w:r>
+    </w:p>
+    <w:p>
+      <w:pPr>
+        <w:pStyle w:val="Heading1"/>
+      </w:pPr>
+      <w:r>
+        <w:t>02. Explain and model the mechanism</w:t>
+      </w:r>
+    </w:p>
+    <w:p>
+      <w:r>
+        <w:t>Model Engineering demonstration and defense using the supplied case, labelled mechanism and reasoning. Make the scope of each conclusion explicit.</w:t>
+      </w:r>
+    </w:p>
+    <w:p>
+      <w:pPr>
+        <w:spacing w:line="336" w:lineRule="auto" w:after="180"/>
+      </w:pPr>
+      <w:r>
+        <w:rPr>
+          <w:b w:val="0"/>
+        </w:rPr>
+        <w:t>An engineering defense demonstrates correct operation and bounded failure with an inspectable implementation, tests and runbook.</w:t>
+      </w:r>
+    </w:p>
+    <w:p>
+      <w:pPr>
+        <w:pStyle w:val="Heading3"/>
+      </w:pPr>
+      <w:r>
+        <w:t>Explain Engineering demonstration and defense · 1</w:t>
+      </w:r>
+    </w:p>
+    <w:p>
+      <w:pPr>
+        <w:spacing w:line="336" w:lineRule="auto" w:after="180"/>
+      </w:pPr>
+      <w:r>
+        <w:rPr>
+          <w:b w:val="0"/>
+        </w:rPr>
+        <w:t>Begin by writing the question the procedure is intended to answer. Identify the information already supplied, the information it will produce and the information still missing.</w:t>
+      </w:r>
+    </w:p>
+    <w:p>
+      <w:pPr>
+        <w:spacing w:line="336" w:lineRule="auto" w:after="180"/>
+      </w:pPr>
+      <w:r>
+        <w:rPr>
+          <w:b w:val="0"/>
+        </w:rPr>
+        <w:t>These are constructed classroom examples; they do not require live accounts, private records or an external service. Do not treat a plausible explanation as a measured outcome.</w:t>
+      </w:r>
+    </w:p>
+    <w:p>
+      <w:pPr>
+        <w:spacing w:line="336" w:lineRule="auto" w:after="180"/>
+      </w:pPr>
+      <w:r>
+        <w:rPr>
+          <w:b w:val="0"/>
+        </w:rPr>
+        <w:t>Present requirements, architecture, contracts, permissions, evaluation, resource measurements and recovery. Show one supported case, one legitimate review and one denied operation.</w:t>
+      </w:r>
+    </w:p>
+    <w:p>
+      <w:pPr>
+        <w:spacing w:line="336" w:lineRule="auto" w:after="180"/>
+      </w:pPr>
+      <w:r>
+        <w:rPr>
+          <w:b w:val="0"/>
+        </w:rPr>
+        <w:t>State what was mocked and what remains untested.</w:t>
+      </w:r>
+    </w:p>
+    <w:p>
+      <w:pPr>
+        <w:pStyle w:val="Heading3"/>
+      </w:pPr>
+      <w:r>
+        <w:t>Explain Engineering demonstration and defense · 2</w:t>
+      </w:r>
+    </w:p>
+    <w:p>
+      <w:pPr>
+        <w:spacing w:line="336" w:lineRule="auto" w:after="180"/>
+      </w:pPr>
+      <w:r>
+        <w:rPr>
+          <w:b w:val="0"/>
+        </w:rPr>
+        <w:t xml:space="preserve">Before applying the procedure, write its units, denominator or decision boundary where relevant. A partner should be able to repeat each step using the same </w:t>
+      </w:r>
+      <w:r>
+        <w:rPr>
+          <w:b/>
+        </w:rPr>
+        <w:t>input</w:t>
+      </w:r>
+      <w:r>
+        <w:rPr>
+          <w:b w:val="0"/>
+        </w:rPr>
+        <w:t>s.</w:t>
+      </w:r>
+    </w:p>
+    <w:p>
+      <w:pPr>
+        <w:spacing w:line="336" w:lineRule="auto" w:after="180"/>
+      </w:pPr>
+      <w:r>
+        <w:rPr>
+          <w:b w:val="0"/>
+        </w:rPr>
+        <w:t xml:space="preserve">If a required </w:t>
+      </w:r>
+      <w:r>
+        <w:rPr>
+          <w:b/>
+        </w:rPr>
+        <w:t>input</w:t>
+      </w:r>
+      <w:r>
+        <w:rPr>
+          <w:b w:val="0"/>
+        </w:rPr>
+        <w:t xml:space="preserve"> is absent or violates the stated contract, record that condition explicitly instead of quietly replacing it with a convenient value.</w:t>
       </w:r>
     </w:p>
     <w:tbl>
@@ -571,36 +1036,222 @@
       </w:r>
     </w:p>
     <w:p>
-      <w:r>
-        <w:t>Guided: The demo supports the three fixture behaviours only. Real availability, resource limits and broader security remain untested; preserve the mock boundary. Qualification: A defense earns credibility through traceable scope and honest failures, not universal guarantees. Exit: accept a concrete variation with its predicted outcome and a stated condition that would challenge the mechanism; reject a claim resting on unmeasured evidence.</w:t>
+      <w:pPr>
+        <w:pStyle w:val="Heading3"/>
+      </w:pPr>
+      <w:r>
+        <w:t>Explain Engineering demonstration and defense · 3</w:t>
       </w:r>
     </w:p>
     <w:p>
       <w:pPr>
-        <w:pStyle w:val="Heading3"/>
-      </w:pPr>
-      <w:r>
-        <w:t>Model the reasoning aloud</w:t>
+        <w:spacing w:line="336" w:lineRule="auto" w:after="180"/>
+      </w:pPr>
+      <w:r>
+        <w:rPr>
+          <w:b w:val="0"/>
+        </w:rPr>
+        <w:t xml:space="preserve">Guided: The demo supports the three fixture behaviours only. Real availability, resource limits and broader security remain untested; preserve the </w:t>
+      </w:r>
+      <w:r>
+        <w:rPr>
+          <w:b/>
+        </w:rPr>
+        <w:t>mock boundary</w:t>
+      </w:r>
+      <w:r>
+        <w:rPr>
+          <w:b w:val="0"/>
+        </w:rPr>
+        <w:t>.</w:t>
       </w:r>
     </w:p>
     <w:p>
-      <w:r>
-        <w:t>Use the complete worked example below before asking learners to complete W2. Reveal a small part, invite a prediction, then explain the deciding step. These teacher notes contain solutions; do not reveal the independent case answer during modelling.</w:t>
+      <w:pPr>
+        <w:spacing w:line="336" w:lineRule="auto" w:after="180"/>
+      </w:pPr>
+      <w:r>
+        <w:rPr>
+          <w:b w:val="0"/>
+        </w:rPr>
+        <w:t>Qualification: A defense earns credibility through traceable scope and honest failures, not universal guarantees.</w:t>
       </w:r>
     </w:p>
     <w:p>
-      <w:r>
-        <w:t>Demo succeeds on three cases using mocked storage. Presenter claims real network reliability and production security.</w:t>
+      <w:pPr>
+        <w:spacing w:line="336" w:lineRule="auto" w:after="180"/>
+      </w:pPr>
+      <w:r>
+        <w:rPr>
+          <w:b w:val="0"/>
+        </w:rPr>
+        <w:t xml:space="preserve">Exit: accept a concrete variation with its predicted outcome and a stated condition that would challenge the </w:t>
+      </w:r>
+      <w:r>
+        <w:rPr>
+          <w:b/>
+        </w:rPr>
+        <w:t>mechanism</w:t>
+      </w:r>
+      <w:r>
+        <w:rPr>
+          <w:b w:val="0"/>
+        </w:rPr>
+        <w:t xml:space="preserve">; reject a claim resting on unmeasured </w:t>
+      </w:r>
+      <w:r>
+        <w:rPr>
+          <w:b/>
+        </w:rPr>
+        <w:t>evidence</w:t>
+      </w:r>
+      <w:r>
+        <w:rPr>
+          <w:b w:val="0"/>
+        </w:rPr>
+        <w:t>.</w:t>
       </w:r>
     </w:p>
     <w:p>
-      <w:r>
-        <w:t>The demo supports the three fixture behaviours only. Real availability, resource limits and broader security remain untested; preserve the mock boundary.</w:t>
+      <w:pPr>
+        <w:pStyle w:val="Heading3"/>
+      </w:pPr>
+      <w:r>
+        <w:t>Model the reasoning aloud</w:t>
       </w:r>
     </w:p>
     <w:p>
-      <w:r>
-        <w:t>Compare the intermediate evidence with the final statement. Explain why each number or decision follows from the stated inputs. The conclusion belongs to this scenario and procedure; changing the inputs, evaluation population or authority can change what it establishes. Retain the raw record so a later revision can be compared honestly.</w:t>
+      <w:pPr>
+        <w:spacing w:line="336" w:lineRule="auto" w:after="180"/>
+      </w:pPr>
+      <w:r>
+        <w:rPr>
+          <w:b w:val="0"/>
+        </w:rPr>
+        <w:t xml:space="preserve">Use the complete worked example below before asking learners to complete W2. Reveal a small part, invite a </w:t>
+      </w:r>
+      <w:r>
+        <w:rPr>
+          <w:b/>
+        </w:rPr>
+        <w:t>prediction</w:t>
+      </w:r>
+      <w:r>
+        <w:rPr>
+          <w:b w:val="0"/>
+        </w:rPr>
+        <w:t>, then explain the deciding step.</w:t>
+      </w:r>
+    </w:p>
+    <w:p>
+      <w:pPr>
+        <w:spacing w:line="336" w:lineRule="auto" w:after="180"/>
+      </w:pPr>
+      <w:r>
+        <w:rPr>
+          <w:b w:val="0"/>
+        </w:rPr>
+        <w:t>These teacher notes contain solutions; do not reveal the independent case answer during modelling.</w:t>
+      </w:r>
+    </w:p>
+    <w:p>
+      <w:pPr>
+        <w:spacing w:line="336" w:lineRule="auto" w:after="180"/>
+      </w:pPr>
+      <w:r>
+        <w:rPr>
+          <w:b w:val="0"/>
+        </w:rPr>
+        <w:t>Demo succeeds on three cases using mocked storage. Presenter claims real network reliability and production security.</w:t>
+      </w:r>
+    </w:p>
+    <w:p>
+      <w:pPr>
+        <w:spacing w:line="336" w:lineRule="auto" w:after="180"/>
+      </w:pPr>
+      <w:r>
+        <w:rPr>
+          <w:b w:val="0"/>
+        </w:rPr>
+        <w:t xml:space="preserve">The demo supports the three fixture behaviours only. Real availability, resource limits and broader security remain untested; preserve the </w:t>
+      </w:r>
+      <w:r>
+        <w:rPr>
+          <w:b/>
+        </w:rPr>
+        <w:t>mock boundary</w:t>
+      </w:r>
+      <w:r>
+        <w:rPr>
+          <w:b w:val="0"/>
+        </w:rPr>
+        <w:t>.</w:t>
+      </w:r>
+    </w:p>
+    <w:p>
+      <w:pPr>
+        <w:pStyle w:val="Heading3"/>
+      </w:pPr>
+      <w:r>
+        <w:t>Model the reasoning aloud · 4</w:t>
+      </w:r>
+    </w:p>
+    <w:p>
+      <w:pPr>
+        <w:spacing w:line="336" w:lineRule="auto" w:after="180"/>
+      </w:pPr>
+      <w:r>
+        <w:rPr>
+          <w:b w:val="0"/>
+        </w:rPr>
+        <w:t xml:space="preserve">Compare the intermediate </w:t>
+      </w:r>
+      <w:r>
+        <w:rPr>
+          <w:b/>
+        </w:rPr>
+        <w:t>evidence</w:t>
+      </w:r>
+      <w:r>
+        <w:rPr>
+          <w:b w:val="0"/>
+        </w:rPr>
+        <w:t xml:space="preserve"> with the final statement. Explain why each number or decision follows from the stated </w:t>
+      </w:r>
+      <w:r>
+        <w:rPr>
+          <w:b/>
+        </w:rPr>
+        <w:t>input</w:t>
+      </w:r>
+      <w:r>
+        <w:rPr>
+          <w:b w:val="0"/>
+        </w:rPr>
+        <w:t>s.</w:t>
+      </w:r>
+    </w:p>
+    <w:p>
+      <w:pPr>
+        <w:spacing w:line="336" w:lineRule="auto" w:after="180"/>
+      </w:pPr>
+      <w:r>
+        <w:rPr>
+          <w:b w:val="0"/>
+        </w:rPr>
+        <w:t xml:space="preserve">The conclusion belongs to this scenario and procedure; changing the </w:t>
+      </w:r>
+      <w:r>
+        <w:rPr>
+          <w:b/>
+        </w:rPr>
+        <w:t>input</w:t>
+      </w:r>
+      <w:r>
+        <w:rPr>
+          <w:b w:val="0"/>
+        </w:rPr>
+        <w:t>s, evaluation population or authority can change what it establishes. Retain the raw record so a later revision can be compared honestly.</w:t>
       </w:r>
     </w:p>
     <w:tbl>
@@ -706,7 +1357,13 @@
       </w:tr>
     </w:tbl>
     <w:p>
-      <w:r>
+      <w:pPr>
+        <w:spacing w:line="336" w:lineRule="auto" w:after="180"/>
+      </w:pPr>
+      <w:r>
+        <w:rPr>
+          <w:b w:val="0"/>
+        </w:rPr>
         <w:t>Use the diagram and verbal explanation together. Ask learners to match a sentence to a specific visual step; do not assign learners fixed visual or auditory learning styles.</w:t>
       </w:r>
     </w:p>
@@ -719,7 +1376,13 @@
       </w:r>
     </w:p>
     <w:p>
-      <w:r>
+      <w:pPr>
+        <w:spacing w:line="336" w:lineRule="auto" w:after="180"/>
+      </w:pPr>
+      <w:r>
+        <w:rPr>
+          <w:b w:val="0"/>
+        </w:rPr>
         <w:t>Defend one complete service trace. At the demonstration, a challenger asks how a room answer was produced and what the bot cannot do.</w:t>
       </w:r>
     </w:p>
@@ -732,7 +1395,22 @@
       </w:r>
     </w:p>
     <w:p>
-      <w:r>
+      <w:pPr>
+        <w:pStyle w:val="Heading3"/>
+      </w:pPr>
+      <w:r>
+        <w:t>Supplied facts</w:t>
+      </w:r>
+    </w:p>
+    <w:p>
+      <w:pPr>
+        <w:spacing w:line="336" w:lineRule="auto" w:after="180"/>
+        <w:shd w:fill="F1F6FC"/>
+      </w:pPr>
+      <w:r>
+        <w:rPr>
+          <w:b w:val="0"/>
+        </w:rPr>
         <w:t>Approved card V7 says club V uses room E. All trusted tools are read-only.</w:t>
       </w:r>
     </w:p>
@@ -918,21 +1596,43 @@
       </w:r>
     </w:p>
     <w:p>
-      <w:r>
-        <w:t>A defence links behaviour to evidence and limitations. Demonstrate both a valid answer path and a meaningful refused request.</w:t>
+      <w:pPr>
+        <w:pStyle w:val="Heading3"/>
+      </w:pPr>
+      <w:r>
+        <w:t>Why the result follows</w:t>
       </w:r>
     </w:p>
     <w:p>
       <w:pPr>
-        <w:pStyle w:val="Heading3"/>
-      </w:pPr>
-      <w:r>
-        <w:t>What this example does not establish</w:t>
+        <w:spacing w:line="336" w:lineRule="auto" w:after="180"/>
+        <w:shd w:fill="F1F6FC"/>
+      </w:pPr>
+      <w:r>
+        <w:rPr>
+          <w:b w:val="0"/>
+        </w:rPr>
+        <w:t xml:space="preserve">A defence links behaviour to </w:t>
+      </w:r>
+      <w:r>
+        <w:rPr>
+          <w:b/>
+        </w:rPr>
+        <w:t>evidence</w:t>
+      </w:r>
+      <w:r>
+        <w:rPr>
+          <w:b w:val="0"/>
+        </w:rPr>
+        <w:t xml:space="preserve"> and limitations. Demonstrate both a valid answer path and a meaningful refused request.</w:t>
       </w:r>
     </w:p>
     <w:p>
-      <w:r>
-        <w:t>A polished demonstration is not a broad reliability estimate; disclose tested cases, failures and assumptions.</w:t>
+      <w:pPr>
+        <w:pStyle w:val="Heading3"/>
+      </w:pPr>
+      <w:r>
+        <w:t>What this example does not establish</w:t>
       </w:r>
     </w:p>
     <w:p>
@@ -940,43 +1640,168 @@
         <w:pStyle w:val="Heading3"/>
       </w:pPr>
       <w:r>
-        <w:t>Change one thing in the pictured case</w:t>
+        <w:t>Keep the stated limit</w:t>
       </w:r>
     </w:p>
     <w:p>
-      <w:r>
-        <w:t>Change: The challenger asks the bot to email everyone about room E.</w:t>
+      <w:pPr>
+        <w:spacing w:line="336" w:lineRule="auto" w:after="180"/>
+        <w:shd w:fill="FFF5E6"/>
+      </w:pPr>
+      <w:r>
+        <w:rPr>
+          <w:b w:val="0"/>
+        </w:rPr>
+        <w:t>A polished demonstration is not a broad reliability estimate; disclose tested cases, failures and assumptions.</w:t>
       </w:r>
     </w:p>
     <w:p>
-      <w:r>
-        <w:t>Prediction: Refuse that operation while retaining the supported room answer.</w:t>
+      <w:pPr>
+        <w:pStyle w:val="Heading3"/>
+      </w:pPr>
+      <w:r>
+        <w:t>Change one thing in the pictured case</w:t>
       </w:r>
     </w:p>
     <w:p>
-      <w:r>
-        <w:t>Reason: Knowing a fact does not grant authority for an external action.</w:t>
+      <w:pPr>
+        <w:pStyle w:val="Heading3"/>
+      </w:pPr>
+      <w:r>
+        <w:t>Change one thing</w:t>
       </w:r>
     </w:p>
     <w:p>
       <w:pPr>
-        <w:pStyle w:val="Heading3"/>
-      </w:pPr>
-      <w:r>
-        <w:t>Ask while showing the picture</w:t>
+        <w:spacing w:line="336" w:lineRule="auto" w:after="180"/>
+        <w:shd w:fill="F5F1FB"/>
+      </w:pPr>
+      <w:r>
+        <w:rPr>
+          <w:b w:val="0"/>
+        </w:rPr>
+        <w:t>Change: The challenger asks the bot to email everyone about room E.</w:t>
       </w:r>
     </w:p>
     <w:p>
-      <w:r>
-        <w:t>Cover the result. Ask learners to name the inputs and predict the next step. Uncover one step, connect the icon to the actual procedure, and explain its evidence. Then change the supplied condition and compare. The picture is a representation; it does not document execution of a real AI model.</w:t>
+      <w:pPr>
+        <w:pStyle w:val="Heading3"/>
+      </w:pPr>
+      <w:r>
+        <w:t>Predicted result</w:t>
       </w:r>
     </w:p>
     <w:p>
       <w:pPr>
+        <w:spacing w:line="336" w:lineRule="auto" w:after="180"/>
+        <w:shd w:fill="F1F6FC"/>
+      </w:pPr>
+      <w:r>
+        <w:rPr>
+          <w:b/>
+        </w:rPr>
+        <w:t>Prediction</w:t>
+      </w:r>
+      <w:r>
+        <w:rPr>
+          <w:b w:val="0"/>
+        </w:rPr>
+        <w:t>: Refuse that operation while retaining the supported room answer.</w:t>
+      </w:r>
+    </w:p>
+    <w:p>
+      <w:pPr>
+        <w:pStyle w:val="Heading3"/>
+      </w:pPr>
+      <w:r>
+        <w:t>Why the result follows</w:t>
+      </w:r>
+    </w:p>
+    <w:p>
+      <w:pPr>
+        <w:spacing w:line="336" w:lineRule="auto" w:after="180"/>
+        <w:shd w:fill="F1F6FC"/>
+      </w:pPr>
+      <w:r>
+        <w:rPr>
+          <w:b w:val="0"/>
+        </w:rPr>
+        <w:t>Reason: Knowing a fact does not grant authority for an external action.</w:t>
+      </w:r>
+    </w:p>
+    <w:p>
+      <w:pPr>
+        <w:pStyle w:val="Heading3"/>
+      </w:pPr>
+      <w:r>
+        <w:t>Ask while showing the picture</w:t>
+      </w:r>
+    </w:p>
+    <w:p>
+      <w:pPr>
+        <w:pStyle w:val="Heading3"/>
+      </w:pPr>
+      <w:r>
+        <w:t>Ask while showing the picture · 5</w:t>
+      </w:r>
+    </w:p>
+    <w:p>
+      <w:pPr>
+        <w:spacing w:line="336" w:lineRule="auto" w:after="180"/>
+      </w:pPr>
+      <w:r>
+        <w:rPr>
+          <w:b w:val="0"/>
+        </w:rPr>
+        <w:t xml:space="preserve">Cover the result. Ask learners to name the </w:t>
+      </w:r>
+      <w:r>
+        <w:rPr>
+          <w:b/>
+        </w:rPr>
+        <w:t>input</w:t>
+      </w:r>
+      <w:r>
+        <w:rPr>
+          <w:b w:val="0"/>
+        </w:rPr>
+        <w:t xml:space="preserve">s and predict the next step. Uncover one step, connect the icon to the actual procedure, and explain its </w:t>
+      </w:r>
+      <w:r>
+        <w:rPr>
+          <w:b/>
+        </w:rPr>
+        <w:t>evidence</w:t>
+      </w:r>
+      <w:r>
+        <w:rPr>
+          <w:b w:val="0"/>
+        </w:rPr>
+        <w:t>. Then change the supplied condition and compare.</w:t>
+      </w:r>
+    </w:p>
+    <w:p>
+      <w:pPr>
+        <w:spacing w:line="336" w:lineRule="auto" w:after="180"/>
+      </w:pPr>
+      <w:r>
+        <w:rPr>
+          <w:b w:val="0"/>
+        </w:rPr>
+        <w:t>The picture is a representation; it does not document execution of a real AI model.</w:t>
+      </w:r>
+    </w:p>
+    <w:p>
+      <w:pPr>
         <w:pStyle w:val="Heading1"/>
       </w:pPr>
       <w:r>
         <w:t>03. Demonstrate and guide practice</w:t>
+      </w:r>
+    </w:p>
+    <w:p>
+      <w:r>
+        <w:t>Demonstrate Engineering demonstration and defense, reduce support deliberately and check individual reasoning before discussing answers.</w:t>
       </w:r>
     </w:p>
     <w:tbl>
@@ -1192,36 +2017,100 @@
       </w:tr>
     </w:tbl>
     <w:p>
-      <w:r>
-        <w:t>Use the worked example in Sections 3 and 6. Collect a prediction before revealing its result; ask the learner to point to each intermediate fact.</w:t>
+      <w:pPr>
+        <w:spacing w:line="336" w:lineRule="auto" w:after="180"/>
+      </w:pPr>
+      <w:r>
+        <w:rPr>
+          <w:b w:val="0"/>
+        </w:rPr>
+        <w:t xml:space="preserve">Use the worked example in Sections 3 and 6. Collect a </w:t>
+      </w:r>
+      <w:r>
+        <w:rPr>
+          <w:b/>
+        </w:rPr>
+        <w:t>prediction</w:t>
+      </w:r>
+      <w:r>
+        <w:rPr>
+          <w:b w:val="0"/>
+        </w:rPr>
+        <w:t xml:space="preserve"> before revealing its result; ask the learner to point to each intermediate fact.</w:t>
       </w:r>
     </w:p>
     <w:p>
-      <w:r>
-        <w:t>Provide an input/procedure/result/limit frame and a calculator when needed. Ask students to identify the first step before completing the whole trace. Extension: compare two concrete variants of this mechanism while holding unrelated conditions fixed; report both successful and unsuccessful outcomes.</w:t>
+      <w:pPr>
+        <w:spacing w:line="336" w:lineRule="auto" w:after="180"/>
+      </w:pPr>
+      <w:r>
+        <w:rPr>
+          <w:b w:val="0"/>
+        </w:rPr>
+        <w:t xml:space="preserve">Provide an </w:t>
+      </w:r>
+      <w:r>
+        <w:rPr>
+          <w:b/>
+        </w:rPr>
+        <w:t>input</w:t>
+      </w:r>
+      <w:r>
+        <w:rPr>
+          <w:b w:val="0"/>
+        </w:rPr>
+        <w:t>/procedure/result/limit frame and a calculator when needed. Ask students to identify the first step before completing the whole trace.</w:t>
       </w:r>
     </w:p>
     <w:p>
       <w:pPr>
-        <w:pStyle w:val="Heading3"/>
-      </w:pPr>
-      <w:r>
-        <w:t>Reduce help deliberately</w:t>
+        <w:spacing w:line="336" w:lineRule="auto" w:after="180"/>
+      </w:pPr>
+      <w:r>
+        <w:rPr>
+          <w:b w:val="0"/>
+        </w:rPr>
+        <w:t xml:space="preserve">Extension: compare two concrete variants of this </w:t>
+      </w:r>
+      <w:r>
+        <w:rPr>
+          <w:b/>
+        </w:rPr>
+        <w:t>mechanism</w:t>
+      </w:r>
+      <w:r>
+        <w:rPr>
+          <w:b w:val="0"/>
+        </w:rPr>
+        <w:t xml:space="preserve"> while holding unrelated conditions fixed; report both successful and unsuccessful outcomes.</w:t>
       </w:r>
     </w:p>
     <w:p>
-      <w:r>
-        <w:t>Completion task: Demo succeeds on three cases using mocked storage. Presenter claims real network reliability and production security. Show the intermediate steps and give the conclusion with its scope.</w:t>
+      <w:pPr>
+        <w:pStyle w:val="Heading3"/>
+      </w:pPr>
+      <w:r>
+        <w:t>Reduce help deliberately</w:t>
       </w:r>
     </w:p>
     <w:p>
-      <w:r>
-        <w:t>Teacher check: Teacher explanation: The demo supports the three fixture behaviours only. Real availability, resource limits and broader security remain untested; preserve the mock boundary.</w:t>
+      <w:pPr>
+        <w:pStyle w:val="Heading3"/>
+      </w:pPr>
+      <w:r>
+        <w:t>Completion practice</w:t>
       </w:r>
     </w:p>
     <w:p>
-      <w:r>
-        <w:t>Start by identifying the given inputs together. Leave the intermediate steps blank. If needed, model one step, then withdraw that help on the next step. Move to a full trace only when the partial trace is understood. For partners, alternate explainer and checker; collect a response from every learner before discussion.</w:t>
+      <w:pPr>
+        <w:spacing w:line="336" w:lineRule="auto" w:after="180"/>
+        <w:shd w:fill="F5F1FB"/>
+      </w:pPr>
+      <w:r>
+        <w:rPr>
+          <w:b w:val="0"/>
+        </w:rPr>
+        <w:t>Completion task: Demo succeeds on three cases using mocked storage. Presenter claims real network reliability and production security. Show the intermediate steps and give the conclusion with its scope.</w:t>
       </w:r>
     </w:p>
     <w:p>
@@ -1229,22 +2118,65 @@
         <w:pStyle w:val="Heading3"/>
       </w:pPr>
       <w:r>
-        <w:t>Individual reasoning check</w:t>
+        <w:t>Reasoning to listen for</w:t>
       </w:r>
     </w:p>
     <w:p>
-      <w:r>
-        <w:t>Use the worked case for Engineering demonstration and defense. Proposed explanation: “The worked result establishes every future case”. Decide whether this explanation is supported. Point to the step or supplied fact that decides; explain your repair if needed.</w:t>
+      <w:pPr>
+        <w:spacing w:line="336" w:lineRule="auto" w:after="180"/>
+        <w:shd w:fill="F1F6FC"/>
+      </w:pPr>
+      <w:r>
+        <w:rPr>
+          <w:b w:val="0"/>
+        </w:rPr>
+        <w:t xml:space="preserve">Teacher check: Teacher explanation: The demo supports the three fixture behaviours only. Real availability, resource limits and broader security remain untested; preserve the </w:t>
+      </w:r>
+      <w:r>
+        <w:rPr>
+          <w:b/>
+        </w:rPr>
+        <w:t>mock boundary</w:t>
+      </w:r>
+      <w:r>
+        <w:rPr>
+          <w:b w:val="0"/>
+        </w:rPr>
+        <w:t>.</w:t>
       </w:r>
     </w:p>
     <w:p>
-      <w:r>
-        <w:t>Expected correction: A defense earns credibility through traceable scope and honest failures, not universal guarantees.</w:t>
+      <w:pPr>
+        <w:spacing w:line="336" w:lineRule="auto" w:after="180"/>
+      </w:pPr>
+      <w:r>
+        <w:rPr>
+          <w:b w:val="0"/>
+        </w:rPr>
+        <w:t xml:space="preserve">Start by identifying the given </w:t>
+      </w:r>
+      <w:r>
+        <w:rPr>
+          <w:b/>
+        </w:rPr>
+        <w:t>input</w:t>
+      </w:r>
+      <w:r>
+        <w:rPr>
+          <w:b w:val="0"/>
+        </w:rPr>
+        <w:t>s together. Leave the intermediate steps blank. If needed, model one step, then withdraw that help on the next step. Move to a full trace only when the partial trace is understood.</w:t>
       </w:r>
     </w:p>
     <w:p>
-      <w:r>
-        <w:t>Collect explanations, not only yes/no votes. If a misunderstanding is common, re-model the relevant step for the class. If it affects a few learners, give a short targeted group explanation while others solve a more demanding variation.</w:t>
+      <w:pPr>
+        <w:spacing w:line="336" w:lineRule="auto" w:after="180"/>
+      </w:pPr>
+      <w:r>
+        <w:rPr>
+          <w:b w:val="0"/>
+        </w:rPr>
+        <w:t>For partners, alternate explainer and checker; collect a response from every learner before discussion.</w:t>
       </w:r>
     </w:p>
     <w:p>
@@ -1252,63 +2184,296 @@
         <w:pStyle w:val="Heading3"/>
       </w:pPr>
       <w:r>
-        <w:t>Pictorial practice question</w:t>
+        <w:t>Individual reasoning check</w:t>
       </w:r>
     </w:p>
     <w:p>
-      <w:r>
-        <w:t>Locate V7, room E and read-only scope in the demonstration. Which evidence supports the answer, and why must a request to email everyone still be refused?</w:t>
+      <w:pPr>
+        <w:spacing w:line="336" w:lineRule="auto" w:after="180"/>
+      </w:pPr>
+      <w:r>
+        <w:rPr>
+          <w:b w:val="0"/>
+        </w:rPr>
+        <w:t>Use the worked case for Engineering demonstration and defense. Proposed explanation: “The worked result establishes every future case”. Decide whether this explanation is supported.</w:t>
       </w:r>
     </w:p>
     <w:p>
       <w:pPr>
-        <w:pStyle w:val="Heading3"/>
-      </w:pPr>
-      <w:r>
-        <w:t>Reasoned teacher answer</w:t>
+        <w:spacing w:line="336" w:lineRule="auto" w:after="180"/>
+      </w:pPr>
+      <w:r>
+        <w:rPr>
+          <w:b w:val="0"/>
+        </w:rPr>
+        <w:t>Point to the step or supplied fact that decides; explain your repair if needed.</w:t>
       </w:r>
     </w:p>
     <w:p>
-      <w:r>
-        <w:t>Connect the question to retrieved card V7. Room E follows from V7, not merely fluent wording. The service cannot edit rooms or send messages. With no approved card, decline to invent a room. Changed case: Refuse that operation while retaining the supported room answer. Knowing a fact does not grant authority for an external action.</w:t>
+      <w:pPr>
+        <w:pStyle w:val="Heading3"/>
+      </w:pPr>
+      <w:r>
+        <w:t>Expected repair</w:t>
       </w:r>
     </w:p>
     <w:p>
-      <w:r>
-        <w:t>Changed-case reasoning: Refuse that operation while retaining the supported room answer. Knowing a fact does not grant authority for an external action.</w:t>
+      <w:pPr>
+        <w:spacing w:line="336" w:lineRule="auto" w:after="180"/>
+        <w:shd w:fill="F1F6FC"/>
+      </w:pPr>
+      <w:r>
+        <w:rPr>
+          <w:b w:val="0"/>
+        </w:rPr>
+        <w:t>Expected correction: A defense earns credibility through traceable scope and honest failures, not universal guarantees.</w:t>
       </w:r>
     </w:p>
     <w:p>
-      <w:r>
-        <w:t>Collect each learner’s explanation before discussion. Use the first missing connection between input, deciding step and result to choose support. This question is worked-case practice, not fresh mastery evidence.</w:t>
+      <w:pPr>
+        <w:spacing w:line="336" w:lineRule="auto" w:after="180"/>
+      </w:pPr>
+      <w:r>
+        <w:rPr>
+          <w:b w:val="0"/>
+        </w:rPr>
+        <w:t>Collect explanations, not only yes/no votes. If a misunderstanding is common, re-model the relevant step for the class.</w:t>
       </w:r>
     </w:p>
     <w:p>
       <w:pPr>
-        <w:pStyle w:val="Heading1"/>
-      </w:pPr>
-      <w:r>
-        <w:t>04. Run the investigation and diagnose misconceptions</w:t>
+        <w:spacing w:line="336" w:lineRule="auto" w:after="180"/>
+      </w:pPr>
+      <w:r>
+        <w:rPr>
+          <w:b w:val="0"/>
+        </w:rPr>
+        <w:t>If it affects a few learners, give a short targeted group explanation while others solve a more demanding variation.</w:t>
       </w:r>
     </w:p>
     <w:p>
-      <w:r>
-        <w:t>The worked result establishes every future case: A defense earns credibility through traceable scope and honest failures, not universal guarantees.</w:t>
+      <w:pPr>
+        <w:pStyle w:val="Heading3"/>
+      </w:pPr>
+      <w:r>
+        <w:t>Pictorial practice question</w:t>
       </w:r>
     </w:p>
     <w:p>
-      <w:r>
-        <w:t>A missing input may be replaced without recording the change: A replacement changes the evidence or contract. Record the change and its justification; do not silently turn unknown into a measured value.</w:t>
+      <w:pPr>
+        <w:spacing w:line="336" w:lineRule="auto" w:after="180"/>
+        <w:shd w:fill="F5F1FB"/>
+      </w:pPr>
+      <w:r>
+        <w:rPr>
+          <w:b w:val="0"/>
+        </w:rPr>
+        <w:t xml:space="preserve">Locate V7, room E and read-only scope in the demonstration. Which </w:t>
+      </w:r>
+      <w:r>
+        <w:rPr>
+          <w:b/>
+        </w:rPr>
+        <w:t>evidence</w:t>
+      </w:r>
+      <w:r>
+        <w:rPr>
+          <w:b w:val="0"/>
+        </w:rPr>
+        <w:t xml:space="preserve"> supports the answer, and why must a request to email everyone still be refused?</w:t>
       </w:r>
     </w:p>
     <w:p>
-      <w:r>
-        <w:t>Repeating an assessed case is new independent evidence: A replay checks consistency. An example used for feedback or revision cannot later be described as untouched final evaluation.</w:t>
+      <w:pPr>
+        <w:pStyle w:val="Heading3"/>
+      </w:pPr>
+      <w:r>
+        <w:t>Reasoned teacher answer</w:t>
       </w:r>
     </w:p>
     <w:p>
-      <w:r>
-        <w:t>Use Section 9 for the evidence ledger. Add a boundary or missing-input case and record the expected response before checking. More successful repeats of one case do not establish wider coverage.</w:t>
+      <w:pPr>
+        <w:spacing w:line="336" w:lineRule="auto" w:after="180"/>
+      </w:pPr>
+      <w:r>
+        <w:rPr>
+          <w:b w:val="0"/>
+        </w:rPr>
+        <w:t>Connect the question to retrieved card V7. Room E follows from V7, not merely fluent wording. The service cannot edit rooms or send messages. With no approved card, decline to invent a room.</w:t>
+      </w:r>
+    </w:p>
+    <w:p>
+      <w:pPr>
+        <w:spacing w:line="336" w:lineRule="auto" w:after="180"/>
+      </w:pPr>
+      <w:r>
+        <w:rPr>
+          <w:b w:val="0"/>
+        </w:rPr>
+        <w:t>Changed case: Refuse that operation while retaining the supported room answer. Knowing a fact does not grant authority for an external action.</w:t>
+      </w:r>
+    </w:p>
+    <w:p>
+      <w:pPr>
+        <w:spacing w:line="336" w:lineRule="auto" w:after="180"/>
+      </w:pPr>
+      <w:r>
+        <w:rPr>
+          <w:b w:val="0"/>
+        </w:rPr>
+        <w:t>Changed-case reasoning: Refuse that operation while retaining the supported room answer. Knowing a fact does not grant authority for an external action.</w:t>
+      </w:r>
+    </w:p>
+    <w:p>
+      <w:pPr>
+        <w:spacing w:line="336" w:lineRule="auto" w:after="180"/>
+      </w:pPr>
+      <w:r>
+        <w:rPr>
+          <w:b w:val="0"/>
+        </w:rPr>
+        <w:t xml:space="preserve">Collect each learner’s explanation before discussion. Use the first missing connection between </w:t>
+      </w:r>
+      <w:r>
+        <w:rPr>
+          <w:b/>
+        </w:rPr>
+        <w:t>input</w:t>
+      </w:r>
+      <w:r>
+        <w:rPr>
+          <w:b w:val="0"/>
+        </w:rPr>
+        <w:t xml:space="preserve">, deciding step and result to choose support. This question is worked-case practice, not fresh mastery </w:t>
+      </w:r>
+      <w:r>
+        <w:rPr>
+          <w:b/>
+        </w:rPr>
+        <w:t>evidence</w:t>
+      </w:r>
+      <w:r>
+        <w:rPr>
+          <w:b w:val="0"/>
+        </w:rPr>
+        <w:t>.</w:t>
+      </w:r>
+    </w:p>
+    <w:p>
+      <w:pPr>
+        <w:pStyle w:val="Heading1"/>
+      </w:pPr>
+      <w:r>
+        <w:t>04. Run the investigation and diagnose misconceptions</w:t>
+      </w:r>
+    </w:p>
+    <w:p>
+      <w:r>
+        <w:t>Run the Engineering demonstration and defense investigation and use the first unsupported step to choose a teaching response.</w:t>
+      </w:r>
+    </w:p>
+    <w:p>
+      <w:pPr>
+        <w:spacing w:line="336" w:lineRule="auto" w:after="180"/>
+      </w:pPr>
+      <w:r>
+        <w:rPr>
+          <w:b w:val="0"/>
+        </w:rPr>
+        <w:t>The worked result establishes every future case: A defense earns credibility through traceable scope and honest failures, not universal guarantees.</w:t>
+      </w:r>
+    </w:p>
+    <w:p>
+      <w:pPr>
+        <w:spacing w:line="336" w:lineRule="auto" w:after="180"/>
+      </w:pPr>
+      <w:r>
+        <w:rPr>
+          <w:b w:val="0"/>
+        </w:rPr>
+        <w:t xml:space="preserve">A missing </w:t>
+      </w:r>
+      <w:r>
+        <w:rPr>
+          <w:b/>
+        </w:rPr>
+        <w:t>input</w:t>
+      </w:r>
+      <w:r>
+        <w:rPr>
+          <w:b w:val="0"/>
+        </w:rPr>
+        <w:t xml:space="preserve"> may be replaced without recording the change: A replacement changes the </w:t>
+      </w:r>
+      <w:r>
+        <w:rPr>
+          <w:b/>
+        </w:rPr>
+        <w:t>evidence</w:t>
+      </w:r>
+      <w:r>
+        <w:rPr>
+          <w:b w:val="0"/>
+        </w:rPr>
+        <w:t xml:space="preserve"> or contract. Record the change and its justification; do not silently turn unknown into a measured value.</w:t>
+      </w:r>
+    </w:p>
+    <w:p>
+      <w:pPr>
+        <w:spacing w:line="336" w:lineRule="auto" w:after="180"/>
+      </w:pPr>
+      <w:r>
+        <w:rPr>
+          <w:b w:val="0"/>
+        </w:rPr>
+        <w:t xml:space="preserve">Repeating an assessed case is new independent </w:t>
+      </w:r>
+      <w:r>
+        <w:rPr>
+          <w:b/>
+        </w:rPr>
+        <w:t>evidence</w:t>
+      </w:r>
+      <w:r>
+        <w:rPr>
+          <w:b w:val="0"/>
+        </w:rPr>
+        <w:t>: A replay checks consistency. An example used for feedback or revision cannot later be described as untouched final evaluation.</w:t>
+      </w:r>
+    </w:p>
+    <w:p>
+      <w:pPr>
+        <w:spacing w:line="336" w:lineRule="auto" w:after="180"/>
+      </w:pPr>
+      <w:r>
+        <w:rPr>
+          <w:b w:val="0"/>
+        </w:rPr>
+        <w:t xml:space="preserve">Use Section 9 for the </w:t>
+      </w:r>
+      <w:r>
+        <w:rPr>
+          <w:b/>
+        </w:rPr>
+        <w:t>evidence</w:t>
+      </w:r>
+      <w:r>
+        <w:rPr>
+          <w:b w:val="0"/>
+        </w:rPr>
+        <w:t xml:space="preserve"> ledger. Add a boundary or missing-</w:t>
+      </w:r>
+      <w:r>
+        <w:rPr>
+          <w:b/>
+        </w:rPr>
+        <w:t>input</w:t>
+      </w:r>
+      <w:r>
+        <w:rPr>
+          <w:b w:val="0"/>
+        </w:rPr>
+        <w:t xml:space="preserve"> case and record the expected response before checking. More successful repeats of one case do not establish wider coverage.</w:t>
       </w:r>
     </w:p>
     <w:p>
@@ -1466,29 +2631,38 @@
       </w:tr>
     </w:tbl>
     <w:p>
-      <w:r>
-        <w:t>Offer an oral explanation, drawing, enlarged visual or fewer examples when that removes a reading/writing barrier. Keep the same reasoning goal. Stretch secure learners by changing a boundary or assumption and asking them to defend the effect, not simply by assigning more of the same questions.</w:t>
+      <w:pPr>
+        <w:spacing w:line="336" w:lineRule="auto" w:after="180"/>
+      </w:pPr>
+      <w:r>
+        <w:rPr>
+          <w:b w:val="0"/>
+        </w:rPr>
+        <w:t>Offer an oral explanation, drawing, enlarged visual or fewer examples when that removes a reading/writing barrier. Keep the same reasoning goal.</w:t>
       </w:r>
     </w:p>
     <w:p>
       <w:pPr>
-        <w:pStyle w:val="Heading1"/>
-      </w:pPr>
-      <w:r>
-        <w:t>05. Assess and explain the answers</w:t>
+        <w:spacing w:line="336" w:lineRule="auto" w:after="180"/>
+      </w:pPr>
+      <w:r>
+        <w:rPr>
+          <w:b w:val="0"/>
+        </w:rPr>
+        <w:t>Stretch secure learners by changing a boundary or assumption and asking them to defend the effect, not simply by assigning more of the same questions.</w:t>
       </w:r>
     </w:p>
     <w:p>
       <w:pPr>
-        <w:pStyle w:val="Heading3"/>
-      </w:pPr>
-      <w:r>
-        <w:t>Guided and exit questions</w:t>
+        <w:pStyle w:val="Heading1"/>
+      </w:pPr>
+      <w:r>
+        <w:t>05. Assess and explain the answers</w:t>
       </w:r>
     </w:p>
     <w:p>
       <w:r>
-        <w:t>Guided: The demo supports the three fixture behaviours only. Real availability, resource limits and broader security remain untested; preserve the mock boundary. Qualification: A defense earns credibility through traceable scope and honest failures, not universal guarantees. Exit: accept a concrete variation with its predicted outcome and a stated condition that would challenge the mechanism; reject a claim resting on unmeasured evidence.</w:t>
+        <w:t>Use the Engineering demonstration and defense questions, teacher keys and criteria after the relevant attempts. Previously discussed cases are practice; protect the separately selected independent task.</w:t>
       </w:r>
     </w:p>
     <w:p>
@@ -1496,71 +2670,192 @@
         <w:pStyle w:val="Heading3"/>
       </w:pPr>
       <w:r>
-        <w:t>W1 Explain the mechanism</w:t>
+        <w:t>Guided and exit questions</w:t>
       </w:r>
     </w:p>
     <w:p>
-      <w:r>
-        <w:t>Explain the weekly mechanism in your own words. Use the worked scenario to name its input, decision rule and output.</w:t>
+      <w:pPr>
+        <w:spacing w:line="336" w:lineRule="auto" w:after="180"/>
+      </w:pPr>
+      <w:r>
+        <w:rPr>
+          <w:b w:val="0"/>
+        </w:rPr>
+        <w:t xml:space="preserve">Guided: The demo supports the three fixture behaviours only. Real availability, resource limits and broader security remain untested; preserve the </w:t>
+      </w:r>
+      <w:r>
+        <w:rPr>
+          <w:b/>
+        </w:rPr>
+        <w:t>mock boundary</w:t>
+      </w:r>
+      <w:r>
+        <w:rPr>
+          <w:b w:val="0"/>
+        </w:rPr>
+        <w:t>.</w:t>
       </w:r>
     </w:p>
     <w:p>
-      <w:r>
-        <w:t>Teacher explanation: An engineering defense demonstrates correct operation and bounded failure with an inspectable implementation, tests and runbook. Present requirements, architecture, contracts, permissions, evaluation, resource measurements and recovery. Show one supported case, one legitimate review and one denied operation. State what was mocked and what remains untested.</w:t>
+      <w:pPr>
+        <w:spacing w:line="336" w:lineRule="auto" w:after="180"/>
+      </w:pPr>
+      <w:r>
+        <w:rPr>
+          <w:b w:val="0"/>
+        </w:rPr>
+        <w:t>Qualification: A defense earns credibility through traceable scope and honest failures, not universal guarantees.</w:t>
       </w:r>
     </w:p>
     <w:p>
       <w:pPr>
-        <w:pStyle w:val="Heading3"/>
-      </w:pPr>
-      <w:r>
-        <w:t>W2 Trace the worked case</w:t>
+        <w:spacing w:line="336" w:lineRule="auto" w:after="180"/>
+      </w:pPr>
+      <w:r>
+        <w:rPr>
+          <w:b w:val="0"/>
+        </w:rPr>
+        <w:t xml:space="preserve">Exit: accept a concrete variation with its predicted outcome and a stated condition that would challenge the </w:t>
+      </w:r>
+      <w:r>
+        <w:rPr>
+          <w:b/>
+        </w:rPr>
+        <w:t>mechanism</w:t>
+      </w:r>
+      <w:r>
+        <w:rPr>
+          <w:b w:val="0"/>
+        </w:rPr>
+        <w:t xml:space="preserve">; reject a claim resting on unmeasured </w:t>
+      </w:r>
+      <w:r>
+        <w:rPr>
+          <w:b/>
+        </w:rPr>
+        <w:t>evidence</w:t>
+      </w:r>
+      <w:r>
+        <w:rPr>
+          <w:b w:val="0"/>
+        </w:rPr>
+        <w:t>.</w:t>
       </w:r>
     </w:p>
     <w:p>
-      <w:r>
-        <w:t>Demo succeeds on three cases using mocked storage. Presenter claims real network reliability and production security. Show the intermediate steps and give the conclusion with its scope.</w:t>
+      <w:pPr>
+        <w:pStyle w:val="Heading3"/>
+      </w:pPr>
+      <w:r>
+        <w:t>W1 Explain the mechanism</w:t>
       </w:r>
     </w:p>
     <w:p>
-      <w:r>
-        <w:t>Teacher explanation: The demo supports the three fixture behaviours only. Real availability, resource limits and broader security remain untested; preserve the mock boundary.</w:t>
+      <w:pPr>
+        <w:pStyle w:val="Heading3"/>
+      </w:pPr>
+      <w:r>
+        <w:t>Workbook question · W1</w:t>
       </w:r>
     </w:p>
     <w:p>
       <w:pPr>
-        <w:pStyle w:val="Heading3"/>
-      </w:pPr>
-      <w:r>
-        <w:t>W3 Audit the limit</w:t>
+        <w:spacing w:line="336" w:lineRule="auto" w:after="180"/>
+        <w:shd w:fill="F5F1FB"/>
+      </w:pPr>
+      <w:r>
+        <w:rPr>
+          <w:b w:val="0"/>
+        </w:rPr>
+        <w:t xml:space="preserve">Explain the weekly </w:t>
+      </w:r>
+      <w:r>
+        <w:rPr>
+          <w:b/>
+        </w:rPr>
+        <w:t>mechanism</w:t>
+      </w:r>
+      <w:r>
+        <w:rPr>
+          <w:b w:val="0"/>
+        </w:rPr>
+        <w:t xml:space="preserve"> in your own words. Use the worked scenario to name its </w:t>
+      </w:r>
+      <w:r>
+        <w:rPr>
+          <w:b/>
+        </w:rPr>
+        <w:t>input</w:t>
+      </w:r>
+      <w:r>
+        <w:rPr>
+          <w:b w:val="0"/>
+        </w:rPr>
+        <w:t xml:space="preserve">, decision rule and </w:t>
+      </w:r>
+      <w:r>
+        <w:rPr>
+          <w:b/>
+        </w:rPr>
+        <w:t>output</w:t>
+      </w:r>
+      <w:r>
+        <w:rPr>
+          <w:b w:val="0"/>
+        </w:rPr>
+        <w:t>.</w:t>
       </w:r>
     </w:p>
     <w:p>
-      <w:r>
-        <w:t>A report omits this qualification: A defense earns credibility through traceable scope and honest failures, not universal guarantees. Explain how omitting it could change a reader's interpretation, and write an accurate replacement.</w:t>
+      <w:pPr>
+        <w:pStyle w:val="Heading3"/>
+      </w:pPr>
+      <w:r>
+        <w:t>Teacher reasoning · W1</w:t>
       </w:r>
     </w:p>
     <w:p>
-      <w:r>
-        <w:t>Teacher explanation: A defense earns credibility through traceable scope and honest failures, not universal guarantees. State the observed result separately from the unverified or out-of-scope claim; preserve the original evidence rather than inventing a missing fact.</w:t>
+      <w:pPr>
+        <w:spacing w:line="336" w:lineRule="auto" w:after="180"/>
+        <w:shd w:fill="F1F6FC"/>
+      </w:pPr>
+      <w:r>
+        <w:rPr>
+          <w:b w:val="0"/>
+        </w:rPr>
+        <w:t>Teacher explanation: An engineering defense demonstrates correct operation and bounded failure with an inspectable implementation, tests and runbook.</w:t>
       </w:r>
     </w:p>
     <w:p>
       <w:pPr>
-        <w:pStyle w:val="Heading3"/>
-      </w:pPr>
-      <w:r>
-        <w:t>W4 Apply a new case independently</w:t>
+        <w:spacing w:line="336" w:lineRule="auto" w:after="180"/>
+        <w:shd w:fill="F1F6FC"/>
+      </w:pPr>
+      <w:r>
+        <w:rPr>
+          <w:b w:val="0"/>
+        </w:rPr>
+        <w:t>Present requirements, architecture, contracts, permissions, evaluation, resource measurements and recovery. Show one supported case, one legitimate review and one denied operation.</w:t>
       </w:r>
     </w:p>
     <w:p>
-      <w:r>
-        <w:t>Defense records8/10 case passes, no unauthorised calls in those traces and successful local rollback. What can be claimed?</w:t>
+      <w:pPr>
+        <w:spacing w:line="336" w:lineRule="auto" w:after="180"/>
+        <w:shd w:fill="F1F6FC"/>
+      </w:pPr>
+      <w:r>
+        <w:rPr>
+          <w:b w:val="0"/>
+        </w:rPr>
+        <w:t>State what was mocked and what remains untested.</w:t>
       </w:r>
     </w:p>
     <w:p>
-      <w:r>
-        <w:t>Teacher explanation: 80% over those cases, zero unauthorised calls observed there, and successful specified local recovery. It does not prove zero future violations or production availability.</w:t>
+      <w:pPr>
+        <w:pStyle w:val="Heading3"/>
+      </w:pPr>
+      <w:r>
+        <w:t>W2 Trace the worked case</w:t>
       </w:r>
     </w:p>
     <w:p>
@@ -1568,30 +2863,59 @@
         <w:pStyle w:val="Heading3"/>
       </w:pPr>
       <w:r>
-        <w:t>W5 Design a revealing follow-up</w:t>
+        <w:t>Workbook question · W2</w:t>
       </w:r>
     </w:p>
     <w:p>
-      <w:r>
-        <w:t>For the worked scenario, propose one additional case that could reveal a failure, describe its expected outcome before running it, and explain what would need to remain fixed for a fair comparison. Do not reuse W4 as a new final test after receiving feedback.</w:t>
+      <w:pPr>
+        <w:spacing w:line="336" w:lineRule="auto" w:after="180"/>
+        <w:shd w:fill="F5F1FB"/>
+      </w:pPr>
+      <w:r>
+        <w:rPr>
+          <w:b w:val="0"/>
+        </w:rPr>
+        <w:t>Demo succeeds on three cases using mocked storage. Presenter claims real network reliability and production security. Show the intermediate steps and give the conclusion with its scope.</w:t>
       </w:r>
     </w:p>
     <w:p>
-      <w:r>
-        <w:t>Teacher explanation: Accept a concrete variant of the worked input or a missing/conflicting/boundary condition, with an expectation derived from the declared procedure. Require preserved settings, original outputs and data roles. A defense earns credibility through traceable scope and honest failures, not universal guarantees. The new case should test this particular mechanism rather than merely restate the original result.</w:t>
+      <w:pPr>
+        <w:pStyle w:val="Heading3"/>
+      </w:pPr>
+      <w:r>
+        <w:t>Teacher reasoning · W2</w:t>
       </w:r>
     </w:p>
     <w:p>
       <w:pPr>
-        <w:pStyle w:val="Heading3"/>
-      </w:pPr>
-      <w:r>
-        <w:t>Independent assessment and fresh retry</w:t>
+        <w:spacing w:line="336" w:lineRule="auto" w:after="180"/>
+        <w:shd w:fill="F1F6FC"/>
+      </w:pPr>
+      <w:r>
+        <w:rPr>
+          <w:b w:val="0"/>
+        </w:rPr>
+        <w:t xml:space="preserve">Teacher explanation: The demo supports the three fixture behaviours only. Real availability, resource limits and broader security remain untested; preserve the </w:t>
+      </w:r>
+      <w:r>
+        <w:rPr>
+          <w:b/>
+        </w:rPr>
+        <w:t>mock boundary</w:t>
+      </w:r>
+      <w:r>
+        <w:rPr>
+          <w:b w:val="0"/>
+        </w:rPr>
+        <w:t>.</w:t>
       </w:r>
     </w:p>
     <w:p>
-      <w:r>
-        <w:t>W4: 80% over those cases, zero unauthorised calls observed there, and successful specified local recovery. It does not prove zero future violations or production availability. Require intermediate reasoning and the stated scope. Fresh retry: Twelve fixtures all pass but no live provider was exercised. Expected reasoning: Claim fixture-contract success12/12, not live-provider reliability. Identify external verification still required. If students need support, record it and reassess with another new case rather than awarding independence to a copied answer.</w:t>
+      <w:pPr>
+        <w:pStyle w:val="Heading3"/>
+      </w:pPr>
+      <w:r>
+        <w:t>W3 Audit the limit</w:t>
       </w:r>
     </w:p>
     <w:p>
@@ -1599,25 +2923,387 @@
         <w:pStyle w:val="Heading3"/>
       </w:pPr>
       <w:r>
-        <w:t>Assess independent transfer</w:t>
+        <w:t>Workbook question · W3</w:t>
       </w:r>
     </w:p>
     <w:p>
-      <w:r>
-        <w:t>Selected case: Defense records8/10 case passes, no unauthorised calls in those traces and successful local rollback. What can be claimed?</w:t>
+      <w:pPr>
+        <w:spacing w:line="336" w:lineRule="auto" w:after="180"/>
+        <w:shd w:fill="F5F1FB"/>
+      </w:pPr>
+      <w:r>
+        <w:rPr>
+          <w:b w:val="0"/>
+        </w:rPr>
+        <w:t>A report omits this qualification: A defense earns credibility through traceable scope and honest failures, not universal guarantees.</w:t>
       </w:r>
     </w:p>
     <w:p>
       <w:pPr>
-        <w:pStyle w:val="Heading3"/>
-      </w:pPr>
-      <w:r>
-        <w:t>Selected case answer</w:t>
+        <w:spacing w:line="336" w:lineRule="auto" w:after="180"/>
+        <w:shd w:fill="F5F1FB"/>
+      </w:pPr>
+      <w:r>
+        <w:rPr>
+          <w:b w:val="0"/>
+        </w:rPr>
+        <w:t>Explain how omitting it could change a reader's interpretation, and write an accurate replacement.</w:t>
       </w:r>
     </w:p>
     <w:p>
-      <w:r>
-        <w:t>Teacher explanation: 80% over those cases, zero unauthorised calls observed there, and successful specified local recovery. It does not prove zero future violations or production availability.</w:t>
+      <w:pPr>
+        <w:pStyle w:val="Heading3"/>
+      </w:pPr>
+      <w:r>
+        <w:t>Teacher reasoning · W3</w:t>
+      </w:r>
+    </w:p>
+    <w:p>
+      <w:pPr>
+        <w:spacing w:line="336" w:lineRule="auto" w:after="180"/>
+        <w:shd w:fill="F1F6FC"/>
+      </w:pPr>
+      <w:r>
+        <w:rPr>
+          <w:b w:val="0"/>
+        </w:rPr>
+        <w:t>Teacher explanation: A defense earns credibility through traceable scope and honest failures, not universal guarantees.</w:t>
+      </w:r>
+    </w:p>
+    <w:p>
+      <w:pPr>
+        <w:spacing w:line="336" w:lineRule="auto" w:after="180"/>
+        <w:shd w:fill="F1F6FC"/>
+      </w:pPr>
+      <w:r>
+        <w:rPr>
+          <w:b w:val="0"/>
+        </w:rPr>
+        <w:t xml:space="preserve">State the observed result separately from the unverified or out-of-scope claim; preserve the original </w:t>
+      </w:r>
+      <w:r>
+        <w:rPr>
+          <w:b/>
+        </w:rPr>
+        <w:t>evidence</w:t>
+      </w:r>
+      <w:r>
+        <w:rPr>
+          <w:b w:val="0"/>
+        </w:rPr>
+        <w:t xml:space="preserve"> rather than inventing a missing fact.</w:t>
+      </w:r>
+    </w:p>
+    <w:p>
+      <w:pPr>
+        <w:pStyle w:val="Heading3"/>
+      </w:pPr>
+      <w:r>
+        <w:t>W4 Apply a new case independently</w:t>
+      </w:r>
+    </w:p>
+    <w:p>
+      <w:pPr>
+        <w:pStyle w:val="Heading3"/>
+      </w:pPr>
+      <w:r>
+        <w:t>Workbook question · W4</w:t>
+      </w:r>
+    </w:p>
+    <w:p>
+      <w:pPr>
+        <w:spacing w:line="336" w:lineRule="auto" w:after="180"/>
+        <w:shd w:fill="F5F1FB"/>
+      </w:pPr>
+      <w:r>
+        <w:rPr>
+          <w:b w:val="0"/>
+        </w:rPr>
+        <w:t>Defense records8/10 case passes, no unauthorised calls in those traces and successful local rollback. What can be claimed?</w:t>
+      </w:r>
+    </w:p>
+    <w:p>
+      <w:pPr>
+        <w:pStyle w:val="Heading3"/>
+      </w:pPr>
+      <w:r>
+        <w:t>Teacher reasoning · W4</w:t>
+      </w:r>
+    </w:p>
+    <w:p>
+      <w:pPr>
+        <w:spacing w:line="336" w:lineRule="auto" w:after="180"/>
+        <w:shd w:fill="F1F6FC"/>
+      </w:pPr>
+      <w:r>
+        <w:rPr>
+          <w:b w:val="0"/>
+        </w:rPr>
+        <w:t xml:space="preserve">Teacher explanation: </w:t>
+      </w:r>
+      <w:r>
+        <w:rPr>
+          <w:b/>
+        </w:rPr>
+        <w:t>80%</w:t>
+      </w:r>
+      <w:r>
+        <w:rPr>
+          <w:b w:val="0"/>
+        </w:rPr>
+        <w:t xml:space="preserve"> over those cases, zero unauthorised calls observed there, and successful specified local recovery. It does not prove zero future violations or production availability.</w:t>
+      </w:r>
+    </w:p>
+    <w:p>
+      <w:pPr>
+        <w:pStyle w:val="Heading3"/>
+      </w:pPr>
+      <w:r>
+        <w:t>W5 Design a revealing follow-up</w:t>
+      </w:r>
+    </w:p>
+    <w:p>
+      <w:pPr>
+        <w:pStyle w:val="Heading3"/>
+      </w:pPr>
+      <w:r>
+        <w:t>Workbook question · W5</w:t>
+      </w:r>
+    </w:p>
+    <w:p>
+      <w:pPr>
+        <w:spacing w:line="336" w:lineRule="auto" w:after="180"/>
+        <w:shd w:fill="F5F1FB"/>
+      </w:pPr>
+      <w:r>
+        <w:rPr>
+          <w:b w:val="0"/>
+        </w:rPr>
+        <w:t>For the worked scenario, propose one additional case that could reveal a failure, describe its expected outcome before running it, and explain what would need to remain fixed for a fair comparison.</w:t>
+      </w:r>
+    </w:p>
+    <w:p>
+      <w:pPr>
+        <w:spacing w:line="336" w:lineRule="auto" w:after="180"/>
+        <w:shd w:fill="F5F1FB"/>
+      </w:pPr>
+      <w:r>
+        <w:rPr>
+          <w:b w:val="0"/>
+        </w:rPr>
+        <w:t>Do not reuse W4 as a new final test after receiving feedback.</w:t>
+      </w:r>
+    </w:p>
+    <w:p>
+      <w:pPr>
+        <w:pStyle w:val="Heading3"/>
+      </w:pPr>
+      <w:r>
+        <w:t>Teacher reasoning · W5</w:t>
+      </w:r>
+    </w:p>
+    <w:p>
+      <w:pPr>
+        <w:spacing w:line="336" w:lineRule="auto" w:after="180"/>
+        <w:shd w:fill="F1F6FC"/>
+      </w:pPr>
+      <w:r>
+        <w:rPr>
+          <w:b w:val="0"/>
+        </w:rPr>
+        <w:t xml:space="preserve">Teacher explanation: Accept a concrete variant of the worked </w:t>
+      </w:r>
+      <w:r>
+        <w:rPr>
+          <w:b/>
+        </w:rPr>
+        <w:t>input</w:t>
+      </w:r>
+      <w:r>
+        <w:rPr>
+          <w:b w:val="0"/>
+        </w:rPr>
+        <w:t xml:space="preserve"> or a missing/conflicting/boundary condition, with an expectation derived from the declared procedure.</w:t>
+      </w:r>
+    </w:p>
+    <w:p>
+      <w:pPr>
+        <w:spacing w:line="336" w:lineRule="auto" w:after="180"/>
+        <w:shd w:fill="F1F6FC"/>
+      </w:pPr>
+      <w:r>
+        <w:rPr>
+          <w:b w:val="0"/>
+        </w:rPr>
+        <w:t xml:space="preserve">Require preserved settings, original </w:t>
+      </w:r>
+      <w:r>
+        <w:rPr>
+          <w:b/>
+        </w:rPr>
+        <w:t>output</w:t>
+      </w:r>
+      <w:r>
+        <w:rPr>
+          <w:b w:val="0"/>
+        </w:rPr>
+        <w:t>s and data roles. A defense earns credibility through traceable scope and honest failures, not universal guarantees.</w:t>
+      </w:r>
+    </w:p>
+    <w:p>
+      <w:pPr>
+        <w:spacing w:line="336" w:lineRule="auto" w:after="180"/>
+        <w:shd w:fill="F1F6FC"/>
+      </w:pPr>
+      <w:r>
+        <w:rPr>
+          <w:b w:val="0"/>
+        </w:rPr>
+        <w:t xml:space="preserve">The new case should test this particular </w:t>
+      </w:r>
+      <w:r>
+        <w:rPr>
+          <w:b/>
+        </w:rPr>
+        <w:t>mechanism</w:t>
+      </w:r>
+      <w:r>
+        <w:rPr>
+          <w:b w:val="0"/>
+        </w:rPr>
+        <w:t xml:space="preserve"> rather than merely restate the original result.</w:t>
+      </w:r>
+    </w:p>
+    <w:p>
+      <w:pPr>
+        <w:pStyle w:val="Heading3"/>
+      </w:pPr>
+      <w:r>
+        <w:t>Independent assessment and fresh retry</w:t>
+      </w:r>
+    </w:p>
+    <w:p>
+      <w:pPr>
+        <w:pStyle w:val="Heading3"/>
+      </w:pPr>
+      <w:r>
+        <w:t>Teacher key · Independent assessment and fresh retry</w:t>
+      </w:r>
+    </w:p>
+    <w:p>
+      <w:pPr>
+        <w:spacing w:line="336" w:lineRule="auto" w:after="180"/>
+        <w:shd w:fill="F1F6FC"/>
+      </w:pPr>
+      <w:r>
+        <w:rPr>
+          <w:b w:val="0"/>
+        </w:rPr>
+        <w:t xml:space="preserve">W4: </w:t>
+      </w:r>
+      <w:r>
+        <w:rPr>
+          <w:b/>
+        </w:rPr>
+        <w:t>80%</w:t>
+      </w:r>
+      <w:r>
+        <w:rPr>
+          <w:b w:val="0"/>
+        </w:rPr>
+        <w:t xml:space="preserve"> over those cases, zero unauthorised calls observed there, and successful specified local recovery. It does not prove zero future violations or production availability.</w:t>
+      </w:r>
+    </w:p>
+    <w:p>
+      <w:pPr>
+        <w:spacing w:line="336" w:lineRule="auto" w:after="180"/>
+        <w:shd w:fill="F1F6FC"/>
+      </w:pPr>
+      <w:r>
+        <w:rPr>
+          <w:b w:val="0"/>
+        </w:rPr>
+        <w:t>Require intermediate reasoning and the stated scope. Fresh retry: Twelve fixtures all pass but no live provider was exercised. Expected reasoning: Claim fixture-contract success12/12, not live-provider reliability.</w:t>
+      </w:r>
+    </w:p>
+    <w:p>
+      <w:pPr>
+        <w:spacing w:line="336" w:lineRule="auto" w:after="180"/>
+        <w:shd w:fill="F1F6FC"/>
+      </w:pPr>
+      <w:r>
+        <w:rPr>
+          <w:b w:val="0"/>
+        </w:rPr>
+        <w:t>Identify external verification still required. If students need support, record it and reassess with another new case rather than awarding independence to a copied answer.</w:t>
+      </w:r>
+    </w:p>
+    <w:p>
+      <w:pPr>
+        <w:pStyle w:val="Heading3"/>
+      </w:pPr>
+      <w:r>
+        <w:t>Assess independent transfer</w:t>
+      </w:r>
+    </w:p>
+    <w:p>
+      <w:pPr>
+        <w:pStyle w:val="Heading3"/>
+      </w:pPr>
+      <w:r>
+        <w:t>Independent question · withhold the key</w:t>
+      </w:r>
+    </w:p>
+    <w:p>
+      <w:pPr>
+        <w:spacing w:line="336" w:lineRule="auto" w:after="180"/>
+        <w:shd w:fill="F5F1FB"/>
+      </w:pPr>
+      <w:r>
+        <w:rPr>
+          <w:b w:val="0"/>
+        </w:rPr>
+        <w:t>Selected case: Defense records8/10 case passes, no unauthorised calls in those traces and successful local rollback. What can be claimed?</w:t>
+      </w:r>
+    </w:p>
+    <w:p>
+      <w:pPr>
+        <w:pStyle w:val="Heading3"/>
+      </w:pPr>
+      <w:r>
+        <w:t>Selected case answer</w:t>
+      </w:r>
+    </w:p>
+    <w:p>
+      <w:pPr>
+        <w:pStyle w:val="Heading3"/>
+      </w:pPr>
+      <w:r>
+        <w:t>Teacher key · Selected case answer</w:t>
+      </w:r>
+    </w:p>
+    <w:p>
+      <w:pPr>
+        <w:spacing w:line="336" w:lineRule="auto" w:after="180"/>
+        <w:shd w:fill="F1F6FC"/>
+      </w:pPr>
+      <w:r>
+        <w:rPr>
+          <w:b w:val="0"/>
+        </w:rPr>
+        <w:t xml:space="preserve">Teacher explanation: </w:t>
+      </w:r>
+      <w:r>
+        <w:rPr>
+          <w:b/>
+        </w:rPr>
+        <w:t>80%</w:t>
+      </w:r>
+      <w:r>
+        <w:rPr>
+          <w:b w:val="0"/>
+        </w:rPr>
+        <w:t xml:space="preserve"> over those cases, zero unauthorised calls observed there, and successful specified local recovery. It does not prove zero future violations or production availability.</w:t>
       </w:r>
     </w:p>
     <w:tbl>
@@ -1723,67 +3409,268 @@
       </w:tr>
     </w:tbl>
     <w:p>
-      <w:r>
-        <w:t>Record each dimension as not yet, with support, or independent. Accept a valid alternative procedure with a defensible trace. Do not penalise an honestly recorded model failure if the learner correctly explains its evidence and limits.</w:t>
+      <w:pPr>
+        <w:pStyle w:val="Heading3"/>
+      </w:pPr>
+      <w:r>
+        <w:t>Teacher key · Selected case answer</w:t>
       </w:r>
     </w:p>
     <w:p>
       <w:pPr>
-        <w:pStyle w:val="Heading3"/>
-      </w:pPr>
-      <w:r>
-        <w:t>Feedback that the learner uses</w:t>
+        <w:spacing w:line="336" w:lineRule="auto" w:after="180"/>
+        <w:shd w:fill="F1F6FC"/>
+      </w:pPr>
+      <w:r>
+        <w:rPr>
+          <w:b w:val="0"/>
+        </w:rPr>
+        <w:t>Record each dimension as not yet, with support, or independent. Accept a valid alternative procedure with a defensible trace.</w:t>
       </w:r>
     </w:p>
     <w:p>
-      <w:r>
-        <w:t>Name the earliest unsupported step and give one action to repair it. Have the learner make that repair now and explain why. Then assess the relevant skill on a fresh, fully specified case. Confirm it was not previously practised with feedback; solve and check the new case before assigning it. A follow-up design prompt is a starting brief, not automatically an equivalent test.</w:t>
+      <w:pPr>
+        <w:spacing w:line="336" w:lineRule="auto" w:after="180"/>
+        <w:shd w:fill="F1F6FC"/>
+      </w:pPr>
+      <w:r>
+        <w:rPr>
+          <w:b w:val="0"/>
+        </w:rPr>
+        <w:t xml:space="preserve">Do not penalise an honestly recorded model failure if the learner correctly explains its </w:t>
+      </w:r>
+      <w:r>
+        <w:rPr>
+          <w:b/>
+        </w:rPr>
+        <w:t>evidence</w:t>
+      </w:r>
+      <w:r>
+        <w:rPr>
+          <w:b w:val="0"/>
+        </w:rPr>
+        <w:t xml:space="preserve"> and limits.</w:t>
       </w:r>
     </w:p>
     <w:p>
       <w:pPr>
-        <w:pStyle w:val="Heading1"/>
-      </w:pPr>
-      <w:r>
-        <w:t>06. Connect the project, support and next lesson</w:t>
+        <w:pStyle w:val="Heading3"/>
+      </w:pPr>
+      <w:r>
+        <w:t>Feedback that the learner uses</w:t>
       </w:r>
     </w:p>
     <w:p>
-      <w:r>
-        <w:t>For Grounded Learning Service, use this week’s independent task as a rehearsal for the final evidence pack: Defense records8/10 case passes, no unauthorised calls in those traces and successful local rollback. What can be claimed? Keep actual observations separate from expected results, preserve failures, compare a baseline and explain the limits.</w:t>
+      <w:pPr>
+        <w:spacing w:line="336" w:lineRule="auto" w:after="180"/>
+      </w:pPr>
+      <w:r>
+        <w:rPr>
+          <w:b w:val="0"/>
+        </w:rPr>
+        <w:t>Name the earliest unsupported step and give one action to repair it. Have the learner make that repair now and explain why. Then assess the relevant skill on a fresh, fully specified case.</w:t>
       </w:r>
     </w:p>
     <w:p>
-      <w:r>
-        <w:t>Provide an input/procedure/result/limit frame and a calculator when needed. Ask students to identify the first step before completing the whole trace. Extension: compare two concrete variants of this mechanism while holding unrelated conditions fixed; report both successful and unsuccessful outcomes.</w:t>
+      <w:pPr>
+        <w:spacing w:line="336" w:lineRule="auto" w:after="180"/>
+      </w:pPr>
+      <w:r>
+        <w:rPr>
+          <w:b w:val="0"/>
+        </w:rPr>
+        <w:t>Confirm it was not previously practised with feedback; solve and check the new case before assigning it. A follow-up design prompt is a starting brief, not automatically an equivalent test.</w:t>
       </w:r>
     </w:p>
     <w:p>
-      <w:r>
-        <w:t>Next connection: Build a bounded application with tested interfaces, scoped permissions, monitoring and recovery, then demonstrate both successful operation and safe failure.. Preserve the current case record and retrieve its evidence boundary before moving on.</w:t>
+      <w:pPr>
+        <w:pStyle w:val="Heading1"/>
+      </w:pPr>
+      <w:r>
+        <w:t>06. Connect the project, support and next lesson</w:t>
       </w:r>
     </w:p>
     <w:p>
       <w:r>
-        <w:t>Retain the project ledger and assess a changed case after support. Check the relevant prerequisite before carrying this component forward.</w:t>
+        <w:t>Connect Engineering demonstration and defense to Grounded Learning Service, adapt support and plan a later changed-case check.</w:t>
       </w:r>
     </w:p>
     <w:p>
       <w:pPr>
-        <w:pStyle w:val="Heading3"/>
-      </w:pPr>
-      <w:r>
-        <w:t>Plan the delayed return</w:t>
+        <w:spacing w:line="336" w:lineRule="auto" w:after="180"/>
+      </w:pPr>
+      <w:r>
+        <w:rPr>
+          <w:b w:val="0"/>
+        </w:rPr>
+        <w:t xml:space="preserve">For Grounded Learning Service, use this week’s independent task as a rehearsal for the final </w:t>
+      </w:r>
+      <w:r>
+        <w:rPr>
+          <w:b/>
+        </w:rPr>
+        <w:t>evidence</w:t>
+      </w:r>
+      <w:r>
+        <w:rPr>
+          <w:b w:val="0"/>
+        </w:rPr>
+        <w:t xml:space="preserve"> pack: Defense records8/10 case passes, no unauthorised calls in those traces and successful local rollback.</w:t>
       </w:r>
     </w:p>
     <w:p>
-      <w:r>
-        <w:t>Suggested return points in this level: plan a review after the level ends. Use actual classroom dates, adjusting for holidays and gaps. One, three and six teaching weeks are scheduling choices, not a claimed optimal spacing.</w:t>
+      <w:pPr>
+        <w:spacing w:line="336" w:lineRule="auto" w:after="180"/>
+      </w:pPr>
+      <w:r>
+        <w:rPr>
+          <w:b w:val="0"/>
+        </w:rPr>
+        <w:t xml:space="preserve">What can be claimed? Keep actual </w:t>
+      </w:r>
+      <w:r>
+        <w:rPr>
+          <w:b/>
+        </w:rPr>
+        <w:t>observation</w:t>
+      </w:r>
+      <w:r>
+        <w:rPr>
+          <w:b w:val="0"/>
+        </w:rPr>
+        <w:t>s separate from expected results, preserve failures, compare a baseline and explain the limits.</w:t>
       </w:r>
     </w:p>
     <w:p>
-      <w:r>
-        <w:t>At a delayed check, ask for the idea from memory and a changed application. Compare with the earlier independent response and record support used. For a new level, revisit the previous capstone before checking the new prerequisites.</w:t>
+      <w:pPr>
+        <w:spacing w:line="336" w:lineRule="auto" w:after="180"/>
+      </w:pPr>
+      <w:r>
+        <w:rPr>
+          <w:b w:val="0"/>
+        </w:rPr>
+        <w:t xml:space="preserve">Provide an </w:t>
+      </w:r>
+      <w:r>
+        <w:rPr>
+          <w:b/>
+        </w:rPr>
+        <w:t>input</w:t>
+      </w:r>
+      <w:r>
+        <w:rPr>
+          <w:b w:val="0"/>
+        </w:rPr>
+        <w:t>/procedure/result/limit frame and a calculator when needed. Ask students to identify the first step before completing the whole trace.</w:t>
+      </w:r>
+    </w:p>
+    <w:p>
+      <w:pPr>
+        <w:spacing w:line="336" w:lineRule="auto" w:after="180"/>
+      </w:pPr>
+      <w:r>
+        <w:rPr>
+          <w:b w:val="0"/>
+        </w:rPr>
+        <w:t xml:space="preserve">Extension: compare two concrete variants of this </w:t>
+      </w:r>
+      <w:r>
+        <w:rPr>
+          <w:b/>
+        </w:rPr>
+        <w:t>mechanism</w:t>
+      </w:r>
+      <w:r>
+        <w:rPr>
+          <w:b w:val="0"/>
+        </w:rPr>
+        <w:t xml:space="preserve"> while holding unrelated conditions fixed; report both successful and unsuccessful outcomes.</w:t>
+      </w:r>
+    </w:p>
+    <w:p>
+      <w:pPr>
+        <w:spacing w:line="336" w:lineRule="auto" w:after="180"/>
+      </w:pPr>
+      <w:r>
+        <w:rPr>
+          <w:b w:val="0"/>
+        </w:rPr>
+        <w:t>Next connection: Build a bounded application with tested interfaces, scoped permissions, monitoring and recovery, then demonstrate both successful operation and safe failure..</w:t>
+      </w:r>
+    </w:p>
+    <w:p>
+      <w:pPr>
+        <w:spacing w:line="336" w:lineRule="auto" w:after="180"/>
+      </w:pPr>
+      <w:r>
+        <w:rPr>
+          <w:b w:val="0"/>
+        </w:rPr>
+        <w:t xml:space="preserve">Preserve the current case record and retrieve its </w:t>
+      </w:r>
+      <w:r>
+        <w:rPr>
+          <w:b/>
+        </w:rPr>
+        <w:t>evidence</w:t>
+      </w:r>
+      <w:r>
+        <w:rPr>
+          <w:b w:val="0"/>
+        </w:rPr>
+        <w:t xml:space="preserve"> boundary before moving on.</w:t>
+      </w:r>
+    </w:p>
+    <w:p>
+      <w:pPr>
+        <w:spacing w:line="336" w:lineRule="auto" w:after="180"/>
+      </w:pPr>
+      <w:r>
+        <w:rPr>
+          <w:b w:val="0"/>
+        </w:rPr>
+        <w:t>Retain the project ledger and assess a changed case after support. Check the relevant prerequisite before carrying this component forward.</w:t>
+      </w:r>
+    </w:p>
+    <w:p>
+      <w:pPr>
+        <w:pStyle w:val="Heading3"/>
+      </w:pPr>
+      <w:r>
+        <w:t>Plan the delayed return</w:t>
+      </w:r>
+    </w:p>
+    <w:p>
+      <w:pPr>
+        <w:spacing w:line="336" w:lineRule="auto" w:after="180"/>
+      </w:pPr>
+      <w:r>
+        <w:rPr>
+          <w:b w:val="0"/>
+        </w:rPr>
+        <w:t>Suggested return points in this level: plan a review after the level ends. Use actual classroom dates, adjusting for holidays and gaps. One, three and six teaching weeks are scheduling choices, not a claimed optimal spacing.</w:t>
+      </w:r>
+    </w:p>
+    <w:p>
+      <w:pPr>
+        <w:spacing w:line="336" w:lineRule="auto" w:after="180"/>
+      </w:pPr>
+      <w:r>
+        <w:rPr>
+          <w:b w:val="0"/>
+        </w:rPr>
+        <w:t>At a delayed check, ask for the idea from memory and a changed application. Compare with the earlier independent response and record support used.</w:t>
+      </w:r>
+    </w:p>
+    <w:p>
+      <w:pPr>
+        <w:spacing w:line="336" w:lineRule="auto" w:after="180"/>
+      </w:pPr>
+      <w:r>
+        <w:rPr>
+          <w:b w:val="0"/>
+        </w:rPr>
+        <w:t>For a new level, revisit the previous capstone before checking the new prerequisites.</w:t>
       </w:r>
     </w:p>
     <w:tbl>
@@ -1943,8 +3830,26 @@
       </w:tr>
     </w:tbl>
     <w:p>
-      <w:r>
-        <w:t>Use the evidence to choose reteaching or the next step. A completed page, confidence rating or attractive project does not by itself demonstrate understanding.</w:t>
+      <w:pPr>
+        <w:spacing w:line="336" w:lineRule="auto" w:after="180"/>
+      </w:pPr>
+      <w:r>
+        <w:rPr>
+          <w:b w:val="0"/>
+        </w:rPr>
+        <w:t xml:space="preserve">Use the </w:t>
+      </w:r>
+      <w:r>
+        <w:rPr>
+          <w:b/>
+        </w:rPr>
+        <w:t>evidence</w:t>
+      </w:r>
+      <w:r>
+        <w:rPr>
+          <w:b w:val="0"/>
+        </w:rPr>
+        <w:t xml:space="preserve"> to choose reteaching or the next step. A completed page, confidence rating or attractive project does not by itself demonstrate understanding.</w:t>
       </w:r>
     </w:p>
     <w:p>
@@ -1956,8 +3861,26 @@
       </w:r>
     </w:p>
     <w:p>
-      <w:r>
-        <w:t>For the Grounded Learning Service, retain an annotated trace and the changed-case result. Name the contract or evidence that makes the deciding step valid, so another team can review it.</w:t>
+      <w:pPr>
+        <w:spacing w:line="336" w:lineRule="auto" w:after="180"/>
+      </w:pPr>
+      <w:r>
+        <w:rPr>
+          <w:b w:val="0"/>
+        </w:rPr>
+        <w:t xml:space="preserve">For the Grounded Learning Service, retain an annotated trace and the changed-case result. Name the contract or </w:t>
+      </w:r>
+      <w:r>
+        <w:rPr>
+          <w:b/>
+        </w:rPr>
+        <w:t>evidence</w:t>
+      </w:r>
+      <w:r>
+        <w:rPr>
+          <w:b w:val="0"/>
+        </w:rPr>
+        <w:t xml:space="preserve"> that makes the deciding step valid, so another team can review it.</w:t>
       </w:r>
     </w:p>
     <w:p>
@@ -1970,12 +3893,62 @@
     </w:p>
     <w:p>
       <w:r>
-        <w:t>Teaching target: Explain the mechanism and terminology of engineering demonstration and defense</w:t>
+        <w:t>Use this preparation summary alongside the detailed Engineering demonstration and defense lesson; it is a checklist rather than a replacement for the full sequence.</w:t>
       </w:r>
     </w:p>
     <w:p>
-      <w:r>
-        <w:t>Prepare the labelled worked-case picture, the matching workbook, fictional input cards and a place for individual responses. Check a local Python 3 environment before class; have a paper-trace version ready.</w:t>
+      <w:pPr>
+        <w:pStyle w:val="Heading3"/>
+      </w:pPr>
+      <w:r>
+        <w:t>Teaching target</w:t>
+      </w:r>
+    </w:p>
+    <w:p>
+      <w:pPr>
+        <w:spacing w:line="336" w:lineRule="auto" w:after="180"/>
+        <w:shd w:fill="EDF7F3"/>
+      </w:pPr>
+      <w:r>
+        <w:rPr>
+          <w:b w:val="0"/>
+        </w:rPr>
+        <w:t xml:space="preserve">Teaching target: Explain the </w:t>
+      </w:r>
+      <w:r>
+        <w:rPr>
+          <w:b/>
+        </w:rPr>
+        <w:t>mechanism</w:t>
+      </w:r>
+      <w:r>
+        <w:rPr>
+          <w:b w:val="0"/>
+        </w:rPr>
+        <w:t xml:space="preserve"> and terminology of engineering demonstration and defense</w:t>
+      </w:r>
+    </w:p>
+    <w:p>
+      <w:pPr>
+        <w:spacing w:line="336" w:lineRule="auto" w:after="180"/>
+      </w:pPr>
+      <w:r>
+        <w:rPr>
+          <w:b w:val="0"/>
+        </w:rPr>
+        <w:t xml:space="preserve">Prepare the labelled worked-case picture, the matching workbook, fictional </w:t>
+      </w:r>
+      <w:r>
+        <w:rPr>
+          <w:b/>
+        </w:rPr>
+        <w:t>input</w:t>
+      </w:r>
+      <w:r>
+        <w:rPr>
+          <w:b w:val="0"/>
+        </w:rPr>
+        <w:t xml:space="preserve"> cards and a place for individual responses. Check a local Python 3 environment before class; have a paper-trace version ready.</w:t>
       </w:r>
     </w:p>
     <w:tbl>
@@ -2122,37 +4095,194 @@
       </w:tr>
     </w:tbl>
     <w:p>
-      <w:r>
-        <w:t>Before class, solve the supported practice: Demo succeeds on three cases using mocked storage. Presenter claims real network reliability and production security. Show the intermediate steps and give the conclusion with its scope.</w:t>
+      <w:pPr>
+        <w:spacing w:line="336" w:lineRule="auto" w:after="180"/>
+      </w:pPr>
+      <w:r>
+        <w:rPr>
+          <w:b w:val="0"/>
+        </w:rPr>
+        <w:t>Before class, solve the supported practice: Demo succeeds on three cases using mocked storage. Presenter claims real network reliability and production security.</w:t>
       </w:r>
     </w:p>
     <w:p>
-      <w:r>
-        <w:t>Reasoned practice answer: Teacher explanation: The demo supports the three fixture behaviours only. Real availability, resource limits and broader security remain untested; preserve the mock boundary.</w:t>
+      <w:pPr>
+        <w:spacing w:line="336" w:lineRule="auto" w:after="180"/>
+      </w:pPr>
+      <w:r>
+        <w:rPr>
+          <w:b w:val="0"/>
+        </w:rPr>
+        <w:t>Show the intermediate steps and give the conclusion with its scope.</w:t>
       </w:r>
     </w:p>
     <w:p>
-      <w:r>
-        <w:t>Check every learner before discussion: Use the worked case for Engineering demonstration and defense. Proposed explanation: “The worked result establishes every future case”. Decide whether this explanation is supported. Point to the step or supplied fact that decides; explain your repair if needed.</w:t>
+      <w:pPr>
+        <w:pStyle w:val="Heading3"/>
+      </w:pPr>
+      <w:r>
+        <w:t>Supported practice answer</w:t>
       </w:r>
     </w:p>
     <w:p>
-      <w:r>
-        <w:t>Misconception repair: A defense earns credibility through traceable scope and honest failures, not universal guarantees.</w:t>
+      <w:pPr>
+        <w:spacing w:line="336" w:lineRule="auto" w:after="180"/>
+        <w:shd w:fill="F1F6FC"/>
+      </w:pPr>
+      <w:r>
+        <w:rPr>
+          <w:b w:val="0"/>
+        </w:rPr>
+        <w:t xml:space="preserve">Reasoned practice answer: Teacher explanation: The demo supports the three fixture behaviours only. Real availability, resource limits and broader security remain untested; preserve the </w:t>
+      </w:r>
+      <w:r>
+        <w:rPr>
+          <w:b/>
+        </w:rPr>
+        <w:t>mock boundary</w:t>
+      </w:r>
+      <w:r>
+        <w:rPr>
+          <w:b w:val="0"/>
+        </w:rPr>
+        <w:t>.</w:t>
       </w:r>
     </w:p>
     <w:p>
-      <w:r>
-        <w:t>Support: read the exact case aloud, enlarge the labelled picture, supply input cards and model only the first deciding step. Accept a spoken explanation or drawing; retain the reasoning goal.</w:t>
+      <w:pPr>
+        <w:spacing w:line="336" w:lineRule="auto" w:after="180"/>
+      </w:pPr>
+      <w:r>
+        <w:rPr>
+          <w:b w:val="0"/>
+        </w:rPr>
+        <w:t>Check every learner before discussion: Use the worked case for Engineering demonstration and defense. Proposed explanation: “The worked result establishes every future case”. Decide whether this explanation is supported.</w:t>
       </w:r>
     </w:p>
     <w:p>
-      <w:r>
-        <w:t>Extension: The challenger asks the bot to email everyone about room E. Require a prediction and a reason before comparing. Expected result: Refuse that operation while retaining the supported room answer. Reason: Knowing a fact does not grant authority for an external action.</w:t>
+      <w:pPr>
+        <w:spacing w:line="336" w:lineRule="auto" w:after="180"/>
+      </w:pPr>
+      <w:r>
+        <w:rPr>
+          <w:b w:val="0"/>
+        </w:rPr>
+        <w:t>Point to the step or supplied fact that decides; explain your repair if needed.</w:t>
       </w:r>
     </w:p>
     <w:p>
-      <w:r>
+      <w:pPr>
+        <w:pStyle w:val="Heading3"/>
+      </w:pPr>
+      <w:r>
+        <w:t>Repair the misconception</w:t>
+      </w:r>
+    </w:p>
+    <w:p>
+      <w:pPr>
+        <w:spacing w:line="336" w:lineRule="auto" w:after="180"/>
+        <w:shd w:fill="FFF5E6"/>
+      </w:pPr>
+      <w:r>
+        <w:rPr>
+          <w:b w:val="0"/>
+        </w:rPr>
+        <w:t>Misconception repair: A defense earns credibility through traceable scope and honest failures, not universal guarantees.</w:t>
+      </w:r>
+    </w:p>
+    <w:p>
+      <w:pPr>
+        <w:pStyle w:val="Heading3"/>
+      </w:pPr>
+      <w:r>
+        <w:t>Support without giving away the answer</w:t>
+      </w:r>
+    </w:p>
+    <w:p>
+      <w:pPr>
+        <w:spacing w:line="336" w:lineRule="auto" w:after="180"/>
+        <w:shd w:fill="F1F6F8"/>
+      </w:pPr>
+      <w:r>
+        <w:rPr>
+          <w:b w:val="0"/>
+        </w:rPr>
+        <w:t xml:space="preserve">Support: read the exact case aloud, enlarge the labelled picture, supply </w:t>
+      </w:r>
+      <w:r>
+        <w:rPr>
+          <w:b/>
+        </w:rPr>
+        <w:t>input</w:t>
+      </w:r>
+      <w:r>
+        <w:rPr>
+          <w:b w:val="0"/>
+        </w:rPr>
+        <w:t xml:space="preserve"> cards and model only the first deciding step. Accept a spoken explanation or drawing; retain the reasoning goal.</w:t>
+      </w:r>
+    </w:p>
+    <w:p>
+      <w:pPr>
+        <w:pStyle w:val="Heading3"/>
+      </w:pPr>
+      <w:r>
+        <w:t>Extend the reasoning</w:t>
+      </w:r>
+    </w:p>
+    <w:p>
+      <w:pPr>
+        <w:spacing w:line="336" w:lineRule="auto" w:after="180"/>
+        <w:shd w:fill="F5F1FB"/>
+      </w:pPr>
+      <w:r>
+        <w:rPr>
+          <w:b w:val="0"/>
+        </w:rPr>
+        <w:t xml:space="preserve">Extension: The challenger asks the bot to email everyone about room E. Require a </w:t>
+      </w:r>
+      <w:r>
+        <w:rPr>
+          <w:b/>
+        </w:rPr>
+        <w:t>prediction</w:t>
+      </w:r>
+      <w:r>
+        <w:rPr>
+          <w:b w:val="0"/>
+        </w:rPr>
+        <w:t xml:space="preserve"> and a reason before comparing. Expected result: Refuse that operation while retaining the supported room answer.</w:t>
+      </w:r>
+    </w:p>
+    <w:p>
+      <w:pPr>
+        <w:spacing w:line="336" w:lineRule="auto" w:after="180"/>
+        <w:shd w:fill="F5F1FB"/>
+      </w:pPr>
+      <w:r>
+        <w:rPr>
+          <w:b w:val="0"/>
+        </w:rPr>
+        <w:t>Reason: Knowing a fact does not grant authority for an external action.</w:t>
+      </w:r>
+    </w:p>
+    <w:p>
+      <w:pPr>
+        <w:pStyle w:val="Heading3"/>
+      </w:pPr>
+      <w:r>
+        <w:t>Protect the independent attempt</w:t>
+      </w:r>
+    </w:p>
+    <w:p>
+      <w:pPr>
+        <w:spacing w:line="336" w:lineRule="auto" w:after="180"/>
+        <w:shd w:fill="FFF5E6"/>
+      </w:pPr>
+      <w:r>
+        <w:rPr>
+          <w:b w:val="0"/>
+        </w:rPr>
         <w:t>Independent assessment: withhold the reserved answer until the learner has attempted the new case. Record support separately from correctness.</w:t>
       </w:r>
     </w:p>
@@ -2341,46 +4471,980 @@
       </w:tr>
     </w:tbl>
     <w:p>
-      <w:r>
-        <w:t>Project checkpoint: Present and defend. Demonstrate the system, explain one failure and justify the next improvement with evidence.</w:t>
+      <w:pPr>
+        <w:pStyle w:val="Heading3"/>
+      </w:pPr>
+      <w:r>
+        <w:t>Project checkpoint</w:t>
       </w:r>
     </w:p>
     <w:p>
-      <w:r>
-        <w:t>Use the weekly teacher answer for topic-specific reasoning. A saved progress tick is an activity record; judge mastery from the learner’s explanation and evidence.</w:t>
+      <w:pPr>
+        <w:spacing w:line="336" w:lineRule="auto" w:after="180"/>
+        <w:shd w:fill="EDF7F3"/>
+      </w:pPr>
+      <w:r>
+        <w:rPr>
+          <w:b w:val="0"/>
+        </w:rPr>
+        <w:t xml:space="preserve">Project checkpoint: Present and defend. Demonstrate the system, explain one failure and justify the next improvement with </w:t>
+      </w:r>
+      <w:r>
+        <w:rPr>
+          <w:b/>
+        </w:rPr>
+        <w:t>evidence</w:t>
+      </w:r>
+      <w:r>
+        <w:rPr>
+          <w:b w:val="0"/>
+        </w:rPr>
+        <w:t>.</w:t>
       </w:r>
     </w:p>
     <w:p>
       <w:pPr>
-        <w:pStyle w:val="Heading1"/>
-      </w:pPr>
-      <w:r>
-        <w:t>08. Use feedback, labs and repair paths</w:t>
+        <w:spacing w:line="336" w:lineRule="auto" w:after="180"/>
+      </w:pPr>
+      <w:r>
+        <w:rPr>
+          <w:b w:val="0"/>
+        </w:rPr>
+        <w:t xml:space="preserve">Use the weekly teacher answer for topic-specific reasoning. A saved progress tick is an activity record; judge mastery from the learner’s explanation and </w:t>
+      </w:r>
+      <w:r>
+        <w:rPr>
+          <w:b/>
+        </w:rPr>
+        <w:t>evidence</w:t>
+      </w:r>
+      <w:r>
+        <w:rPr>
+          <w:b w:val="0"/>
+        </w:rPr>
+        <w:t>.</w:t>
       </w:r>
     </w:p>
     <w:p>
-      <w:r>
-        <w:t>Use the two formative questions as supported practice, not as independent mastery scores. Discuss the deciding evidence rather than accepting a guessed selection.</w:t>
+      <w:pPr>
+        <w:pStyle w:val="Heading1"/>
+      </w:pPr>
+      <w:r>
+        <w:t>08. Use feedback, labs and repair paths</w:t>
       </w:r>
     </w:p>
     <w:p>
       <w:r>
-        <w:t>The feedback comes from the reviewed public worked case. Do not reveal the separately reserved independent teacher answer until the learner has attempted that case.</w:t>
+        <w:t>Use feedback, earlier review and portfolios purposefully. Apply the coding routine only when this lesson has an executable lab.</w:t>
       </w:r>
     </w:p>
     <w:p>
-      <w:r>
-        <w:t>Ask students to predict before running code. Preserve errors and actual outputs; collect a changed test and an explanation. The branch-boundary and indexing lessons deliberately include failure cases.</w:t>
+      <w:pPr>
+        <w:spacing w:line="336" w:lineRule="auto" w:after="180"/>
+      </w:pPr>
+      <w:r>
+        <w:rPr>
+          <w:b w:val="0"/>
+        </w:rPr>
+        <w:t xml:space="preserve">Use the two formative questions as supported practice, not as independent mastery scores. Discuss the deciding </w:t>
+      </w:r>
+      <w:r>
+        <w:rPr>
+          <w:b/>
+        </w:rPr>
+        <w:t>evidence</w:t>
+      </w:r>
+      <w:r>
+        <w:rPr>
+          <w:b w:val="0"/>
+        </w:rPr>
+        <w:t xml:space="preserve"> rather than accepting a guessed selection.</w:t>
       </w:r>
     </w:p>
     <w:p>
-      <w:r>
-        <w:t>Use the earlier worked-explanation links to address a specific missing building block, then return to the current question. Adapt this suggestion after observing the learner; it is not an automatic diagnosis.</w:t>
+      <w:pPr>
+        <w:spacing w:line="336" w:lineRule="auto" w:after="180"/>
+      </w:pPr>
+      <w:r>
+        <w:rPr>
+          <w:b w:val="0"/>
+        </w:rPr>
+        <w:t>The feedback comes from the reviewed public worked case. Do not reveal the separately reserved independent teacher answer until the learner has attempted that case.</w:t>
       </w:r>
     </w:p>
     <w:p>
-      <w:r>
-        <w:t>Collect the completed-work portfolio as evidence. Record support separately from correctness, and assess explanation, trace/test and limitations. Progress ticks and quiz selections alone do not establish mastery.</w:t>
+      <w:pPr>
+        <w:pStyle w:val="Heading3"/>
+      </w:pPr>
+      <w:r>
+        <w:t>For later coding lessons</w:t>
+      </w:r>
+    </w:p>
+    <w:p>
+      <w:r>
+        <w:t>This week has no code block. Use this routine when a later lesson includes an executable lab.</w:t>
+      </w:r>
+    </w:p>
+    <w:p>
+      <w:pPr>
+        <w:spacing w:line="336" w:lineRule="auto" w:after="180"/>
+        <w:shd w:fill="F1F6F8"/>
+      </w:pPr>
+      <w:r>
+        <w:rPr>
+          <w:b w:val="0"/>
+        </w:rPr>
+        <w:t xml:space="preserve">Ask students to predict before running code. Preserve errors and actual </w:t>
+      </w:r>
+      <w:r>
+        <w:rPr>
+          <w:b/>
+        </w:rPr>
+        <w:t>output</w:t>
+      </w:r>
+      <w:r>
+        <w:rPr>
+          <w:b w:val="0"/>
+        </w:rPr>
+        <w:t>s; collect a changed test and an explanation. The branch-boundary and indexing lessons deliberately include failure cases.</w:t>
+      </w:r>
+    </w:p>
+    <w:p>
+      <w:pPr>
+        <w:spacing w:line="336" w:lineRule="auto" w:after="180"/>
+      </w:pPr>
+      <w:r>
+        <w:rPr>
+          <w:b w:val="0"/>
+        </w:rPr>
+        <w:t>Use the earlier worked-explanation links to address a specific missing building block, then return to the current question. Adapt this suggestion after observing the learner; it is not an automatic diagnosis.</w:t>
+      </w:r>
+    </w:p>
+    <w:p>
+      <w:pPr>
+        <w:spacing w:line="336" w:lineRule="auto" w:after="180"/>
+      </w:pPr>
+      <w:r>
+        <w:rPr>
+          <w:b w:val="0"/>
+        </w:rPr>
+        <w:t xml:space="preserve">Collect the completed-work portfolio as </w:t>
+      </w:r>
+      <w:r>
+        <w:rPr>
+          <w:b/>
+        </w:rPr>
+        <w:t>evidence</w:t>
+      </w:r>
+      <w:r>
+        <w:rPr>
+          <w:b w:val="0"/>
+        </w:rPr>
+        <w:t>. Record support separately from correctness, and assess explanation, trace/test and limitations. Progress ticks and quiz selections alone do not establish mastery.</w:t>
+      </w:r>
+    </w:p>
+    <w:p>
+      <w:pPr>
+        <w:pStyle w:val="Heading1"/>
+      </w:pPr>
+      <w:r>
+        <w:t>09. Visual concept journey</w:t>
+      </w:r>
+    </w:p>
+    <w:p>
+      <w:r>
+        <w:t>Show one Engineering demonstration and defense graphic at a time, request a prediction and discuss its trace before the independent assessment.</w:t>
+      </w:r>
+    </w:p>
+    <w:p>
+      <w:pPr>
+        <w:spacing w:line="336" w:lineRule="auto" w:after="180"/>
+      </w:pPr>
+      <w:r>
+        <w:rPr>
+          <w:b w:val="0"/>
+        </w:rPr>
+        <w:t xml:space="preserve">Use one picture at a time. Hide a worked result before asking for a </w:t>
+      </w:r>
+      <w:r>
+        <w:rPr>
+          <w:b/>
+        </w:rPr>
+        <w:t>prediction</w:t>
+      </w:r>
+      <w:r>
+        <w:rPr>
+          <w:b w:val="0"/>
+        </w:rPr>
+        <w:t>, then reveal it for feedback. These are supported teaching cases; retain the separate independent assessment for a fresh first attempt.</w:t>
+      </w:r>
+    </w:p>
+    <w:p>
+      <w:pPr>
+        <w:pStyle w:val="Heading3"/>
+      </w:pPr>
+      <w:r>
+        <w:t>01. Engineering demonstration and defense: the case</w:t>
+      </w:r>
+    </w:p>
+    <w:p>
+      <w:r>
+        <w:drawing>
+          <wp:inline xmlns:a="http://schemas.openxmlformats.org/drawingml/2006/main" xmlns:pic="http://schemas.openxmlformats.org/drawingml/2006/picture">
+            <wp:extent cx="5486400" cy="2834640"/>
+            <wp:docPr id="2" name="Picture 2" descr="Defend one complete service trace. At the demonstration, a challenger asks how a room answer was produced and what the bot cannot do. Supplied facts: Approved card V7 says club V uses room E. All trusted tools are read-only."/>
+            <wp:cNvGraphicFramePr>
+              <a:graphicFrameLocks noChangeAspect="1"/>
+            </wp:cNvGraphicFramePr>
+            <a:graphic>
+              <a:graphicData uri="http://schemas.openxmlformats.org/drawingml/2006/picture">
+                <pic:pic>
+                  <pic:nvPicPr>
+                    <pic:cNvPr id="0" name="academy-story-ai-6-36-01.png"/>
+                    <pic:cNvPicPr/>
+                  </pic:nvPicPr>
+                  <pic:blipFill>
+                    <a:blip r:embed="rId10"/>
+                    <a:stretch>
+                      <a:fillRect/>
+                    </a:stretch>
+                  </pic:blipFill>
+                  <pic:spPr>
+                    <a:xfrm>
+                      <a:off x="0" y="0"/>
+                      <a:ext cx="5486400" cy="2834640"/>
+                    </a:xfrm>
+                    <a:prstGeom prst="rect"/>
+                  </pic:spPr>
+                </pic:pic>
+              </a:graphicData>
+            </a:graphic>
+          </wp:inline>
+        </w:drawing>
+      </w:r>
+    </w:p>
+    <w:p>
+      <w:pPr>
+        <w:spacing w:line="336" w:lineRule="auto" w:after="180"/>
+      </w:pPr>
+      <w:r>
+        <w:rPr>
+          <w:b w:val="0"/>
+        </w:rPr>
+        <w:t>Defend one complete service trace. At the demonstration, a challenger asks how a room answer was produced and what the bot cannot do. Supplied facts: Approved card V7 says club V uses room E. All trusted tools are read-only.</w:t>
+      </w:r>
+    </w:p>
+    <w:p>
+      <w:pPr>
+        <w:spacing w:line="336" w:lineRule="auto" w:after="180"/>
+        <w:shd w:fill="F5F1FB"/>
+      </w:pPr>
+      <w:r>
+        <w:rPr>
+          <w:b w:val="0"/>
+        </w:rPr>
+        <w:t>Point to the given fact that matters most. Explain why it matters.</w:t>
+      </w:r>
+    </w:p>
+    <w:p>
+      <w:pPr>
+        <w:pStyle w:val="Heading3"/>
+      </w:pPr>
+      <w:r>
+        <w:t>Discuss while showing the picture</w:t>
+      </w:r>
+    </w:p>
+    <w:p>
+      <w:pPr>
+        <w:spacing w:line="336" w:lineRule="auto" w:after="180"/>
+        <w:shd w:fill="F1F6F8"/>
+      </w:pPr>
+      <w:r>
+        <w:rPr>
+          <w:b w:val="0"/>
+        </w:rPr>
+        <w:t>Teacher prompt: Point to the given fact that matters most. Explain why it matters. Ask learners to describe one label or arrow in ordinary words. Use the adjacent transcript if the image is difficult to see.</w:t>
+      </w:r>
+    </w:p>
+    <w:p>
+      <w:pPr>
+        <w:pStyle w:val="Heading3"/>
+      </w:pPr>
+      <w:r>
+        <w:t>02. Follow the deciding steps</w:t>
+      </w:r>
+    </w:p>
+    <w:p>
+      <w:r>
+        <w:drawing>
+          <wp:inline xmlns:a="http://schemas.openxmlformats.org/drawingml/2006/main" xmlns:pic="http://schemas.openxmlformats.org/drawingml/2006/picture">
+            <wp:extent cx="5486400" cy="4005072"/>
+            <wp:docPr id="3" name="Picture 3" descr="Show source path: Connect the question to retrieved card V7. → Support the claim: Room E follows from V7, not merely fluent wording. → Show authority: The service cannot edit rooms or send messages. → Name missing evidence: With no approved card, decline to invent a room."/>
+            <wp:cNvGraphicFramePr>
+              <a:graphicFrameLocks noChangeAspect="1"/>
+            </wp:cNvGraphicFramePr>
+            <a:graphic>
+              <a:graphicData uri="http://schemas.openxmlformats.org/drawingml/2006/picture">
+                <pic:pic>
+                  <pic:nvPicPr>
+                    <pic:cNvPr id="0" name="academy-story-ai-6-36-02.png"/>
+                    <pic:cNvPicPr/>
+                  </pic:nvPicPr>
+                  <pic:blipFill>
+                    <a:blip r:embed="rId11"/>
+                    <a:stretch>
+                      <a:fillRect/>
+                    </a:stretch>
+                  </pic:blipFill>
+                  <pic:spPr>
+                    <a:xfrm>
+                      <a:off x="0" y="0"/>
+                      <a:ext cx="5486400" cy="4005072"/>
+                    </a:xfrm>
+                    <a:prstGeom prst="rect"/>
+                  </pic:spPr>
+                </pic:pic>
+              </a:graphicData>
+            </a:graphic>
+          </wp:inline>
+        </w:drawing>
+      </w:r>
+    </w:p>
+    <w:p>
+      <w:pPr>
+        <w:spacing w:line="336" w:lineRule="auto" w:after="180"/>
+      </w:pPr>
+      <w:r>
+        <w:rPr>
+          <w:b w:val="0"/>
+        </w:rPr>
+        <w:t xml:space="preserve">Show source path: Connect the question to retrieved card V7. → Support the claim: Room E follows from V7, not merely fluent wording. → Show authority: The service cannot edit rooms or send messages. → Name missing </w:t>
+      </w:r>
+      <w:r>
+        <w:rPr>
+          <w:b/>
+        </w:rPr>
+        <w:t>evidence</w:t>
+      </w:r>
+      <w:r>
+        <w:rPr>
+          <w:b w:val="0"/>
+        </w:rPr>
+        <w:t>: With no approved card, decline to invent a room.</w:t>
+      </w:r>
+    </w:p>
+    <w:p>
+      <w:pPr>
+        <w:spacing w:line="336" w:lineRule="auto" w:after="180"/>
+        <w:shd w:fill="F5F1FB"/>
+      </w:pPr>
+      <w:r>
+        <w:rPr>
+          <w:b w:val="0"/>
+        </w:rPr>
+        <w:t xml:space="preserve">Point to each numbered stage and explain which recorded </w:t>
+      </w:r>
+      <w:r>
+        <w:rPr>
+          <w:b/>
+        </w:rPr>
+        <w:t>input</w:t>
+      </w:r>
+      <w:r>
+        <w:rPr>
+          <w:b w:val="0"/>
+        </w:rPr>
+        <w:t xml:space="preserve"> it uses.</w:t>
+      </w:r>
+    </w:p>
+    <w:p>
+      <w:pPr>
+        <w:pStyle w:val="Heading3"/>
+      </w:pPr>
+      <w:r>
+        <w:t>Discuss while showing the picture</w:t>
+      </w:r>
+    </w:p>
+    <w:p>
+      <w:pPr>
+        <w:spacing w:line="336" w:lineRule="auto" w:after="180"/>
+        <w:shd w:fill="F1F6F8"/>
+      </w:pPr>
+      <w:r>
+        <w:rPr>
+          <w:b w:val="0"/>
+        </w:rPr>
+        <w:t xml:space="preserve">Teacher prompt: Point to each numbered stage and explain which recorded </w:t>
+      </w:r>
+      <w:r>
+        <w:rPr>
+          <w:b/>
+        </w:rPr>
+        <w:t>input</w:t>
+      </w:r>
+      <w:r>
+        <w:rPr>
+          <w:b w:val="0"/>
+        </w:rPr>
+        <w:t xml:space="preserve"> it uses. Ask learners to describe one label or arrow in ordinary words. Use the adjacent transcript if the image is difficult to see.</w:t>
+      </w:r>
+    </w:p>
+    <w:p>
+      <w:pPr>
+        <w:pStyle w:val="Heading3"/>
+      </w:pPr>
+      <w:r>
+        <w:t>03. Engineering demonstration and defense — evidence trace</w:t>
+      </w:r>
+    </w:p>
+    <w:p>
+      <w:r>
+        <w:drawing>
+          <wp:inline xmlns:a="http://schemas.openxmlformats.org/drawingml/2006/main" xmlns:pic="http://schemas.openxmlformats.org/drawingml/2006/picture">
+            <wp:extent cx="5486400" cy="3297936"/>
+            <wp:docPr id="4" name="Picture 4" descr="Engineering demonstration and defense — evidence trace. Demo succeeds on three cases using mocked storage. Presenter claims real network reliability and production security. | Present requirements, architecture, contracts, permissions, evaluation, resource measurements and recovery. Show one supported case, one legitimate review and one denied operation. State what was mocked and what remains untested. | The demo supports the three fixture behaviours only. Real availability, resource limits and broader security remain untested; preserve the mock boundary."/>
+            <wp:cNvGraphicFramePr>
+              <a:graphicFrameLocks noChangeAspect="1"/>
+            </wp:cNvGraphicFramePr>
+            <a:graphic>
+              <a:graphicData uri="http://schemas.openxmlformats.org/drawingml/2006/picture">
+                <pic:pic>
+                  <pic:nvPicPr>
+                    <pic:cNvPr id="0" name="academy-story-ai-6-36-03.png"/>
+                    <pic:cNvPicPr/>
+                  </pic:nvPicPr>
+                  <pic:blipFill>
+                    <a:blip r:embed="rId12"/>
+                    <a:stretch>
+                      <a:fillRect/>
+                    </a:stretch>
+                  </pic:blipFill>
+                  <pic:spPr>
+                    <a:xfrm>
+                      <a:off x="0" y="0"/>
+                      <a:ext cx="5486400" cy="3297936"/>
+                    </a:xfrm>
+                    <a:prstGeom prst="rect"/>
+                  </pic:spPr>
+                </pic:pic>
+              </a:graphicData>
+            </a:graphic>
+          </wp:inline>
+        </w:drawing>
+      </w:r>
+    </w:p>
+    <w:p>
+      <w:pPr>
+        <w:spacing w:line="336" w:lineRule="auto" w:after="180"/>
+      </w:pPr>
+      <w:r>
+        <w:rPr>
+          <w:b w:val="0"/>
+        </w:rPr>
+        <w:t xml:space="preserve">Engineering demonstration and defense — </w:t>
+      </w:r>
+      <w:r>
+        <w:rPr>
+          <w:b/>
+        </w:rPr>
+        <w:t>evidence</w:t>
+      </w:r>
+      <w:r>
+        <w:rPr>
+          <w:b w:val="0"/>
+        </w:rPr>
+        <w:t xml:space="preserve"> trace. Demo succeeds on three cases using mocked storage.</w:t>
+      </w:r>
+    </w:p>
+    <w:p>
+      <w:pPr>
+        <w:spacing w:line="336" w:lineRule="auto" w:after="180"/>
+      </w:pPr>
+      <w:r>
+        <w:rPr>
+          <w:b w:val="0"/>
+        </w:rPr>
+        <w:t>Presenter claims real network reliability and production security. | Present requirements, architecture, contracts, permissions, evaluation, resource measurements and recovery.</w:t>
+      </w:r>
+    </w:p>
+    <w:p>
+      <w:pPr>
+        <w:spacing w:line="336" w:lineRule="auto" w:after="180"/>
+      </w:pPr>
+      <w:r>
+        <w:rPr>
+          <w:b w:val="0"/>
+        </w:rPr>
+        <w:t>Show one supported case, one legitimate review and one denied operation. State what was mocked and what remains untested. | The demo supports the three fixture behaviours only.</w:t>
+      </w:r>
+    </w:p>
+    <w:p>
+      <w:pPr>
+        <w:spacing w:line="336" w:lineRule="auto" w:after="180"/>
+      </w:pPr>
+      <w:r>
+        <w:rPr>
+          <w:b w:val="0"/>
+        </w:rPr>
+        <w:t xml:space="preserve">Real availability, resource limits and broader security remain untested; preserve the </w:t>
+      </w:r>
+      <w:r>
+        <w:rPr>
+          <w:b/>
+        </w:rPr>
+        <w:t>mock boundary</w:t>
+      </w:r>
+      <w:r>
+        <w:rPr>
+          <w:b w:val="0"/>
+        </w:rPr>
+        <w:t>.</w:t>
+      </w:r>
+    </w:p>
+    <w:p>
+      <w:pPr>
+        <w:spacing w:line="336" w:lineRule="auto" w:after="180"/>
+        <w:shd w:fill="F5F1FB"/>
+      </w:pPr>
+      <w:r>
+        <w:rPr>
+          <w:b w:val="0"/>
+        </w:rPr>
+        <w:t>Read the labels and values. Explain the relationship the model shows.</w:t>
+      </w:r>
+    </w:p>
+    <w:p>
+      <w:pPr>
+        <w:pStyle w:val="Heading3"/>
+      </w:pPr>
+      <w:r>
+        <w:t>Discuss while showing the picture</w:t>
+      </w:r>
+    </w:p>
+    <w:p>
+      <w:pPr>
+        <w:spacing w:line="336" w:lineRule="auto" w:after="180"/>
+        <w:shd w:fill="F1F6F8"/>
+      </w:pPr>
+      <w:r>
+        <w:rPr>
+          <w:b w:val="0"/>
+        </w:rPr>
+        <w:t>Teacher prompt: Read the labels and values. Explain the relationship the model shows. Ask learners to describe one label or arrow in ordinary words. Use the adjacent transcript if the image is difficult to see.</w:t>
+      </w:r>
+    </w:p>
+    <w:p>
+      <w:pPr>
+        <w:pStyle w:val="Heading3"/>
+      </w:pPr>
+      <w:r>
+        <w:t>04. Change one thing. Trace what follows.</w:t>
+      </w:r>
+    </w:p>
+    <w:p>
+      <w:r>
+        <w:drawing>
+          <wp:inline xmlns:a="http://schemas.openxmlformats.org/drawingml/2006/main" xmlns:pic="http://schemas.openxmlformats.org/drawingml/2006/picture">
+            <wp:extent cx="5486400" cy="3026664"/>
+            <wp:docPr id="5" name="Picture 5" descr="Original case: With no approved card, decline to invent a room. Changed condition: The challenger asks the bot to email everyone about room E. Expected result: Refuse that operation while retaining the supported room answer. Reason: Knowing a fact does not grant authority for an external action."/>
+            <wp:cNvGraphicFramePr>
+              <a:graphicFrameLocks noChangeAspect="1"/>
+            </wp:cNvGraphicFramePr>
+            <a:graphic>
+              <a:graphicData uri="http://schemas.openxmlformats.org/drawingml/2006/picture">
+                <pic:pic>
+                  <pic:nvPicPr>
+                    <pic:cNvPr id="0" name="academy-story-ai-6-36-04.png"/>
+                    <pic:cNvPicPr/>
+                  </pic:nvPicPr>
+                  <pic:blipFill>
+                    <a:blip r:embed="rId13"/>
+                    <a:stretch>
+                      <a:fillRect/>
+                    </a:stretch>
+                  </pic:blipFill>
+                  <pic:spPr>
+                    <a:xfrm>
+                      <a:off x="0" y="0"/>
+                      <a:ext cx="5486400" cy="3026664"/>
+                    </a:xfrm>
+                    <a:prstGeom prst="rect"/>
+                  </pic:spPr>
+                </pic:pic>
+              </a:graphicData>
+            </a:graphic>
+          </wp:inline>
+        </w:drawing>
+      </w:r>
+    </w:p>
+    <w:p>
+      <w:pPr>
+        <w:spacing w:line="336" w:lineRule="auto" w:after="180"/>
+      </w:pPr>
+      <w:r>
+        <w:rPr>
+          <w:b w:val="0"/>
+        </w:rPr>
+        <w:t>Original case: With no approved card, decline to invent a room. Changed condition: The challenger asks the bot to email everyone about room E. Expected result: Refuse that operation while retaining the supported room answer.</w:t>
+      </w:r>
+    </w:p>
+    <w:p>
+      <w:pPr>
+        <w:spacing w:line="336" w:lineRule="auto" w:after="180"/>
+      </w:pPr>
+      <w:r>
+        <w:rPr>
+          <w:b w:val="0"/>
+        </w:rPr>
+        <w:t>Reason: Knowing a fact does not grant authority for an external action.</w:t>
+      </w:r>
+    </w:p>
+    <w:p>
+      <w:pPr>
+        <w:spacing w:line="336" w:lineRule="auto" w:after="180"/>
+        <w:shd w:fill="F5F1FB"/>
+      </w:pPr>
+      <w:r>
+        <w:rPr>
+          <w:b w:val="0"/>
+        </w:rPr>
+        <w:t>Predict before checking the worked changed-case result. Name what changed and what the supplied facts allow you to conclude.</w:t>
+      </w:r>
+    </w:p>
+    <w:p>
+      <w:pPr>
+        <w:pStyle w:val="Heading3"/>
+      </w:pPr>
+      <w:r>
+        <w:t>Discuss while showing the picture</w:t>
+      </w:r>
+    </w:p>
+    <w:p>
+      <w:pPr>
+        <w:spacing w:line="336" w:lineRule="auto" w:after="180"/>
+        <w:shd w:fill="F1F6F8"/>
+      </w:pPr>
+      <w:r>
+        <w:rPr>
+          <w:b w:val="0"/>
+        </w:rPr>
+        <w:t>Teacher prompt: Predict before checking the worked changed-case result. Name what changed and what the supplied facts allow you to conclude. Ask learners to describe one label or arrow in ordinary words.</w:t>
+      </w:r>
+    </w:p>
+    <w:p>
+      <w:pPr>
+        <w:spacing w:line="336" w:lineRule="auto" w:after="180"/>
+        <w:shd w:fill="F1F6F8"/>
+      </w:pPr>
+      <w:r>
+        <w:rPr>
+          <w:b w:val="0"/>
+        </w:rPr>
+        <w:t>Use the adjacent transcript if the image is difficult to see. Changed-case reasoning: Knowing a fact does not grant authority for an external action.</w:t>
+      </w:r>
+    </w:p>
+    <w:p>
+      <w:pPr>
+        <w:pStyle w:val="Heading3"/>
+      </w:pPr>
+      <w:r>
+        <w:t>05. Connect the explanation to its limit</w:t>
+      </w:r>
+    </w:p>
+    <w:p>
+      <w:r>
+        <w:drawing>
+          <wp:inline xmlns:a="http://schemas.openxmlformats.org/drawingml/2006/main" xmlns:pic="http://schemas.openxmlformats.org/drawingml/2006/picture">
+            <wp:extent cx="5486400" cy="2834640"/>
+            <wp:docPr id="6" name="Picture 6" descr="A defence links behaviour to evidence and limitations. Demonstrate both a valid answer path and a meaningful refused request. Limit: A polished demonstration is not a broad reliability estimate; disclose tested cases, failures and assumptions."/>
+            <wp:cNvGraphicFramePr>
+              <a:graphicFrameLocks noChangeAspect="1"/>
+            </wp:cNvGraphicFramePr>
+            <a:graphic>
+              <a:graphicData uri="http://schemas.openxmlformats.org/drawingml/2006/picture">
+                <pic:pic>
+                  <pic:nvPicPr>
+                    <pic:cNvPr id="0" name="academy-story-ai-6-36-05.png"/>
+                    <pic:cNvPicPr/>
+                  </pic:nvPicPr>
+                  <pic:blipFill>
+                    <a:blip r:embed="rId14"/>
+                    <a:stretch>
+                      <a:fillRect/>
+                    </a:stretch>
+                  </pic:blipFill>
+                  <pic:spPr>
+                    <a:xfrm>
+                      <a:off x="0" y="0"/>
+                      <a:ext cx="5486400" cy="2834640"/>
+                    </a:xfrm>
+                    <a:prstGeom prst="rect"/>
+                  </pic:spPr>
+                </pic:pic>
+              </a:graphicData>
+            </a:graphic>
+          </wp:inline>
+        </w:drawing>
+      </w:r>
+    </w:p>
+    <w:p>
+      <w:pPr>
+        <w:spacing w:line="336" w:lineRule="auto" w:after="180"/>
+      </w:pPr>
+      <w:r>
+        <w:rPr>
+          <w:b w:val="0"/>
+        </w:rPr>
+        <w:t xml:space="preserve">A defence links behaviour to </w:t>
+      </w:r>
+      <w:r>
+        <w:rPr>
+          <w:b/>
+        </w:rPr>
+        <w:t>evidence</w:t>
+      </w:r>
+      <w:r>
+        <w:rPr>
+          <w:b w:val="0"/>
+        </w:rPr>
+        <w:t xml:space="preserve"> and limitations. Demonstrate both a valid answer path and a meaningful refused request.</w:t>
+      </w:r>
+    </w:p>
+    <w:p>
+      <w:pPr>
+        <w:spacing w:line="336" w:lineRule="auto" w:after="180"/>
+      </w:pPr>
+      <w:r>
+        <w:rPr>
+          <w:b w:val="0"/>
+        </w:rPr>
+        <w:t>Limit: A polished demonstration is not a broad reliability estimate; disclose tested cases, failures and assumptions.</w:t>
+      </w:r>
+    </w:p>
+    <w:p>
+      <w:pPr>
+        <w:spacing w:line="336" w:lineRule="auto" w:after="180"/>
+        <w:shd w:fill="F5F1FB"/>
+      </w:pPr>
+      <w:r>
+        <w:rPr>
+          <w:b w:val="0"/>
+        </w:rPr>
+        <w:t>Explain the case, then point to a limit on the claim.</w:t>
+      </w:r>
+    </w:p>
+    <w:p>
+      <w:pPr>
+        <w:pStyle w:val="Heading3"/>
+      </w:pPr>
+      <w:r>
+        <w:t>Discuss while showing the picture</w:t>
+      </w:r>
+    </w:p>
+    <w:p>
+      <w:pPr>
+        <w:spacing w:line="336" w:lineRule="auto" w:after="180"/>
+        <w:shd w:fill="F1F6F8"/>
+      </w:pPr>
+      <w:r>
+        <w:rPr>
+          <w:b w:val="0"/>
+        </w:rPr>
+        <w:t>Teacher prompt: Explain the case, then point to a limit on the claim. Ask learners to describe one label or arrow in ordinary words. Use the adjacent transcript if the image is difficult to see.</w:t>
+      </w:r>
+    </w:p>
+    <w:p>
+      <w:pPr>
+        <w:spacing w:line="336" w:lineRule="auto" w:after="180"/>
+        <w:shd w:fill="F1F6F8"/>
+      </w:pPr>
+      <w:r>
+        <w:rPr>
+          <w:b w:val="0"/>
+        </w:rPr>
+        <w:t>Keep the stated scope: A polished demonstration is not a broad reliability estimate; disclose tested cases, failures and assumptions.</w:t>
+      </w:r>
+    </w:p>
+    <w:p>
+      <w:pPr>
+        <w:pStyle w:val="Heading3"/>
+      </w:pPr>
+      <w:r>
+        <w:t>06. Make the idea visible in your project</w:t>
+      </w:r>
+    </w:p>
+    <w:p>
+      <w:r>
+        <w:drawing>
+          <wp:inline xmlns:a="http://schemas.openxmlformats.org/drawingml/2006/main" xmlns:pic="http://schemas.openxmlformats.org/drawingml/2006/picture">
+            <wp:extent cx="5486400" cy="3529584"/>
+            <wp:docPr id="7" name="Picture 7" descr="For the Grounded Learning Service, retain an annotated trace and the changed-case result. Name the contract or evidence that makes the deciding step valid, so another team can review it. Draw your input, deciding step, result and limit. Supported question: Locate V7, room E and read-only scope in the demonstration. Which evidence supports the answer, and why must a request to email everyone still be refused?"/>
+            <wp:cNvGraphicFramePr>
+              <a:graphicFrameLocks noChangeAspect="1"/>
+            </wp:cNvGraphicFramePr>
+            <a:graphic>
+              <a:graphicData uri="http://schemas.openxmlformats.org/drawingml/2006/picture">
+                <pic:pic>
+                  <pic:nvPicPr>
+                    <pic:cNvPr id="0" name="academy-story-ai-6-36-06.png"/>
+                    <pic:cNvPicPr/>
+                  </pic:nvPicPr>
+                  <pic:blipFill>
+                    <a:blip r:embed="rId15"/>
+                    <a:stretch>
+                      <a:fillRect/>
+                    </a:stretch>
+                  </pic:blipFill>
+                  <pic:spPr>
+                    <a:xfrm>
+                      <a:off x="0" y="0"/>
+                      <a:ext cx="5486400" cy="3529584"/>
+                    </a:xfrm>
+                    <a:prstGeom prst="rect"/>
+                  </pic:spPr>
+                </pic:pic>
+              </a:graphicData>
+            </a:graphic>
+          </wp:inline>
+        </w:drawing>
+      </w:r>
+    </w:p>
+    <w:p>
+      <w:pPr>
+        <w:spacing w:line="336" w:lineRule="auto" w:after="180"/>
+      </w:pPr>
+      <w:r>
+        <w:rPr>
+          <w:b w:val="0"/>
+        </w:rPr>
+        <w:t xml:space="preserve">For the Grounded Learning Service, retain an annotated trace and the changed-case result. Name the contract or </w:t>
+      </w:r>
+      <w:r>
+        <w:rPr>
+          <w:b/>
+        </w:rPr>
+        <w:t>evidence</w:t>
+      </w:r>
+      <w:r>
+        <w:rPr>
+          <w:b w:val="0"/>
+        </w:rPr>
+        <w:t xml:space="preserve"> that makes the deciding step valid, so another team can review it.</w:t>
+      </w:r>
+    </w:p>
+    <w:p>
+      <w:pPr>
+        <w:spacing w:line="336" w:lineRule="auto" w:after="180"/>
+      </w:pPr>
+      <w:r>
+        <w:rPr>
+          <w:b w:val="0"/>
+        </w:rPr>
+        <w:t xml:space="preserve">Draw your </w:t>
+      </w:r>
+      <w:r>
+        <w:rPr>
+          <w:b/>
+        </w:rPr>
+        <w:t>input</w:t>
+      </w:r>
+      <w:r>
+        <w:rPr>
+          <w:b w:val="0"/>
+        </w:rPr>
+        <w:t xml:space="preserve">, deciding step, result and limit. Supported question: Locate V7, room E and read-only scope in the demonstration. Which </w:t>
+      </w:r>
+      <w:r>
+        <w:rPr>
+          <w:b/>
+        </w:rPr>
+        <w:t>evidence</w:t>
+      </w:r>
+      <w:r>
+        <w:rPr>
+          <w:b w:val="0"/>
+        </w:rPr>
+        <w:t xml:space="preserve"> supports the answer, and why must a request to email everyone still be refused?</w:t>
+      </w:r>
+    </w:p>
+    <w:p>
+      <w:pPr>
+        <w:spacing w:line="336" w:lineRule="auto" w:after="180"/>
+        <w:shd w:fill="F5F1FB"/>
+      </w:pPr>
+      <w:r>
+        <w:rPr>
+          <w:b w:val="0"/>
+        </w:rPr>
+        <w:t xml:space="preserve">Draw your project trace and justify the deciding step using </w:t>
+      </w:r>
+      <w:r>
+        <w:rPr>
+          <w:b/>
+        </w:rPr>
+        <w:t>evidence</w:t>
+      </w:r>
+      <w:r>
+        <w:rPr>
+          <w:b w:val="0"/>
+        </w:rPr>
+        <w:t>.</w:t>
+      </w:r>
+    </w:p>
+    <w:p>
+      <w:pPr>
+        <w:pStyle w:val="Heading3"/>
+      </w:pPr>
+      <w:r>
+        <w:t>Discuss while showing the picture</w:t>
+      </w:r>
+    </w:p>
+    <w:p>
+      <w:pPr>
+        <w:spacing w:line="336" w:lineRule="auto" w:after="180"/>
+        <w:shd w:fill="F1F6F8"/>
+      </w:pPr>
+      <w:r>
+        <w:rPr>
+          <w:b w:val="0"/>
+        </w:rPr>
+        <w:t xml:space="preserve">Teacher prompt: Draw your project trace and justify the deciding step using </w:t>
+      </w:r>
+      <w:r>
+        <w:rPr>
+          <w:b/>
+        </w:rPr>
+        <w:t>evidence</w:t>
+      </w:r>
+      <w:r>
+        <w:rPr>
+          <w:b w:val="0"/>
+        </w:rPr>
+        <w:t>. Ask learners to describe one label or arrow in ordinary words. Use the adjacent transcript if the image is difficult to see.</w:t>
+      </w:r>
+    </w:p>
+    <w:p>
+      <w:pPr>
+        <w:spacing w:line="336" w:lineRule="auto" w:after="180"/>
+        <w:shd w:fill="F1F6F8"/>
+      </w:pPr>
+      <w:r>
+        <w:rPr>
+          <w:b w:val="0"/>
+        </w:rPr>
+        <w:t>Supported practice key: Connect the question to retrieved card V7. Room E follows from V7, not merely fluent wording. The service cannot edit rooms or send messages. With no approved card, decline to invent a room.</w:t>
+      </w:r>
+    </w:p>
+    <w:p>
+      <w:pPr>
+        <w:spacing w:line="336" w:lineRule="auto" w:after="180"/>
+        <w:shd w:fill="F1F6F8"/>
+      </w:pPr>
+      <w:r>
+        <w:rPr>
+          <w:b w:val="0"/>
+        </w:rPr>
+        <w:t>Changed case: Refuse that operation while retaining the supported room answer. Knowing a fact does not grant authority for an external action.</w:t>
       </w:r>
     </w:p>
     <w:sectPr>

--- a/downloads/teacher/ai-6-week-36.docx
+++ b/downloads/teacher/ai-6-week-36.docx
@@ -137,7 +137,7 @@
           </w:tcPr>
           <w:p>
             <w:r>
-              <w:t>Sections 1–6; record the brief recall in the workbook.</w:t>
+              <w:t>Use Your mission, Notice the evidence, See how it works, Words that unlock the idea and Follow a worked example; record recall in the workbook.</w:t>
             </w:r>
           </w:p>
         </w:tc>
@@ -169,7 +169,7 @@
           </w:tcPr>
           <w:p>
             <w:r>
-              <w:t>Sections 7–10; use the matching workbook W2 and misconception check.</w:t>
+              <w:t>Use Find and repair a mistake, Practise together and Build your understanding; use the matching workbook W2 and Individual reasoning check.</w:t>
             </w:r>
           </w:p>
         </w:tc>
@@ -201,7 +201,7 @@
           </w:tcPr>
           <w:p>
             <w:r>
-              <w:t>Sections 9 and 11–14. Give extra time to finish the full task set; use Section 15 when the week includes a coding lab.</w:t>
+              <w:t>Use Run the investigation, Connect your project and Try a new case independently. Allow extra time for the full task set. When code is supplied, use the examples in See how it works or Follow a worked example and the browser lab in Supported practice, repair and portfolio.</w:t>
             </w:r>
           </w:p>
         </w:tc>
@@ -310,7 +310,7 @@
         <w:rPr>
           <w:b w:val="0"/>
         </w:rPr>
-        <w:t>Critical gates can block release independently of an average score. Toy release requires all access tests, no unauthorised effects, at least90% ordinary-case pass and a compatible rollback rehearsal.</w:t>
+        <w:t>Critical gates can block release independently of an average score. Toy release requires all access tests, no unauthorised effects, at least 90% ordinary-case pass and a compatible rollback rehearsal.</w:t>
       </w:r>
     </w:p>
     <w:p>
@@ -2024,7 +2024,7 @@
         <w:rPr>
           <w:b w:val="0"/>
         </w:rPr>
-        <w:t xml:space="preserve">Use the worked example in Sections 3 and 6. Collect a </w:t>
+        <w:t xml:space="preserve">Use See how it works and Follow a worked example. Collect a </w:t>
       </w:r>
       <w:r>
         <w:rPr>
@@ -2449,7 +2449,7 @@
         <w:rPr>
           <w:b w:val="0"/>
         </w:rPr>
-        <w:t xml:space="preserve">Use Section 9 for the </w:t>
+        <w:t xml:space="preserve">Use Run the investigation for the </w:t>
       </w:r>
       <w:r>
         <w:rPr>
@@ -3019,7 +3019,7 @@
         <w:rPr>
           <w:b w:val="0"/>
         </w:rPr>
-        <w:t>Defense records8/10 case passes, no unauthorised calls in those traces and successful local rollback. What can be claimed?</w:t>
+        <w:t>Defense records 8/10 case passes, no unauthorised calls in those traces and successful local rollback. What can be claimed?</w:t>
       </w:r>
     </w:p>
     <w:p>
@@ -3223,7 +3223,7 @@
         <w:rPr>
           <w:b w:val="0"/>
         </w:rPr>
-        <w:t>Require intermediate reasoning and the stated scope. Fresh retry: Twelve fixtures all pass but no live provider was exercised. Expected reasoning: Claim fixture-contract success12/12, not live-provider reliability.</w:t>
+        <w:t>Require intermediate reasoning and the stated scope. Fresh retry: Twelve fixtures all pass but no live provider was exercised. Expected reasoning: Claim fixture-contract success 12/12, not live-provider reliability.</w:t>
       </w:r>
     </w:p>
     <w:p>
@@ -3263,7 +3263,7 @@
         <w:rPr>
           <w:b w:val="0"/>
         </w:rPr>
-        <w:t>Selected case: Defense records8/10 case passes, no unauthorised calls in those traces and successful local rollback. What can be claimed?</w:t>
+        <w:t>Selected case: Defense records 8/10 case passes, no unauthorised calls in those traces and successful local rollback. What can be claimed?</w:t>
       </w:r>
     </w:p>
     <w:p>
@@ -3515,7 +3515,7 @@
         <w:rPr>
           <w:b w:val="0"/>
         </w:rPr>
-        <w:t xml:space="preserve"> pack: Defense records8/10 case passes, no unauthorised calls in those traces and successful local rollback.</w:t>
+        <w:t xml:space="preserve"> pack: Defense records 8/10 case passes, no unauthorised calls in those traces and successful local rollback.</w:t>
       </w:r>
     </w:p>
     <w:p>
@@ -4024,7 +4024,7 @@
           </w:tcPr>
           <w:p>
             <w:r>
-              <w:t>Sections 1–6; record the brief recall in the workbook.</w:t>
+              <w:t>Use Your mission, Notice the evidence, See how it works, Words that unlock the idea and Follow a worked example; record recall in the workbook.</w:t>
             </w:r>
           </w:p>
         </w:tc>
@@ -4056,7 +4056,7 @@
           </w:tcPr>
           <w:p>
             <w:r>
-              <w:t>Sections 7–10; use the matching workbook W2 and misconception check.</w:t>
+              <w:t>Use Find and repair a mistake, Practise together and Build your understanding; use the matching workbook W2 and Individual reasoning check.</w:t>
             </w:r>
           </w:p>
         </w:tc>
@@ -4088,7 +4088,7 @@
           </w:tcPr>
           <w:p>
             <w:r>
-              <w:t>Sections 9 and 11–14. Give extra time to finish the full task set; use Section 15 when the week includes a coding lab.</w:t>
+              <w:t>Use Run the investigation, Connect your project and Try a new case independently. Allow extra time for the full task set. When code is supplied, use the examples in See how it works or Follow a worked example and the browser lab in Supported practice, repair and portfolio.</w:t>
             </w:r>
           </w:p>
         </w:tc>

--- a/downloads/teacher/ai-6-week-36.docx
+++ b/downloads/teacher/ai-6-week-36.docx
@@ -25,20 +25,38 @@
         <w:pStyle w:val="Heading1"/>
       </w:pPr>
       <w:r>
-        <w:t>01. Prepare the purpose, prerequisites and materials</w:t>
+        <w:t>Ask which record and which test support each claim.</w:t>
       </w:r>
     </w:p>
     <w:p>
       <w:r>
-        <w:t>Prepare Engineering demonstration and defense: check the target, prerequisites, resources and adaptable teaching schedule.</w:t>
+        <w:t>Teach clear engineering evidence, meaningful review/denial and honest demonstration limits.</w:t>
       </w:r>
     </w:p>
     <w:p>
-      <w:pPr>
-        <w:pStyle w:val="Heading3"/>
-      </w:pPr>
-      <w:r>
-        <w:t>Teach the learning cycle</w:t>
+      <w:r>
+        <w:t>Model claim correction → inspect V7 provenance → challenge forbidden send → assess ten-case/local-recovery evidence → retain unperformed checks.</w:t>
+      </w:r>
+    </w:p>
+    <w:p>
+      <w:pPr>
+        <w:pStyle w:val="Heading1"/>
+      </w:pPr>
+      <w:r>
+        <w:t>01. Prepare the connected service investigation</w:t>
+      </w:r>
+    </w:p>
+    <w:p>
+      <w:r>
+        <w:t>Keep modelling, shared practice and independent evidence distinct.</w:t>
+      </w:r>
+    </w:p>
+    <w:p>
+      <w:pPr>
+        <w:pStyle w:val="Heading2"/>
+      </w:pPr>
+      <w:r>
+        <w:t>Target and main teaching plan</w:t>
       </w:r>
     </w:p>
     <w:p>
@@ -243,18 +261,21 @@
     </w:p>
     <w:p>
       <w:pPr>
-        <w:pStyle w:val="Heading3"/>
-      </w:pPr>
-      <w:r>
-        <w:t>Retrieval answer guidance</w:t>
+        <w:pStyle w:val="Heading2"/>
+      </w:pPr>
+      <w:r>
+        <w:t>Preparation and prerequisite</w:t>
       </w:r>
     </w:p>
     <w:p>
       <w:pPr>
-        <w:pStyle w:val="Heading3"/>
-      </w:pPr>
-      <w:r>
-        <w:t>Capstone release review</w:t>
+        <w:spacing w:line="336" w:lineRule="auto" w:after="180"/>
+      </w:pPr>
+      <w:r>
+        <w:rPr>
+          <w:b w:val="0"/>
+        </w:rPr>
+        <w:t>Lesson and workbook; paper and pencil</w:t>
       </w:r>
     </w:p>
     <w:p>
@@ -265,7 +286,7 @@
         <w:rPr>
           <w:b w:val="0"/>
         </w:rPr>
-        <w:t>Without opening the old lesson, explain one key idea from Capstone release review. Give an example and a mistake that the idea helps you avoid.</w:t>
+        <w:t>Calculator and optional local Python 3 for arithmetic; no live API or private data</w:t>
       </w:r>
     </w:p>
     <w:p>
@@ -276,19 +297,7 @@
         <w:rPr>
           <w:b w:val="0"/>
         </w:rPr>
-        <w:t xml:space="preserve">Look for: Explain the </w:t>
-      </w:r>
-      <w:r>
-        <w:rPr>
-          <w:b/>
-        </w:rPr>
-        <w:t>mechanism</w:t>
-      </w:r>
-      <w:r>
-        <w:rPr>
-          <w:b w:val="0"/>
-        </w:rPr>
-        <w:t xml:space="preserve"> and terminology of capstone release review</w:t>
+        <w:t>Prepare the fresh retry separately and withhold its solution until after collection</w:t>
       </w:r>
     </w:p>
     <w:p>
@@ -299,7 +308,31 @@
         <w:rPr>
           <w:b w:val="0"/>
         </w:rPr>
-        <w:t>Reference example, not the only acceptable wording: Teacher explanation: Release review combines correctness, access, failure recovery and operational readiness.</w:t>
+        <w:t xml:space="preserve">A result depends on the </w:t>
+      </w:r>
+      <w:r>
+        <w:rPr>
+          <w:b/>
+        </w:rPr>
+        <w:t>input</w:t>
+      </w:r>
+      <w:r>
+        <w:rPr>
+          <w:b w:val="0"/>
+        </w:rPr>
+        <w:t xml:space="preserve">s, procedure and conditions that produced it. Preserve data roles and distinguish observed outcomes from </w:t>
+      </w:r>
+      <w:r>
+        <w:rPr>
+          <w:b/>
+        </w:rPr>
+        <w:t>prediction</w:t>
+      </w:r>
+      <w:r>
+        <w:rPr>
+          <w:b w:val="0"/>
+        </w:rPr>
+        <w:t>s or unmeasured conditions.</w:t>
       </w:r>
     </w:p>
     <w:p>
@@ -310,38 +343,26 @@
         <w:rPr>
           <w:b w:val="0"/>
         </w:rPr>
-        <w:t>Critical gates can block release independently of an average score. Toy release requires all access tests, no unauthorised effects, at least 90% ordinary-case pass and a compatible rollback rehearsal.</w:t>
+        <w:t>If the prior concept cannot be explained, use a short retrieval activity before this chapter.</w:t>
       </w:r>
     </w:p>
     <w:p>
       <w:pPr>
-        <w:spacing w:line="336" w:lineRule="auto" w:after="180"/>
-      </w:pPr>
-      <w:r>
-        <w:rPr>
-          <w:b w:val="0"/>
-        </w:rPr>
-        <w:t xml:space="preserve">Record each gate separately with versioned </w:t>
-      </w:r>
-      <w:r>
-        <w:rPr>
-          <w:b/>
-        </w:rPr>
-        <w:t>evidence</w:t>
-      </w:r>
-      <w:r>
-        <w:rPr>
-          <w:b w:val="0"/>
-        </w:rPr>
-        <w:t>.</w:t>
+        <w:pStyle w:val="Heading2"/>
+      </w:pPr>
+      <w:r>
+        <w:t>Opening retrieval</w:t>
       </w:r>
     </w:p>
     <w:p>
       <w:pPr>
-        <w:pStyle w:val="Heading3"/>
-      </w:pPr>
-      <w:r>
-        <w:t>Capstone service implementation</w:t>
+        <w:spacing w:line="336" w:lineRule="auto" w:after="180"/>
+      </w:pPr>
+      <w:r>
+        <w:rPr>
+          <w:b w:val="0"/>
+        </w:rPr>
+        <w:t>Without opening the old lesson, explain one key idea from Capstone release review. Give an example and a mistake that the idea helps you avoid.</w:t>
       </w:r>
     </w:p>
     <w:p>
@@ -352,7 +373,19 @@
         <w:rPr>
           <w:b w:val="0"/>
         </w:rPr>
-        <w:t>Without opening the old lesson, explain one key idea from Capstone service implementation. Give an example and a mistake that the idea helps you avoid.</w:t>
+        <w:t xml:space="preserve">Look for: Explain the </w:t>
+      </w:r>
+      <w:r>
+        <w:rPr>
+          <w:b/>
+        </w:rPr>
+        <w:t>mechanism</w:t>
+      </w:r>
+      <w:r>
+        <w:rPr>
+          <w:b w:val="0"/>
+        </w:rPr>
+        <w:t xml:space="preserve"> and terminology of capstone release review</w:t>
       </w:r>
     </w:p>
     <w:p>
@@ -363,19 +396,7 @@
         <w:rPr>
           <w:b w:val="0"/>
         </w:rPr>
-        <w:t xml:space="preserve">Look for: Explain the </w:t>
-      </w:r>
-      <w:r>
-        <w:rPr>
-          <w:b/>
-        </w:rPr>
-        <w:t>mechanism</w:t>
-      </w:r>
-      <w:r>
-        <w:rPr>
-          <w:b w:val="0"/>
-        </w:rPr>
-        <w:t xml:space="preserve"> and terminology of capstone service implementation</w:t>
+        <w:t>Reference example, not the only acceptable wording: Teacher explanation: Release review combines correctness, access, failure recovery and operational readiness.</w:t>
       </w:r>
     </w:p>
     <w:p>
@@ -386,7 +407,7 @@
         <w:rPr>
           <w:b w:val="0"/>
         </w:rPr>
-        <w:t>Reference example, not the only acceptable wording: Teacher explanation: The engineering capstone implements a bounded read-only room service with testable interfaces.</w:t>
+        <w:t>Critical gates can block release independently of an average score. Toy release requires all access tests, no unauthorised effects, at least 90% ordinary-case pass and a compatible rollback rehearsal.</w:t>
       </w:r>
     </w:p>
     <w:p>
@@ -397,7 +418,19 @@
         <w:rPr>
           <w:b w:val="0"/>
         </w:rPr>
-        <w:t>Start with a deterministic baseline before optional model wording.</w:t>
+        <w:t xml:space="preserve">Record each gate separately with versioned </w:t>
+      </w:r>
+      <w:r>
+        <w:rPr>
+          <w:b/>
+        </w:rPr>
+        <w:t>evidence</w:t>
+      </w:r>
+      <w:r>
+        <w:rPr>
+          <w:b w:val="0"/>
+        </w:rPr>
+        <w:t>.</w:t>
       </w:r>
     </w:p>
     <w:p>
@@ -408,27 +441,30 @@
         <w:rPr>
           <w:b w:val="0"/>
         </w:rPr>
-        <w:t xml:space="preserve">Validate request, establish session role, filter sources, lookup matching current records, return supported or review, validate </w:t>
-      </w:r>
-      <w:r>
-        <w:rPr>
-          <w:b/>
-        </w:rPr>
-        <w:t>output</w:t>
-      </w:r>
-      <w:r>
-        <w:rPr>
-          <w:b w:val="0"/>
-        </w:rPr>
-        <w:t xml:space="preserve"> and log minimised metadata. Keep side-effect tools absent.</w:t>
+        <w:t>Without opening the old lesson, explain one key idea from Capstone service implementation. Give an example and a mistake that the idea helps you avoid.</w:t>
       </w:r>
     </w:p>
     <w:p>
       <w:pPr>
-        <w:pStyle w:val="Heading3"/>
-      </w:pPr>
-      <w:r>
-        <w:t>Security and privacy review</w:t>
+        <w:spacing w:line="336" w:lineRule="auto" w:after="180"/>
+      </w:pPr>
+      <w:r>
+        <w:rPr>
+          <w:b w:val="0"/>
+        </w:rPr>
+        <w:t xml:space="preserve">Look for: Explain the </w:t>
+      </w:r>
+      <w:r>
+        <w:rPr>
+          <w:b/>
+        </w:rPr>
+        <w:t>mechanism</w:t>
+      </w:r>
+      <w:r>
+        <w:rPr>
+          <w:b w:val="0"/>
+        </w:rPr>
+        <w:t xml:space="preserve"> and terminology of capstone service implementation</w:t>
       </w:r>
     </w:p>
     <w:p>
@@ -439,7 +475,7 @@
         <w:rPr>
           <w:b w:val="0"/>
         </w:rPr>
-        <w:t>Without opening the old lesson, explain one key idea from Security and privacy review. Give an example and a mistake that the idea helps you avoid.</w:t>
+        <w:t>Reference example, not the only acceptable wording: Teacher explanation: The engineering capstone implements a bounded read-only room service with testable interfaces.</w:t>
       </w:r>
     </w:p>
     <w:p>
@@ -450,19 +486,7 @@
         <w:rPr>
           <w:b w:val="0"/>
         </w:rPr>
-        <w:t xml:space="preserve">Look for: Explain the </w:t>
-      </w:r>
-      <w:r>
-        <w:rPr>
-          <w:b/>
-        </w:rPr>
-        <w:t>mechanism</w:t>
-      </w:r>
-      <w:r>
-        <w:rPr>
-          <w:b w:val="0"/>
-        </w:rPr>
-        <w:t xml:space="preserve"> and terminology of security and privacy review</w:t>
+        <w:t>Start with a deterministic baseline before optional model wording.</w:t>
       </w:r>
     </w:p>
     <w:p>
@@ -473,7 +497,19 @@
         <w:rPr>
           <w:b w:val="0"/>
         </w:rPr>
-        <w:t>Reference example, not the only acceptable wording: Teacher explanation: Security and privacy review checks assets, actors, data flows and permissions against explicit threats. A clean happy path does not test misuse.</w:t>
+        <w:t xml:space="preserve">Validate request, establish session role, filter sources, lookup matching current records, return supported or review, validate </w:t>
+      </w:r>
+      <w:r>
+        <w:rPr>
+          <w:b/>
+        </w:rPr>
+        <w:t>output</w:t>
+      </w:r>
+      <w:r>
+        <w:rPr>
+          <w:b w:val="0"/>
+        </w:rPr>
+        <w:t xml:space="preserve"> and log minimised metadata. Keep side-effect tools absent.</w:t>
       </w:r>
     </w:p>
     <w:p>
@@ -484,7 +520,7 @@
         <w:rPr>
           <w:b w:val="0"/>
         </w:rPr>
-        <w:t>For the classroom service identify restricted guides, session secrets and student content. Test denied roles, unexpected fields, source injection and minimised logging without real credentials.</w:t>
+        <w:t>Without opening the old lesson, explain one key idea from Security and privacy review. Give an example and a mistake that the idea helps you avoid.</w:t>
       </w:r>
     </w:p>
     <w:p>
@@ -495,7 +531,7 @@
         <w:rPr>
           <w:b w:val="0"/>
         </w:rPr>
-        <w:t xml:space="preserve">Two 45-minute sessions. An engineering defense demonstrates correct operation and bounded failure with an inspectable implementation, tests and runbook. Use the supplied constructed scenarios to make the </w:t>
+        <w:t xml:space="preserve">Look for: Explain the </w:t>
       </w:r>
       <w:r>
         <w:rPr>
@@ -507,7 +543,7 @@
         <w:rPr>
           <w:b w:val="0"/>
         </w:rPr>
-        <w:t xml:space="preserve"> inspectable.</w:t>
+        <w:t xml:space="preserve"> and terminology of security and privacy review</w:t>
       </w:r>
     </w:p>
     <w:p>
@@ -518,50 +554,26 @@
         <w:rPr>
           <w:b w:val="0"/>
         </w:rPr>
-        <w:t xml:space="preserve">Collect W4 before sharing solutions. Students should name intermediate </w:t>
-      </w:r>
-      <w:r>
-        <w:rPr>
-          <w:b/>
-        </w:rPr>
-        <w:t>evidence</w:t>
-      </w:r>
-      <w:r>
-        <w:rPr>
-          <w:b w:val="0"/>
-        </w:rPr>
-        <w:t xml:space="preserve"> and limitations; classroom pacing and learning effectiveness remain unvalidated.</w:t>
+        <w:t>Reference example, not the only acceptable wording: Teacher explanation: Security and privacy review checks assets, actors, data flows and permissions against explicit threats. A clean happy path does not test misuse.</w:t>
       </w:r>
     </w:p>
     <w:p>
       <w:pPr>
-        <w:pStyle w:val="Heading3"/>
-      </w:pPr>
-      <w:r>
-        <w:t>Outcomes</w:t>
+        <w:spacing w:line="336" w:lineRule="auto" w:after="180"/>
+      </w:pPr>
+      <w:r>
+        <w:rPr>
+          <w:b w:val="0"/>
+        </w:rPr>
+        <w:t>For the classroom service identify restricted guides, session secrets and student content. Test denied roles, unexpected fields, source injection and minimised logging without real credentials.</w:t>
       </w:r>
     </w:p>
     <w:p>
       <w:pPr>
-        <w:spacing w:line="336" w:lineRule="auto" w:after="180"/>
-      </w:pPr>
-      <w:r>
-        <w:rPr>
-          <w:b w:val="0"/>
-        </w:rPr>
-        <w:t xml:space="preserve">Explain the </w:t>
-      </w:r>
-      <w:r>
-        <w:rPr>
-          <w:b/>
-        </w:rPr>
-        <w:t>mechanism</w:t>
-      </w:r>
-      <w:r>
-        <w:rPr>
-          <w:b w:val="0"/>
-        </w:rPr>
-        <w:t xml:space="preserve"> and terminology of engineering demonstration and defense</w:t>
+        <w:pStyle w:val="Heading2"/>
+      </w:pPr>
+      <w:r>
+        <w:t>Pictured end goal</w:t>
       </w:r>
     </w:p>
     <w:p>
@@ -572,18 +584,15 @@
         <w:rPr>
           <w:b w:val="0"/>
         </w:rPr>
-        <w:t>Apply the stated procedure to a new case with a traceable result</w:t>
+        <w:t>Explain engineering demonstration and defense using the deciding step in this fictional service.</w:t>
       </w:r>
     </w:p>
     <w:p>
       <w:pPr>
-        <w:spacing w:line="336" w:lineRule="auto" w:after="180"/>
-      </w:pPr>
-      <w:r>
-        <w:rPr>
-          <w:b w:val="0"/>
-        </w:rPr>
-        <w:t>Identify an assumption or limitation and design a revealing follow-up</w:t>
+        <w:pStyle w:val="Heading2"/>
+      </w:pPr>
+      <w:r>
+        <w:t>Earlier wording, alternatives and picture transcripts · reference / check after trying</w:t>
       </w:r>
     </w:p>
     <w:p>
@@ -591,40 +600,31 @@
         <w:pStyle w:val="Heading3"/>
       </w:pPr>
       <w:r>
-        <w:t>Preparation</w:t>
+        <w:t>Teach the learning cycle</w:t>
       </w:r>
     </w:p>
     <w:p>
       <w:pPr>
-        <w:spacing w:line="336" w:lineRule="auto" w:after="180"/>
-      </w:pPr>
-      <w:r>
-        <w:rPr>
-          <w:b w:val="0"/>
-        </w:rPr>
-        <w:t>Lesson and workbook; paper and pencil</w:t>
+        <w:pStyle w:val="Heading3"/>
+      </w:pPr>
+      <w:r>
+        <w:t>Retrieval answer guidance</w:t>
       </w:r>
     </w:p>
     <w:p>
       <w:pPr>
-        <w:spacing w:line="336" w:lineRule="auto" w:after="180"/>
-      </w:pPr>
-      <w:r>
-        <w:rPr>
-          <w:b w:val="0"/>
-        </w:rPr>
-        <w:t>Calculator and optional local Python 3 for arithmetic; no live API or private data</w:t>
+        <w:pStyle w:val="Heading3"/>
+      </w:pPr>
+      <w:r>
+        <w:t>Capstone release review</w:t>
       </w:r>
     </w:p>
     <w:p>
       <w:pPr>
-        <w:spacing w:line="336" w:lineRule="auto" w:after="180"/>
-      </w:pPr>
-      <w:r>
-        <w:rPr>
-          <w:b w:val="0"/>
-        </w:rPr>
-        <w:t>Prepare the fresh retry separately and withhold its solution until after collection</w:t>
+        <w:pStyle w:val="Heading3"/>
+      </w:pPr>
+      <w:r>
+        <w:t>Capstone service implementation</w:t>
       </w:r>
     </w:p>
     <w:p>
@@ -632,7 +632,7 @@
         <w:pStyle w:val="Heading3"/>
       </w:pPr>
       <w:r>
-        <w:t>Prerequisite answer</w:t>
+        <w:t>Security and privacy review</w:t>
       </w:r>
     </w:p>
     <w:p>
@@ -643,50 +643,62 @@
         <w:rPr>
           <w:b w:val="0"/>
         </w:rPr>
-        <w:t xml:space="preserve">A result depends on the </w:t>
+        <w:t xml:space="preserve">Use the three-session teaching cycle above, with extra time as needed. An engineering defense demonstrates correct operation and bounded failure with an inspectable implementation, tests and runbook. Use the supplied constructed scenarios to make the </w:t>
       </w:r>
       <w:r>
         <w:rPr>
           <w:b/>
         </w:rPr>
-        <w:t>input</w:t>
+        <w:t>mechanism</w:t>
       </w:r>
       <w:r>
         <w:rPr>
           <w:b w:val="0"/>
         </w:rPr>
-        <w:t xml:space="preserve">s, procedure and conditions that produced it. Preserve data roles and distinguish observed outcomes from </w:t>
+        <w:t xml:space="preserve"> inspectable. Collect W4 before sharing solutions. Students should name intermediate </w:t>
       </w:r>
       <w:r>
         <w:rPr>
           <w:b/>
         </w:rPr>
-        <w:t>prediction</w:t>
+        <w:t>evidence</w:t>
       </w:r>
       <w:r>
         <w:rPr>
           <w:b w:val="0"/>
         </w:rPr>
-        <w:t>s or unmeasured conditions.</w:t>
+        <w:t xml:space="preserve"> and limitations; classroom pacing and learning effectiveness remain unvalidated.</w:t>
       </w:r>
     </w:p>
     <w:p>
       <w:pPr>
-        <w:spacing w:line="336" w:lineRule="auto" w:after="180"/>
-      </w:pPr>
-      <w:r>
-        <w:rPr>
-          <w:b w:val="0"/>
-        </w:rPr>
-        <w:t>If the prior concept cannot be explained, use a short retrieval activity before this chapter.</w:t>
+        <w:pStyle w:val="Heading3"/>
+      </w:pPr>
+      <w:r>
+        <w:t>Outcomes</w:t>
       </w:r>
     </w:p>
     <w:p>
       <w:pPr>
-        <w:pStyle w:val="Heading3"/>
-      </w:pPr>
-      <w:r>
-        <w:t>End goal for the pictorial case</w:t>
+        <w:spacing w:line="336" w:lineRule="auto" w:after="180"/>
+      </w:pPr>
+      <w:r>
+        <w:rPr>
+          <w:b w:val="0"/>
+        </w:rPr>
+        <w:t xml:space="preserve">Explain the </w:t>
+      </w:r>
+      <w:r>
+        <w:rPr>
+          <w:b/>
+        </w:rPr>
+        <w:t>mechanism</w:t>
+      </w:r>
+      <w:r>
+        <w:rPr>
+          <w:b w:val="0"/>
+        </w:rPr>
+        <w:t xml:space="preserve"> and terminology of engineering demonstration and defense</w:t>
       </w:r>
     </w:p>
     <w:p>
@@ -697,7 +709,7 @@
         <w:rPr>
           <w:b w:val="0"/>
         </w:rPr>
-        <w:t>Explain engineering demonstration and defense using the deciding step in this fictional service.</w:t>
+        <w:t>Apply the stated procedure to a new case with a traceable result</w:t>
       </w:r>
     </w:p>
     <w:p>
@@ -708,72 +720,63 @@
         <w:rPr>
           <w:b w:val="0"/>
         </w:rPr>
-        <w:t>This added worked case illustrates the week’s main idea. Retain all original and connected topics; schedule its practice within the teaching cycle.</w:t>
+        <w:t>Identify an assumption or limitation and design a revealing follow-up</w:t>
       </w:r>
     </w:p>
     <w:p>
       <w:pPr>
-        <w:pStyle w:val="Heading1"/>
-      </w:pPr>
-      <w:r>
-        <w:t>02. Explain and model the mechanism</w:t>
+        <w:pStyle w:val="Heading3"/>
+      </w:pPr>
+      <w:r>
+        <w:t>Preparation</w:t>
       </w:r>
     </w:p>
     <w:p>
-      <w:r>
-        <w:t>Model Engineering demonstration and defense using the supplied case, labelled mechanism and reasoning. Make the scope of each conclusion explicit.</w:t>
+      <w:pPr>
+        <w:pStyle w:val="Heading3"/>
+      </w:pPr>
+      <w:r>
+        <w:t>Prerequisite answer</w:t>
       </w:r>
     </w:p>
     <w:p>
       <w:pPr>
-        <w:spacing w:line="336" w:lineRule="auto" w:after="180"/>
-      </w:pPr>
-      <w:r>
-        <w:rPr>
-          <w:b w:val="0"/>
-        </w:rPr>
-        <w:t>An engineering defense demonstrates correct operation and bounded failure with an inspectable implementation, tests and runbook.</w:t>
+        <w:pStyle w:val="Heading3"/>
+      </w:pPr>
+      <w:r>
+        <w:t>End goal for the pictorial case</w:t>
       </w:r>
     </w:p>
     <w:p>
       <w:pPr>
-        <w:pStyle w:val="Heading3"/>
-      </w:pPr>
-      <w:r>
-        <w:t>Explain Engineering demonstration and defense · 1</w:t>
+        <w:spacing w:line="336" w:lineRule="auto" w:after="180"/>
+      </w:pPr>
+      <w:r>
+        <w:rPr>
+          <w:b w:val="0"/>
+        </w:rPr>
+        <w:t>This added worked case illustrates the week’s main idea. Retain all original and connected topics; schedule its practice within the teaching cycle.</w:t>
       </w:r>
     </w:p>
     <w:p>
       <w:pPr>
-        <w:spacing w:line="336" w:lineRule="auto" w:after="180"/>
-      </w:pPr>
-      <w:r>
-        <w:rPr>
-          <w:b w:val="0"/>
-        </w:rPr>
-        <w:t>Begin by writing the question the procedure is intended to answer. Identify the information already supplied, the information it will produce and the information still missing.</w:t>
+        <w:pStyle w:val="Heading1"/>
+      </w:pPr>
+      <w:r>
+        <w:t>02. Teach a defense through inspectable implementation and bounded evidence</w:t>
       </w:r>
     </w:p>
     <w:p>
-      <w:pPr>
-        <w:spacing w:line="336" w:lineRule="auto" w:after="180"/>
-      </w:pPr>
-      <w:r>
-        <w:rPr>
-          <w:b w:val="0"/>
-        </w:rPr>
-        <w:t>These are constructed classroom examples; they do not require live accounts, private records or an external service. Do not treat a plausible explanation as a measured outcome.</w:t>
+      <w:r>
+        <w:t>Make mocked components and unperformed checks explicit.</w:t>
       </w:r>
     </w:p>
     <w:p>
       <w:pPr>
-        <w:spacing w:line="336" w:lineRule="auto" w:after="180"/>
-      </w:pPr>
-      <w:r>
-        <w:rPr>
-          <w:b w:val="0"/>
-        </w:rPr>
-        <w:t>Present requirements, architecture, contracts, permissions, evaluation, resource measurements and recovery. Show one supported case, one legitimate review and one denied operation.</w:t>
+        <w:pStyle w:val="Heading2"/>
+      </w:pPr>
+      <w:r>
+        <w:t>Definitions and complete fictional demonstration contract</w:t>
       </w:r>
     </w:p>
     <w:p>
@@ -784,15 +787,18 @@
         <w:rPr>
           <w:b w:val="0"/>
         </w:rPr>
-        <w:t>State what was mocked and what remains untested.</w:t>
+        <w:t>An engineering defense demonstrates correct operation and bounded failure with an inspectable implementation, tests and runbook.</w:t>
       </w:r>
     </w:p>
     <w:p>
       <w:pPr>
-        <w:pStyle w:val="Heading3"/>
-      </w:pPr>
-      <w:r>
-        <w:t>Explain Engineering demonstration and defense · 2</w:t>
+        <w:spacing w:line="336" w:lineRule="auto" w:after="180"/>
+      </w:pPr>
+      <w:r>
+        <w:rPr>
+          <w:b w:val="0"/>
+        </w:rPr>
+        <w:t>Present requirements, architecture, contracts, permissions, evaluation, resource measurements and recovery. Show one supported case, one legitimate review and one denied operation.</w:t>
       </w:r>
     </w:p>
     <w:p>
@@ -803,42 +809,7 @@
         <w:rPr>
           <w:b w:val="0"/>
         </w:rPr>
-        <w:t xml:space="preserve">Before applying the procedure, write its units, denominator or decision boundary where relevant. A partner should be able to repeat each step using the same </w:t>
-      </w:r>
-      <w:r>
-        <w:rPr>
-          <w:b/>
-        </w:rPr>
-        <w:t>input</w:t>
-      </w:r>
-      <w:r>
-        <w:rPr>
-          <w:b w:val="0"/>
-        </w:rPr>
-        <w:t>s.</w:t>
-      </w:r>
-    </w:p>
-    <w:p>
-      <w:pPr>
-        <w:spacing w:line="336" w:lineRule="auto" w:after="180"/>
-      </w:pPr>
-      <w:r>
-        <w:rPr>
-          <w:b w:val="0"/>
-        </w:rPr>
-        <w:t xml:space="preserve">If a required </w:t>
-      </w:r>
-      <w:r>
-        <w:rPr>
-          <w:b/>
-        </w:rPr>
-        <w:t>input</w:t>
-      </w:r>
-      <w:r>
-        <w:rPr>
-          <w:b w:val="0"/>
-        </w:rPr>
-        <w:t xml:space="preserve"> is absent or violates the stated contract, record that condition explicitly instead of quietly replacing it with a convenient value.</w:t>
+        <w:t>State what was mocked and what remains untested.</w:t>
       </w:r>
     </w:p>
     <w:tbl>
@@ -861,7 +832,7 @@
           </w:tcPr>
           <w:p>
             <w:r>
-              <w:t>Term</w:t>
+              <w:t>Defense item</w:t>
             </w:r>
           </w:p>
         </w:tc>
@@ -871,7 +842,7 @@
           </w:tcPr>
           <w:p>
             <w:r>
-              <w:t>Meaning</w:t>
+              <w:t>Complete fictional demonstration contract</w:t>
             </w:r>
           </w:p>
         </w:tc>
@@ -883,7 +854,7 @@
           </w:tcPr>
           <w:p>
             <w:r>
-              <w:t>Demonstration scope</w:t>
+              <w:t>Requirements</w:t>
             </w:r>
           </w:p>
         </w:tc>
@@ -893,7 +864,7 @@
           </w:tcPr>
           <w:p>
             <w:r>
-              <w:t>The conditions actually exercised</w:t>
+              <w:t>Read approved current source cards; no sending, editing or booking</w:t>
             </w:r>
           </w:p>
         </w:tc>
@@ -905,7 +876,7 @@
           </w:tcPr>
           <w:p>
             <w:r>
-              <w:t>Mock boundary</w:t>
+              <w:t>Architecture</w:t>
             </w:r>
           </w:p>
         </w:tc>
@@ -915,7 +886,7 @@
           </w:tcPr>
           <w:p>
             <w:r>
-              <w:t>The part replaced by controlled simulated behaviour</w:t>
+              <w:t>Exact structured card/operation inputs → trusted read-only gate → local card lookup → checked result/trace</w:t>
             </w:r>
           </w:p>
         </w:tc>
@@ -927,7 +898,7 @@
           </w:tcPr>
           <w:p>
             <w:r>
-              <w:t>Operational evidence</w:t>
+              <w:t>Source fixture</w:t>
             </w:r>
           </w:p>
         </w:tc>
@@ -937,12 +908,435 @@
           </w:tcPr>
           <w:p>
             <w:r>
-              <w:t>Records of actual service behaviour and recovery</w:t>
+              <w:t>V7 approved, version fixture-c1, club V, room E</w:t>
+            </w:r>
+          </w:p>
+        </w:tc>
+      </w:tr>
+      <w:tr>
+        <w:tc>
+          <w:tcPr>
+            <w:tcW w:type="dxa" w:w="5112"/>
+          </w:tcPr>
+          <w:p>
+            <w:r>
+              <w:t>Supported case</w:t>
+            </w:r>
+          </w:p>
+        </w:tc>
+        <w:tc>
+          <w:tcPr>
+            <w:tcW w:type="dxa" w:w="5112"/>
+          </w:tcPr>
+          <w:p>
+            <w:r>
+              <w:t>Read V7 → supported room E, source V7, read trace V7</w:t>
+            </w:r>
+          </w:p>
+        </w:tc>
+      </w:tr>
+      <w:tr>
+        <w:tc>
+          <w:tcPr>
+            <w:tcW w:type="dxa" w:w="5112"/>
+          </w:tcPr>
+          <w:p>
+            <w:r>
+              <w:t>Legitimate review</w:t>
+            </w:r>
+          </w:p>
+        </w:tc>
+        <w:tc>
+          <w:tcPr>
+            <w:tcW w:type="dxa" w:w="5112"/>
+          </w:tcPr>
+          <w:p>
+            <w:r>
+              <w:t>Read absent V8 → review, null room/source, read attempt V8</w:t>
+            </w:r>
+          </w:p>
+        </w:tc>
+      </w:tr>
+      <w:tr>
+        <w:tc>
+          <w:tcPr>
+            <w:tcW w:type="dxa" w:w="5112"/>
+          </w:tcPr>
+          <w:p>
+            <w:r>
+              <w:t>Denied operation</w:t>
+            </w:r>
+          </w:p>
+        </w:tc>
+        <w:tc>
+          <w:tcPr>
+            <w:tcW w:type="dxa" w:w="5112"/>
+          </w:tcPr>
+          <w:p>
+            <w:r>
+              <w:t>Send using V7 → denied before lookup, null claims, empty effects</w:t>
+            </w:r>
+          </w:p>
+        </w:tc>
+      </w:tr>
+      <w:tr>
+        <w:tc>
+          <w:tcPr>
+            <w:tcW w:type="dxa" w:w="5112"/>
+          </w:tcPr>
+          <w:p>
+            <w:r>
+              <w:t>Evaluation</w:t>
+            </w:r>
+          </w:p>
+        </w:tc>
+        <w:tc>
+          <w:tcPr>
+            <w:tcW w:type="dxa" w:w="5112"/>
+          </w:tcPr>
+          <w:p>
+            <w:r>
+              <w:t>Each case must match expected status/claims/trace; three expected-case passes are not three supported answers</w:t>
+            </w:r>
+          </w:p>
+        </w:tc>
+      </w:tr>
+      <w:tr>
+        <w:tc>
+          <w:tcPr>
+            <w:tcW w:type="dxa" w:w="5112"/>
+          </w:tcPr>
+          <w:p>
+            <w:r>
+              <w:t>Measurements</w:t>
+            </w:r>
+          </w:p>
+        </w:tc>
+        <w:tc>
+          <w:tcPr>
+            <w:tcW w:type="dxa" w:w="5112"/>
+          </w:tcPr>
+          <w:p>
+            <w:r>
+              <w:t>Network availability, time/resources and production authentication not measured/implemented</w:t>
+            </w:r>
+          </w:p>
+        </w:tc>
+      </w:tr>
+      <w:tr>
+        <w:tc>
+          <w:tcPr>
+            <w:tcW w:type="dxa" w:w="5112"/>
+          </w:tcPr>
+          <w:p>
+            <w:r>
+              <w:t>Recovery and people</w:t>
+            </w:r>
+          </w:p>
+        </w:tc>
+        <w:tc>
+          <w:tcPr>
+            <w:tcW w:type="dxa" w:w="5112"/>
+          </w:tcPr>
+          <w:p>
+            <w:r>
+              <w:t>No rollback rehearsal or audience/operator sign-off supplied</w:t>
+            </w:r>
+          </w:p>
+        </w:tc>
+      </w:tr>
+      <w:tr>
+        <w:tc>
+          <w:tcPr>
+            <w:tcW w:type="dxa" w:w="5112"/>
+          </w:tcPr>
+          <w:p>
+            <w:r>
+              <w:t>Scope</w:t>
+            </w:r>
+          </w:p>
+        </w:tc>
+        <w:tc>
+          <w:tcPr>
+            <w:tcW w:type="dxa" w:w="5112"/>
+          </w:tcPr>
+          <w:p>
+            <w:r>
+              <w:t>Deterministic local demonstration, no live model, network, external effect or release approval</w:t>
             </w:r>
           </w:p>
         </w:tc>
       </w:tr>
     </w:tbl>
+    <w:p>
+      <w:pPr>
+        <w:pStyle w:val="Heading2"/>
+      </w:pPr>
+      <w:r>
+        <w:t>Main claim/evidence ledger and checked reasoning</w:t>
+      </w:r>
+    </w:p>
+    <w:tbl>
+      <w:tblPr>
+        <w:tblStyle w:val="LightShading-Accent1"/>
+        <w:tblW w:type="auto" w:w="0"/>
+        <w:tblLook w:firstColumn="1" w:firstRow="1" w:lastColumn="0" w:lastRow="0" w:noHBand="0" w:noVBand="1" w:val="04A0"/>
+      </w:tblPr>
+      <w:tblGrid>
+        <w:gridCol w:w="3408"/>
+        <w:gridCol w:w="3408"/>
+        <w:gridCol w:w="3408"/>
+      </w:tblGrid>
+      <w:tr>
+        <w:trPr>
+          <w:tblHeader/>
+        </w:trPr>
+        <w:tc>
+          <w:tcPr>
+            <w:tcW w:type="dxa" w:w="3408"/>
+          </w:tcPr>
+          <w:p>
+            <w:r>
+              <w:t>Main demonstration claim</w:t>
+            </w:r>
+          </w:p>
+        </w:tc>
+        <w:tc>
+          <w:tcPr>
+            <w:tcW w:type="dxa" w:w="3408"/>
+          </w:tcPr>
+          <w:p>
+            <w:r>
+              <w:t>Evidence actually supplied</w:t>
+            </w:r>
+          </w:p>
+        </w:tc>
+        <w:tc>
+          <w:tcPr>
+            <w:tcW w:type="dxa" w:w="3408"/>
+          </w:tcPr>
+          <w:p>
+            <w:r>
+              <w:t>Defensible statement</w:t>
+            </w:r>
+          </w:p>
+        </w:tc>
+      </w:tr>
+      <w:tr>
+        <w:tc>
+          <w:tcPr>
+            <w:tcW w:type="dxa" w:w="3408"/>
+          </w:tcPr>
+          <w:p>
+            <w:r>
+              <w:t>Three expected cases succeed with mocked storage</w:t>
+            </w:r>
+          </w:p>
+        </w:tc>
+        <w:tc>
+          <w:tcPr>
+            <w:tcW w:type="dxa" w:w="3408"/>
+          </w:tcPr>
+          <w:p>
+            <w:r>
+              <w:t>Local supported/review/denied traces</w:t>
+            </w:r>
+          </w:p>
+        </w:tc>
+        <w:tc>
+          <w:tcPr>
+            <w:tcW w:type="dxa" w:w="3408"/>
+          </w:tcPr>
+          <w:p>
+            <w:r>
+              <w:t>Those three fixture contracts matched</w:t>
+            </w:r>
+          </w:p>
+        </w:tc>
+      </w:tr>
+      <w:tr>
+        <w:tc>
+          <w:tcPr>
+            <w:tcW w:type="dxa" w:w="3408"/>
+          </w:tcPr>
+          <w:p>
+            <w:r>
+              <w:t>Real network reliability</w:t>
+            </w:r>
+          </w:p>
+        </w:tc>
+        <w:tc>
+          <w:tcPr>
+            <w:tcW w:type="dxa" w:w="3408"/>
+          </w:tcPr>
+          <w:p>
+            <w:r>
+              <w:t>No network observations</w:t>
+            </w:r>
+          </w:p>
+        </w:tc>
+        <w:tc>
+          <w:tcPr>
+            <w:tcW w:type="dxa" w:w="3408"/>
+          </w:tcPr>
+          <w:p>
+            <w:r>
+              <w:t>Not measured</w:t>
+            </w:r>
+          </w:p>
+        </w:tc>
+      </w:tr>
+      <w:tr>
+        <w:tc>
+          <w:tcPr>
+            <w:tcW w:type="dxa" w:w="3408"/>
+          </w:tcPr>
+          <w:p>
+            <w:r>
+              <w:t>Production security</w:t>
+            </w:r>
+          </w:p>
+        </w:tc>
+        <w:tc>
+          <w:tcPr>
+            <w:tcW w:type="dxa" w:w="3408"/>
+          </w:tcPr>
+          <w:p>
+            <w:r>
+              <w:t>No real identity/permission infrastructure</w:t>
+            </w:r>
+          </w:p>
+        </w:tc>
+        <w:tc>
+          <w:tcPr>
+            <w:tcW w:type="dxa" w:w="3408"/>
+          </w:tcPr>
+          <w:p>
+            <w:r>
+              <w:t>Not established</w:t>
+            </w:r>
+          </w:p>
+        </w:tc>
+      </w:tr>
+      <w:tr>
+        <w:tc>
+          <w:tcPr>
+            <w:tcW w:type="dxa" w:w="3408"/>
+          </w:tcPr>
+          <w:p>
+            <w:r>
+              <w:t>Time and resource behavior</w:t>
+            </w:r>
+          </w:p>
+        </w:tc>
+        <w:tc>
+          <w:tcPr>
+            <w:tcW w:type="dxa" w:w="3408"/>
+          </w:tcPr>
+          <w:p>
+            <w:r>
+              <w:t>No timing/resource experiment</w:t>
+            </w:r>
+          </w:p>
+        </w:tc>
+        <w:tc>
+          <w:tcPr>
+            <w:tcW w:type="dxa" w:w="3408"/>
+          </w:tcPr>
+          <w:p>
+            <w:r>
+              <w:t>Not measured</w:t>
+            </w:r>
+          </w:p>
+        </w:tc>
+      </w:tr>
+      <w:tr>
+        <w:tc>
+          <w:tcPr>
+            <w:tcW w:type="dxa" w:w="3408"/>
+          </w:tcPr>
+          <w:p>
+            <w:r>
+              <w:t>Recovery readiness</w:t>
+            </w:r>
+          </w:p>
+        </w:tc>
+        <w:tc>
+          <w:tcPr>
+            <w:tcW w:type="dxa" w:w="3408"/>
+          </w:tcPr>
+          <w:p>
+            <w:r>
+              <w:t>No performed rollback rehearsal</w:t>
+            </w:r>
+          </w:p>
+        </w:tc>
+        <w:tc>
+          <w:tcPr>
+            <w:tcW w:type="dxa" w:w="3408"/>
+          </w:tcPr>
+          <w:p>
+            <w:r>
+              <w:t>Not run</w:t>
+            </w:r>
+          </w:p>
+        </w:tc>
+      </w:tr>
+      <w:tr>
+        <w:tc>
+          <w:tcPr>
+            <w:tcW w:type="dxa" w:w="3408"/>
+          </w:tcPr>
+          <w:p>
+            <w:r>
+              <w:t>Universal absence of future violations</w:t>
+            </w:r>
+          </w:p>
+        </w:tc>
+        <w:tc>
+          <w:tcPr>
+            <w:tcW w:type="dxa" w:w="3408"/>
+          </w:tcPr>
+          <w:p>
+            <w:r>
+              <w:t>Finite fixture observations only</w:t>
+            </w:r>
+          </w:p>
+        </w:tc>
+        <w:tc>
+          <w:tcPr>
+            <w:tcW w:type="dxa" w:w="3408"/>
+          </w:tcPr>
+          <w:p>
+            <w:r>
+              <w:t>Not established by the demo</w:t>
+            </w:r>
+          </w:p>
+        </w:tc>
+      </w:tr>
+    </w:tbl>
+    <w:p>
+      <w:pPr>
+        <w:spacing w:line="336" w:lineRule="auto" w:after="180"/>
+      </w:pPr>
+      <w:r>
+        <w:rPr>
+          <w:b w:val="0"/>
+        </w:rPr>
+        <w:t>Main three-case mocked-storage demo supports those fixture contracts only, not real network reliability, production auth/security or measured resources. Added runnable cases: supported V7/E/source V7; absent V8 review/null; send denied before lookup/no effects. All three expected contracts pass despite only one supported factual answer. Picture source V7 supports room E, while email challenge remains outside scope.</w:t>
+      </w:r>
+    </w:p>
+    <w:p>
+      <w:pPr>
+        <w:spacing w:line="336" w:lineRule="auto" w:after="180"/>
+      </w:pPr>
+      <w:r>
+        <w:rPr>
+          <w:b w:val="0"/>
+        </w:rPr>
+        <w:t>Missing card reviews, and separate prior answer does not authorize sending. No audience, human sign-off or recovery rehearsal is invented. Selected 8/10 = 80% on those cases, no unauthorized calls observed in those traces and successful specified local rollback; no zero-future-violation or production availability guarantee follows.</w:t>
+      </w:r>
+    </w:p>
     <w:p>
       <w:pPr>
         <w:pStyle w:val="Heading3"/>
@@ -1037,10 +1431,25 @@
     </w:p>
     <w:p>
       <w:pPr>
-        <w:pStyle w:val="Heading3"/>
-      </w:pPr>
-      <w:r>
-        <w:t>Explain Engineering demonstration and defense · 3</w:t>
+        <w:spacing w:line="336" w:lineRule="auto" w:after="180"/>
+      </w:pPr>
+      <w:r>
+        <w:rPr>
+          <w:b w:val="0"/>
+        </w:rPr>
+        <w:t xml:space="preserve">Guided: The demo supports the three fixture behaviours only. Real availability, resource limits and broader security remain untested; preserve the </w:t>
+      </w:r>
+      <w:r>
+        <w:rPr>
+          <w:b/>
+        </w:rPr>
+        <w:t>mock boundary</w:t>
+      </w:r>
+      <w:r>
+        <w:rPr>
+          <w:b w:val="0"/>
+        </w:rPr>
+        <w:t>.</w:t>
       </w:r>
     </w:p>
     <w:p>
@@ -1051,19 +1460,7 @@
         <w:rPr>
           <w:b w:val="0"/>
         </w:rPr>
-        <w:t xml:space="preserve">Guided: The demo supports the three fixture behaviours only. Real availability, resource limits and broader security remain untested; preserve the </w:t>
-      </w:r>
-      <w:r>
-        <w:rPr>
-          <w:b/>
-        </w:rPr>
-        <w:t>mock boundary</w:t>
-      </w:r>
-      <w:r>
-        <w:rPr>
-          <w:b w:val="0"/>
-        </w:rPr>
-        <w:t>.</w:t>
+        <w:t>Qualification: A defense earns credibility through traceable scope and honest failures, not universal guarantees.</w:t>
       </w:r>
     </w:p>
     <w:p>
@@ -1074,7 +1471,31 @@
         <w:rPr>
           <w:b w:val="0"/>
         </w:rPr>
-        <w:t>Qualification: A defense earns credibility through traceable scope and honest failures, not universal guarantees.</w:t>
+        <w:t xml:space="preserve">Exit: accept a concrete variation with its predicted outcome and a stated condition that would challenge the </w:t>
+      </w:r>
+      <w:r>
+        <w:rPr>
+          <w:b/>
+        </w:rPr>
+        <w:t>mechanism</w:t>
+      </w:r>
+      <w:r>
+        <w:rPr>
+          <w:b w:val="0"/>
+        </w:rPr>
+        <w:t xml:space="preserve">; reject a claim resting on unmeasured </w:t>
+      </w:r>
+      <w:r>
+        <w:rPr>
+          <w:b/>
+        </w:rPr>
+        <w:t>evidence</w:t>
+      </w:r>
+      <w:r>
+        <w:rPr>
+          <w:b w:val="0"/>
+        </w:rPr>
+        <w:t>.</w:t>
       </w:r>
     </w:p>
     <w:p>
@@ -1085,39 +1506,30 @@
         <w:rPr>
           <w:b w:val="0"/>
         </w:rPr>
-        <w:t xml:space="preserve">Exit: accept a concrete variation with its predicted outcome and a stated condition that would challenge the </w:t>
-      </w:r>
-      <w:r>
-        <w:rPr>
-          <w:b/>
-        </w:rPr>
-        <w:t>mechanism</w:t>
-      </w:r>
-      <w:r>
-        <w:rPr>
-          <w:b w:val="0"/>
-        </w:rPr>
-        <w:t xml:space="preserve">; reject a claim resting on unmeasured </w:t>
-      </w:r>
-      <w:r>
-        <w:rPr>
-          <w:b/>
-        </w:rPr>
-        <w:t>evidence</w:t>
-      </w:r>
-      <w:r>
-        <w:rPr>
-          <w:b w:val="0"/>
-        </w:rPr>
-        <w:t>.</w:t>
+        <w:t>Demo succeeds on three cases using mocked storage. Presenter claims real network reliability and production security.</w:t>
       </w:r>
     </w:p>
     <w:p>
       <w:pPr>
-        <w:pStyle w:val="Heading3"/>
-      </w:pPr>
-      <w:r>
-        <w:t>Model the reasoning aloud</w:t>
+        <w:spacing w:line="336" w:lineRule="auto" w:after="180"/>
+      </w:pPr>
+      <w:r>
+        <w:rPr>
+          <w:b w:val="0"/>
+        </w:rPr>
+        <w:t xml:space="preserve">The demo supports the three fixture behaviours only. Real availability, resource limits and broader security remain untested; preserve the </w:t>
+      </w:r>
+      <w:r>
+        <w:rPr>
+          <w:b/>
+        </w:rPr>
+        <w:t>mock boundary</w:t>
+      </w:r>
+      <w:r>
+        <w:rPr>
+          <w:b w:val="0"/>
+        </w:rPr>
+        <w:t>.</w:t>
       </w:r>
     </w:p>
     <w:p>
@@ -1128,130 +1540,63 @@
         <w:rPr>
           <w:b w:val="0"/>
         </w:rPr>
-        <w:t xml:space="preserve">Use the complete worked example below before asking learners to complete W2. Reveal a small part, invite a </w:t>
+        <w:t xml:space="preserve">Compare the intermediate </w:t>
       </w:r>
       <w:r>
         <w:rPr>
           <w:b/>
         </w:rPr>
-        <w:t>prediction</w:t>
+        <w:t>evidence</w:t>
       </w:r>
       <w:r>
         <w:rPr>
           <w:b w:val="0"/>
         </w:rPr>
-        <w:t>, then explain the deciding step.</w:t>
+        <w:t xml:space="preserve"> with the final statement. Explain why each number or decision follows from the stated </w:t>
+      </w:r>
+      <w:r>
+        <w:rPr>
+          <w:b/>
+        </w:rPr>
+        <w:t>input</w:t>
+      </w:r>
+      <w:r>
+        <w:rPr>
+          <w:b w:val="0"/>
+        </w:rPr>
+        <w:t xml:space="preserve">s. The conclusion belongs to this scenario and procedure; changing the </w:t>
+      </w:r>
+      <w:r>
+        <w:rPr>
+          <w:b/>
+        </w:rPr>
+        <w:t>input</w:t>
+      </w:r>
+      <w:r>
+        <w:rPr>
+          <w:b w:val="0"/>
+        </w:rPr>
+        <w:t xml:space="preserve">s, evaluation population or authority can change what it establishes. Retain only authorized, minimized demonstration </w:t>
+      </w:r>
+      <w:r>
+        <w:rPr>
+          <w:b/>
+        </w:rPr>
+        <w:t>evidence</w:t>
+      </w:r>
+      <w:r>
+        <w:rPr>
+          <w:b w:val="0"/>
+        </w:rPr>
+        <w:t xml:space="preserve"> without secret values or unnecessary private content so a later revision can be compared honestly.</w:t>
       </w:r>
     </w:p>
     <w:p>
       <w:pPr>
-        <w:spacing w:line="336" w:lineRule="auto" w:after="180"/>
-      </w:pPr>
-      <w:r>
-        <w:rPr>
-          <w:b w:val="0"/>
-        </w:rPr>
-        <w:t>These teacher notes contain solutions; do not reveal the independent case answer during modelling.</w:t>
-      </w:r>
-    </w:p>
-    <w:p>
-      <w:pPr>
-        <w:spacing w:line="336" w:lineRule="auto" w:after="180"/>
-      </w:pPr>
-      <w:r>
-        <w:rPr>
-          <w:b w:val="0"/>
-        </w:rPr>
-        <w:t>Demo succeeds on three cases using mocked storage. Presenter claims real network reliability and production security.</w:t>
-      </w:r>
-    </w:p>
-    <w:p>
-      <w:pPr>
-        <w:spacing w:line="336" w:lineRule="auto" w:after="180"/>
-      </w:pPr>
-      <w:r>
-        <w:rPr>
-          <w:b w:val="0"/>
-        </w:rPr>
-        <w:t xml:space="preserve">The demo supports the three fixture behaviours only. Real availability, resource limits and broader security remain untested; preserve the </w:t>
-      </w:r>
-      <w:r>
-        <w:rPr>
-          <w:b/>
-        </w:rPr>
-        <w:t>mock boundary</w:t>
-      </w:r>
-      <w:r>
-        <w:rPr>
-          <w:b w:val="0"/>
-        </w:rPr>
-        <w:t>.</w:t>
-      </w:r>
-    </w:p>
-    <w:p>
-      <w:pPr>
-        <w:pStyle w:val="Heading3"/>
-      </w:pPr>
-      <w:r>
-        <w:t>Model the reasoning aloud · 4</w:t>
-      </w:r>
-    </w:p>
-    <w:p>
-      <w:pPr>
-        <w:spacing w:line="336" w:lineRule="auto" w:after="180"/>
-      </w:pPr>
-      <w:r>
-        <w:rPr>
-          <w:b w:val="0"/>
-        </w:rPr>
-        <w:t xml:space="preserve">Compare the intermediate </w:t>
-      </w:r>
-      <w:r>
-        <w:rPr>
-          <w:b/>
-        </w:rPr>
-        <w:t>evidence</w:t>
-      </w:r>
-      <w:r>
-        <w:rPr>
-          <w:b w:val="0"/>
-        </w:rPr>
-        <w:t xml:space="preserve"> with the final statement. Explain why each number or decision follows from the stated </w:t>
-      </w:r>
-      <w:r>
-        <w:rPr>
-          <w:b/>
-        </w:rPr>
-        <w:t>input</w:t>
-      </w:r>
-      <w:r>
-        <w:rPr>
-          <w:b w:val="0"/>
-        </w:rPr>
-        <w:t>s.</w:t>
-      </w:r>
-    </w:p>
-    <w:p>
-      <w:pPr>
-        <w:spacing w:line="336" w:lineRule="auto" w:after="180"/>
-      </w:pPr>
-      <w:r>
-        <w:rPr>
-          <w:b w:val="0"/>
-        </w:rPr>
-        <w:t xml:space="preserve">The conclusion belongs to this scenario and procedure; changing the </w:t>
-      </w:r>
-      <w:r>
-        <w:rPr>
-          <w:b/>
-        </w:rPr>
-        <w:t>input</w:t>
-      </w:r>
-      <w:r>
-        <w:rPr>
-          <w:b w:val="0"/>
-        </w:rPr>
-        <w:t>s, evaluation population or authority can change what it establishes. Retain the raw record so a later revision can be compared honestly.</w:t>
+        <w:pStyle w:val="Heading2"/>
+      </w:pPr>
+      <w:r>
+        <w:t>Challenger, measurement and claim-scope probes</w:t>
       </w:r>
     </w:p>
     <w:tbl>
@@ -1274,7 +1619,7 @@
           </w:tcPr>
           <w:p>
             <w:r>
-              <w:t>Thinking move</w:t>
+              <w:t>Defense probe</w:t>
             </w:r>
           </w:p>
         </w:tc>
@@ -1284,7 +1629,7 @@
           </w:tcPr>
           <w:p>
             <w:r>
-              <w:t>Teacher prompt</w:t>
+              <w:t>Expected interpretation</w:t>
             </w:r>
           </w:p>
         </w:tc>
@@ -1296,7 +1641,7 @@
           </w:tcPr>
           <w:p>
             <w:r>
-              <w:t>Plan</w:t>
+              <w:t>Can you show the evidence for room E?</w:t>
             </w:r>
           </w:p>
         </w:tc>
@@ -1306,7 +1651,7 @@
           </w:tcPr>
           <w:p>
             <w:r>
-              <w:t>What is given? What is the question? Which procedure fits these facts?</w:t>
+              <w:t>V7 approved current fixture, lookup and attributed output</w:t>
             </w:r>
           </w:p>
         </w:tc>
@@ -1318,7 +1663,7 @@
           </w:tcPr>
           <w:p>
             <w:r>
-              <w:t>Do</w:t>
+              <w:t>Can you email everyone?</w:t>
             </w:r>
           </w:p>
         </w:tc>
@@ -1328,7 +1673,7 @@
           </w:tcPr>
           <w:p>
             <w:r>
-              <w:t>Point to each input and intermediate step in the worked trace. Name the rule that allows the next step.</w:t>
+              <w:t>Denied; no authorized send operation</w:t>
             </w:r>
           </w:p>
         </w:tc>
@@ -1340,7 +1685,7 @@
           </w:tcPr>
           <w:p>
             <w:r>
-              <w:t>Check</w:t>
+              <w:t>What if the approved card is absent?</w:t>
             </w:r>
           </w:p>
         </w:tc>
@@ -1350,7 +1695,139 @@
           </w:tcPr>
           <w:p>
             <w:r>
-              <w:t>Does the output answer the question? Which assumption or limitation prevents a larger claim?</w:t>
+              <w:t>Review/null claims; do not invent a room</w:t>
+            </w:r>
+          </w:p>
+        </w:tc>
+      </w:tr>
+      <w:tr>
+        <w:tc>
+          <w:tcPr>
+            <w:tcW w:type="dxa" w:w="5112"/>
+          </w:tcPr>
+          <w:p>
+            <w:r>
+              <w:t>All three expected cases pass</w:t>
+            </w:r>
+          </w:p>
+        </w:tc>
+        <w:tc>
+          <w:tcPr>
+            <w:tcW w:type="dxa" w:w="5112"/>
+          </w:tcPr>
+          <w:p>
+            <w:r>
+              <w:t>Observed fixture-contract evidence, not three supported answers</w:t>
+            </w:r>
+          </w:p>
+        </w:tc>
+      </w:tr>
+      <w:tr>
+        <w:tc>
+          <w:tcPr>
+            <w:tcW w:type="dxa" w:w="5112"/>
+          </w:tcPr>
+          <w:p>
+            <w:r>
+              <w:t>No unauthorized calls in these traces</w:t>
+            </w:r>
+          </w:p>
+        </w:tc>
+        <w:tc>
+          <w:tcPr>
+            <w:tcW w:type="dxa" w:w="5112"/>
+          </w:tcPr>
+          <w:p>
+            <w:r>
+              <w:t>Scoped observation, not zero future violations</w:t>
+            </w:r>
+          </w:p>
+        </w:tc>
+      </w:tr>
+      <w:tr>
+        <w:tc>
+          <w:tcPr>
+            <w:tcW w:type="dxa" w:w="5112"/>
+          </w:tcPr>
+          <w:p>
+            <w:r>
+              <w:t>Local recovery succeeds in another supplied case</w:t>
+            </w:r>
+          </w:p>
+        </w:tc>
+        <w:tc>
+          <w:tcPr>
+            <w:tcW w:type="dxa" w:w="5112"/>
+          </w:tcPr>
+          <w:p>
+            <w:r>
+              <w:t>Only that specified recovery is evidenced; broader availability still untested</w:t>
+            </w:r>
+          </w:p>
+        </w:tc>
+      </w:tr>
+      <w:tr>
+        <w:tc>
+          <w:tcPr>
+            <w:tcW w:type="dxa" w:w="5112"/>
+          </w:tcPr>
+          <w:p>
+            <w:r>
+              <w:t>Mock storage replaces a real service</w:t>
+            </w:r>
+          </w:p>
+        </w:tc>
+        <w:tc>
+          <w:tcPr>
+            <w:tcW w:type="dxa" w:w="5112"/>
+          </w:tcPr>
+          <w:p>
+            <w:r>
+              <w:t>Disclose it; network/security/resource claims need their own evidence</w:t>
+            </w:r>
+          </w:p>
+        </w:tc>
+      </w:tr>
+      <w:tr>
+        <w:tc>
+          <w:tcPr>
+            <w:tcW w:type="dxa" w:w="5112"/>
+          </w:tcPr>
+          <w:p>
+            <w:r>
+              <w:t>No actual audience or operator rehearsal</w:t>
+            </w:r>
+          </w:p>
+        </w:tc>
+        <w:tc>
+          <w:tcPr>
+            <w:tcW w:type="dxa" w:w="5112"/>
+          </w:tcPr>
+          <w:p>
+            <w:r>
+              <w:t>Record not supplied/not run; do not invent endorsement</w:t>
+            </w:r>
+          </w:p>
+        </w:tc>
+      </w:tr>
+      <w:tr>
+        <w:tc>
+          <w:tcPr>
+            <w:tcW w:type="dxa" w:w="5112"/>
+          </w:tcPr>
+          <w:p>
+            <w:r>
+              <w:t>Candidate meets a few demo checks</w:t>
+            </w:r>
+          </w:p>
+        </w:tc>
+        <w:tc>
+          <w:tcPr>
+            <w:tcW w:type="dxa" w:w="5112"/>
+          </w:tcPr>
+          <w:p>
+            <w:r>
+              <w:t>Do not infer every release gate passed</w:t>
             </w:r>
           </w:p>
         </w:tc>
@@ -1358,21 +1835,21 @@
     </w:tbl>
     <w:p>
       <w:pPr>
-        <w:spacing w:line="336" w:lineRule="auto" w:after="180"/>
-      </w:pPr>
-      <w:r>
-        <w:rPr>
-          <w:b w:val="0"/>
-        </w:rPr>
-        <w:t>Use the diagram and verbal explanation together. Ask learners to match a sentence to a specific visual step; do not assign learners fixed visual or auditory learning styles.</w:t>
+        <w:pStyle w:val="Heading2"/>
+      </w:pPr>
+      <w:r>
+        <w:t>Separate V7 attribution and denied-send scope</w:t>
       </w:r>
     </w:p>
     <w:p>
       <w:pPr>
-        <w:pStyle w:val="Heading3"/>
-      </w:pPr>
-      <w:r>
-        <w:t>A pictorial worked case: Engineering demonstration and defense</w:t>
+        <w:spacing w:line="336" w:lineRule="auto" w:after="180"/>
+      </w:pPr>
+      <w:r>
+        <w:rPr>
+          <w:b w:val="0"/>
+        </w:rPr>
+        <w:t>Defend one complete service trace. At the demonstration, a challenger asks how a room answer was produced and what the bot cannot do.</w:t>
       </w:r>
     </w:p>
     <w:p>
@@ -1383,43 +1860,45 @@
         <w:rPr>
           <w:b w:val="0"/>
         </w:rPr>
-        <w:t>Defend one complete service trace. At the demonstration, a challenger asks how a room answer was produced and what the bot cannot do.</w:t>
+        <w:t>Approved card V7 says club V uses room E. All trusted tools are read-only.</w:t>
       </w:r>
     </w:p>
     <w:p>
       <w:pPr>
-        <w:pStyle w:val="Heading3"/>
-      </w:pPr>
-      <w:r>
-        <w:t>The facts we will use</w:t>
+        <w:spacing w:line="336" w:lineRule="auto" w:after="180"/>
+      </w:pPr>
+      <w:r>
+        <w:rPr>
+          <w:b w:val="0"/>
+        </w:rPr>
+        <w:t>The picture traces the approved V7 card to room E for club V. Point to the card ID, supplied approval/current version, retrieved fields and final source attribution. Then show that sending or editing is outside the read-only operation contract. In the exact structured send case, deny before lookup and return no new room claim; this does not erase a separate previously supported read answer.</w:t>
       </w:r>
     </w:p>
     <w:p>
       <w:pPr>
-        <w:pStyle w:val="Heading3"/>
-      </w:pPr>
-      <w:r>
-        <w:t>Supplied facts</w:t>
+        <w:spacing w:line="336" w:lineRule="auto" w:after="180"/>
+      </w:pPr>
+      <w:r>
+        <w:rPr>
+          <w:b w:val="0"/>
+        </w:rPr>
+        <w:t>Removing the approved card instead produces review with null claims. The code implements a deterministic fixture path, not natural-language interpretation, model reasoning, production authentication or a live email service. Expected-case passes include legitimate review/denial and must not be reported as three factual answers.</w:t>
       </w:r>
     </w:p>
     <w:p>
       <w:pPr>
-        <w:spacing w:line="336" w:lineRule="auto" w:after="180"/>
-        <w:shd w:fill="F1F6FC"/>
-      </w:pPr>
-      <w:r>
-        <w:rPr>
-          <w:b w:val="0"/>
-        </w:rPr>
-        <w:t>Approved card V7 says club V uses room E. All trusted tools are read-only.</w:t>
+        <w:pStyle w:val="Heading2"/>
+      </w:pPr>
+      <w:r>
+        <w:t>Picture trace and email-challenge key</w:t>
       </w:r>
     </w:p>
     <w:p>
       <w:r>
         <w:drawing>
           <wp:inline xmlns:a="http://schemas.openxmlformats.org/drawingml/2006/main" xmlns:pic="http://schemas.openxmlformats.org/drawingml/2006/picture">
-            <wp:extent cx="5381271" cy="5943599"/>
-            <wp:docPr id="1" name="Picture 1" descr="Engineering demonstration and defense. Show source path: Connect the question to retrieved card V7.. Support the claim: Room E follows from V7, not merely fluent wording.. Show authority: The service cannot edit rooms or send messages.. Name missing evidence: With no approved card, decline to invent a room."/>
+            <wp:extent cx="5486400" cy="4005072"/>
+            <wp:docPr id="1" name="Picture 1" descr="Show source path: Connect the question to retrieved card V7. → Support the claim: Room E follows from V7, not merely fluent wording. → Show authority: The service cannot edit rooms or send messages. → Name missing evidence: With no approved card, decline to invent a room."/>
             <wp:cNvGraphicFramePr>
               <a:graphicFrameLocks noChangeAspect="1"/>
             </wp:cNvGraphicFramePr>
@@ -1427,7 +1906,7 @@
               <a:graphicData uri="http://schemas.openxmlformats.org/drawingml/2006/picture">
                 <pic:pic>
                   <pic:nvPicPr>
-                    <pic:cNvPr id="0" name="academy-visual-ai-6-36.png"/>
+                    <pic:cNvPr id="0" name="academy-story-ai-6-36-02.png"/>
                     <pic:cNvPicPr/>
                   </pic:nvPicPr>
                   <pic:blipFill>
@@ -1439,7 +1918,7 @@
                   <pic:spPr>
                     <a:xfrm>
                       <a:off x="0" y="0"/>
-                      <a:ext cx="5381271" cy="5943599"/>
+                      <a:ext cx="5486400" cy="4005072"/>
                     </a:xfrm>
                     <a:prstGeom prst="rect"/>
                   </pic:spPr>
@@ -1589,144 +2068,416 @@
     </w:p>
     <w:p>
       <w:pPr>
-        <w:pStyle w:val="Heading3"/>
-      </w:pPr>
-      <w:r>
-        <w:t>Why this result follows</w:t>
+        <w:spacing w:line="336" w:lineRule="auto" w:after="180"/>
+      </w:pPr>
+      <w:r>
+        <w:rPr>
+          <w:b w:val="0"/>
+        </w:rPr>
+        <w:t xml:space="preserve">A defence links behaviour to </w:t>
+      </w:r>
+      <w:r>
+        <w:rPr>
+          <w:b/>
+        </w:rPr>
+        <w:t>evidence</w:t>
+      </w:r>
+      <w:r>
+        <w:rPr>
+          <w:b w:val="0"/>
+        </w:rPr>
+        <w:t xml:space="preserve"> and limitations. Demonstrate both a valid answer path and a meaningful refused request.</w:t>
       </w:r>
     </w:p>
     <w:p>
       <w:pPr>
-        <w:pStyle w:val="Heading3"/>
-      </w:pPr>
-      <w:r>
-        <w:t>Why the result follows</w:t>
+        <w:spacing w:line="336" w:lineRule="auto" w:after="180"/>
+      </w:pPr>
+      <w:r>
+        <w:rPr>
+          <w:b w:val="0"/>
+        </w:rPr>
+        <w:t>A polished demonstration is not a broad reliability estimate; disclose tested cases, failures and assumptions.</w:t>
       </w:r>
     </w:p>
     <w:p>
       <w:pPr>
         <w:spacing w:line="336" w:lineRule="auto" w:after="180"/>
-        <w:shd w:fill="F1F6FC"/>
       </w:pPr>
       <w:r>
         <w:rPr>
           <w:b w:val="0"/>
         </w:rPr>
-        <w:t xml:space="preserve">A defence links behaviour to </w:t>
-      </w:r>
-      <w:r>
-        <w:rPr>
-          <w:b/>
-        </w:rPr>
-        <w:t>evidence</w:t>
-      </w:r>
-      <w:r>
-        <w:rPr>
-          <w:b w:val="0"/>
-        </w:rPr>
-        <w:t xml:space="preserve"> and limitations. Demonstrate both a valid answer path and a meaningful refused request.</w:t>
+        <w:t>Change: The challenger asks the bot to email everyone about room E.</w:t>
       </w:r>
     </w:p>
     <w:p>
       <w:pPr>
-        <w:pStyle w:val="Heading3"/>
-      </w:pPr>
-      <w:r>
-        <w:t>What this example does not establish</w:t>
+        <w:spacing w:line="336" w:lineRule="auto" w:after="180"/>
+      </w:pPr>
+      <w:r>
+        <w:rPr>
+          <w:b/>
+        </w:rPr>
+        <w:t>Prediction</w:t>
+      </w:r>
+      <w:r>
+        <w:rPr>
+          <w:b w:val="0"/>
+        </w:rPr>
+        <w:t>: Refuse that operation while retaining the supported room answer.</w:t>
       </w:r>
     </w:p>
     <w:p>
       <w:pPr>
-        <w:pStyle w:val="Heading3"/>
-      </w:pPr>
-      <w:r>
-        <w:t>Keep the stated limit</w:t>
+        <w:spacing w:line="336" w:lineRule="auto" w:after="180"/>
+      </w:pPr>
+      <w:r>
+        <w:rPr>
+          <w:b w:val="0"/>
+        </w:rPr>
+        <w:t>Reason: Knowing a fact does not grant authority for an external action.</w:t>
       </w:r>
     </w:p>
     <w:p>
       <w:pPr>
-        <w:spacing w:line="336" w:lineRule="auto" w:after="180"/>
-        <w:shd w:fill="FFF5E6"/>
-      </w:pPr>
-      <w:r>
-        <w:rPr>
-          <w:b w:val="0"/>
-        </w:rPr>
-        <w:t>A polished demonstration is not a broad reliability estimate; disclose tested cases, failures and assumptions.</w:t>
+        <w:pStyle w:val="Heading2"/>
+      </w:pPr>
+      <w:r>
+        <w:t>Earlier wording, alternatives and picture transcripts · reference / check after trying</w:t>
       </w:r>
     </w:p>
     <w:p>
       <w:pPr>
-        <w:pStyle w:val="Heading3"/>
-      </w:pPr>
-      <w:r>
-        <w:t>Change one thing in the pictured case</w:t>
+        <w:spacing w:line="336" w:lineRule="auto" w:after="180"/>
+      </w:pPr>
+      <w:r>
+        <w:rPr>
+          <w:b w:val="0"/>
+        </w:rPr>
+        <w:t>Begin by writing the question the procedure is intended to answer. Identify the information already supplied, the information it will produce and the information still missing.</w:t>
       </w:r>
     </w:p>
     <w:p>
       <w:pPr>
-        <w:pStyle w:val="Heading3"/>
-      </w:pPr>
-      <w:r>
-        <w:t>Change one thing</w:t>
+        <w:spacing w:line="336" w:lineRule="auto" w:after="180"/>
+      </w:pPr>
+      <w:r>
+        <w:rPr>
+          <w:b w:val="0"/>
+        </w:rPr>
+        <w:t>These are constructed classroom examples; they do not require live accounts, private records or an external service. Do not treat a plausible explanation as a measured outcome.</w:t>
       </w:r>
     </w:p>
     <w:p>
       <w:pPr>
         <w:spacing w:line="336" w:lineRule="auto" w:after="180"/>
-        <w:shd w:fill="F5F1FB"/>
       </w:pPr>
       <w:r>
         <w:rPr>
           <w:b w:val="0"/>
         </w:rPr>
-        <w:t>Change: The challenger asks the bot to email everyone about room E.</w:t>
+        <w:t xml:space="preserve">Before applying the procedure, write its units, denominator or decision boundary where relevant. A partner should be able to repeat each step using the same </w:t>
+      </w:r>
+      <w:r>
+        <w:rPr>
+          <w:b/>
+        </w:rPr>
+        <w:t>input</w:t>
+      </w:r>
+      <w:r>
+        <w:rPr>
+          <w:b w:val="0"/>
+        </w:rPr>
+        <w:t>s.</w:t>
       </w:r>
     </w:p>
     <w:p>
       <w:pPr>
+        <w:spacing w:line="336" w:lineRule="auto" w:after="180"/>
+      </w:pPr>
+      <w:r>
+        <w:rPr>
+          <w:b w:val="0"/>
+        </w:rPr>
+        <w:t xml:space="preserve">If a required </w:t>
+      </w:r>
+      <w:r>
+        <w:rPr>
+          <w:b/>
+        </w:rPr>
+        <w:t>input</w:t>
+      </w:r>
+      <w:r>
+        <w:rPr>
+          <w:b w:val="0"/>
+        </w:rPr>
+        <w:t xml:space="preserve"> is absent or violates the stated contract, record that condition explicitly instead of quietly replacing it with a convenient value.</w:t>
+      </w:r>
+    </w:p>
+    <w:tbl>
+      <w:tblPr>
+        <w:tblStyle w:val="LightShading-Accent1"/>
+        <w:tblW w:type="auto" w:w="0"/>
+        <w:tblLook w:firstColumn="1" w:firstRow="1" w:lastColumn="0" w:lastRow="0" w:noHBand="0" w:noVBand="1" w:val="04A0"/>
+      </w:tblPr>
+      <w:tblGrid>
+        <w:gridCol w:w="5112"/>
+        <w:gridCol w:w="5112"/>
+      </w:tblGrid>
+      <w:tr>
+        <w:trPr>
+          <w:tblHeader/>
+        </w:trPr>
+        <w:tc>
+          <w:tcPr>
+            <w:tcW w:type="dxa" w:w="5112"/>
+          </w:tcPr>
+          <w:p>
+            <w:r>
+              <w:t>Term</w:t>
+            </w:r>
+          </w:p>
+        </w:tc>
+        <w:tc>
+          <w:tcPr>
+            <w:tcW w:type="dxa" w:w="5112"/>
+          </w:tcPr>
+          <w:p>
+            <w:r>
+              <w:t>Meaning</w:t>
+            </w:r>
+          </w:p>
+        </w:tc>
+      </w:tr>
+      <w:tr>
+        <w:tc>
+          <w:tcPr>
+            <w:tcW w:type="dxa" w:w="5112"/>
+          </w:tcPr>
+          <w:p>
+            <w:r>
+              <w:t>Demonstration scope</w:t>
+            </w:r>
+          </w:p>
+        </w:tc>
+        <w:tc>
+          <w:tcPr>
+            <w:tcW w:type="dxa" w:w="5112"/>
+          </w:tcPr>
+          <w:p>
+            <w:r>
+              <w:t>The conditions actually exercised</w:t>
+            </w:r>
+          </w:p>
+        </w:tc>
+      </w:tr>
+      <w:tr>
+        <w:tc>
+          <w:tcPr>
+            <w:tcW w:type="dxa" w:w="5112"/>
+          </w:tcPr>
+          <w:p>
+            <w:r>
+              <w:t>Mock boundary</w:t>
+            </w:r>
+          </w:p>
+        </w:tc>
+        <w:tc>
+          <w:tcPr>
+            <w:tcW w:type="dxa" w:w="5112"/>
+          </w:tcPr>
+          <w:p>
+            <w:r>
+              <w:t>The part replaced by controlled simulated behaviour</w:t>
+            </w:r>
+          </w:p>
+        </w:tc>
+      </w:tr>
+      <w:tr>
+        <w:tc>
+          <w:tcPr>
+            <w:tcW w:type="dxa" w:w="5112"/>
+          </w:tcPr>
+          <w:p>
+            <w:r>
+              <w:t>Operational evidence</w:t>
+            </w:r>
+          </w:p>
+        </w:tc>
+        <w:tc>
+          <w:tcPr>
+            <w:tcW w:type="dxa" w:w="5112"/>
+          </w:tcPr>
+          <w:p>
+            <w:r>
+              <w:t>Records of actual service behaviour and recovery</w:t>
+            </w:r>
+          </w:p>
+        </w:tc>
+      </w:tr>
+    </w:tbl>
+    <w:p>
+      <w:pPr>
         <w:pStyle w:val="Heading3"/>
       </w:pPr>
       <w:r>
-        <w:t>Predicted result</w:t>
+        <w:t>Model the reasoning aloud</w:t>
       </w:r>
     </w:p>
     <w:p>
       <w:pPr>
         <w:spacing w:line="336" w:lineRule="auto" w:after="180"/>
-        <w:shd w:fill="F1F6FC"/>
-      </w:pPr>
+      </w:pPr>
+      <w:r>
+        <w:rPr>
+          <w:b w:val="0"/>
+        </w:rPr>
+        <w:t xml:space="preserve">Use the complete worked example below before asking learners to complete W2. Reveal a small part, invite a </w:t>
+      </w:r>
       <w:r>
         <w:rPr>
           <w:b/>
         </w:rPr>
-        <w:t>Prediction</w:t>
+        <w:t>prediction</w:t>
       </w:r>
       <w:r>
         <w:rPr>
           <w:b w:val="0"/>
         </w:rPr>
-        <w:t>: Refuse that operation while retaining the supported room answer.</w:t>
+        <w:t>, then explain the deciding step.</w:t>
       </w:r>
     </w:p>
     <w:p>
       <w:pPr>
-        <w:pStyle w:val="Heading3"/>
-      </w:pPr>
-      <w:r>
-        <w:t>Why the result follows</w:t>
+        <w:spacing w:line="336" w:lineRule="auto" w:after="180"/>
+      </w:pPr>
+      <w:r>
+        <w:rPr>
+          <w:b w:val="0"/>
+        </w:rPr>
+        <w:t>These teacher notes contain solutions; do not reveal the independent case answer during modelling.</w:t>
+      </w:r>
+    </w:p>
+    <w:tbl>
+      <w:tblPr>
+        <w:tblStyle w:val="LightShading-Accent1"/>
+        <w:tblW w:type="auto" w:w="0"/>
+        <w:tblLook w:firstColumn="1" w:firstRow="1" w:lastColumn="0" w:lastRow="0" w:noHBand="0" w:noVBand="1" w:val="04A0"/>
+      </w:tblPr>
+      <w:tblGrid>
+        <w:gridCol w:w="5112"/>
+        <w:gridCol w:w="5112"/>
+      </w:tblGrid>
+      <w:tr>
+        <w:trPr>
+          <w:tblHeader/>
+        </w:trPr>
+        <w:tc>
+          <w:tcPr>
+            <w:tcW w:type="dxa" w:w="5112"/>
+          </w:tcPr>
+          <w:p>
+            <w:r>
+              <w:t>Thinking move</w:t>
+            </w:r>
+          </w:p>
+        </w:tc>
+        <w:tc>
+          <w:tcPr>
+            <w:tcW w:type="dxa" w:w="5112"/>
+          </w:tcPr>
+          <w:p>
+            <w:r>
+              <w:t>Teacher prompt</w:t>
+            </w:r>
+          </w:p>
+        </w:tc>
+      </w:tr>
+      <w:tr>
+        <w:tc>
+          <w:tcPr>
+            <w:tcW w:type="dxa" w:w="5112"/>
+          </w:tcPr>
+          <w:p>
+            <w:r>
+              <w:t>Plan</w:t>
+            </w:r>
+          </w:p>
+        </w:tc>
+        <w:tc>
+          <w:tcPr>
+            <w:tcW w:type="dxa" w:w="5112"/>
+          </w:tcPr>
+          <w:p>
+            <w:r>
+              <w:t>What is given? What is the question? Which procedure fits these facts?</w:t>
+            </w:r>
+          </w:p>
+        </w:tc>
+      </w:tr>
+      <w:tr>
+        <w:tc>
+          <w:tcPr>
+            <w:tcW w:type="dxa" w:w="5112"/>
+          </w:tcPr>
+          <w:p>
+            <w:r>
+              <w:t>Do</w:t>
+            </w:r>
+          </w:p>
+        </w:tc>
+        <w:tc>
+          <w:tcPr>
+            <w:tcW w:type="dxa" w:w="5112"/>
+          </w:tcPr>
+          <w:p>
+            <w:r>
+              <w:t>Point to each input and intermediate step in the worked trace. Name the rule that allows the next step.</w:t>
+            </w:r>
+          </w:p>
+        </w:tc>
+      </w:tr>
+      <w:tr>
+        <w:tc>
+          <w:tcPr>
+            <w:tcW w:type="dxa" w:w="5112"/>
+          </w:tcPr>
+          <w:p>
+            <w:r>
+              <w:t>Check</w:t>
+            </w:r>
+          </w:p>
+        </w:tc>
+        <w:tc>
+          <w:tcPr>
+            <w:tcW w:type="dxa" w:w="5112"/>
+          </w:tcPr>
+          <w:p>
+            <w:r>
+              <w:t>Does the output answer the question? Which assumption or limitation prevents a larger claim?</w:t>
+            </w:r>
+          </w:p>
+        </w:tc>
+      </w:tr>
+    </w:tbl>
+    <w:p>
+      <w:pPr>
+        <w:spacing w:line="336" w:lineRule="auto" w:after="180"/>
+      </w:pPr>
+      <w:r>
+        <w:rPr>
+          <w:b w:val="0"/>
+        </w:rPr>
+        <w:t>Use the diagram and verbal explanation together. Ask learners to match a sentence to a specific visual step; do not assign learners fixed visual or auditory learning styles.</w:t>
       </w:r>
     </w:p>
     <w:p>
       <w:pPr>
-        <w:spacing w:line="336" w:lineRule="auto" w:after="180"/>
-        <w:shd w:fill="F1F6FC"/>
-      </w:pPr>
-      <w:r>
-        <w:rPr>
-          <w:b w:val="0"/>
-        </w:rPr>
-        <w:t>Reason: Knowing a fact does not grant authority for an external action.</w:t>
+        <w:pStyle w:val="Heading3"/>
+      </w:pPr>
+      <w:r>
+        <w:t>A pictorial worked case: Engineering demonstration and defense</w:t>
       </w:r>
     </w:p>
     <w:p>
@@ -1734,74 +2485,457 @@
         <w:pStyle w:val="Heading3"/>
       </w:pPr>
       <w:r>
-        <w:t>Ask while showing the picture</w:t>
+        <w:t>The facts we will use</w:t>
       </w:r>
     </w:p>
     <w:p>
-      <w:pPr>
-        <w:pStyle w:val="Heading3"/>
-      </w:pPr>
-      <w:r>
-        <w:t>Ask while showing the picture · 5</w:t>
+      <w:r>
+        <w:drawing>
+          <wp:inline xmlns:a="http://schemas.openxmlformats.org/drawingml/2006/main" xmlns:pic="http://schemas.openxmlformats.org/drawingml/2006/picture">
+            <wp:extent cx="5381271" cy="5943599"/>
+            <wp:docPr id="2" name="Picture 2" descr="Engineering demonstration and defense. Show source path: Connect the question to retrieved card V7.. Support the claim: Room E follows from V7, not merely fluent wording.. Show authority: The service cannot edit rooms or send messages.. Name missing evidence: With no approved card, decline to invent a room."/>
+            <wp:cNvGraphicFramePr>
+              <a:graphicFrameLocks noChangeAspect="1"/>
+            </wp:cNvGraphicFramePr>
+            <a:graphic>
+              <a:graphicData uri="http://schemas.openxmlformats.org/drawingml/2006/picture">
+                <pic:pic>
+                  <pic:nvPicPr>
+                    <pic:cNvPr id="0" name="academy-visual-ai-6-36.png"/>
+                    <pic:cNvPicPr/>
+                  </pic:nvPicPr>
+                  <pic:blipFill>
+                    <a:blip r:embed="rId10"/>
+                    <a:stretch>
+                      <a:fillRect/>
+                    </a:stretch>
+                  </pic:blipFill>
+                  <pic:spPr>
+                    <a:xfrm>
+                      <a:off x="0" y="0"/>
+                      <a:ext cx="5381271" cy="5943599"/>
+                    </a:xfrm>
+                    <a:prstGeom prst="rect"/>
+                  </pic:spPr>
+                </pic:pic>
+              </a:graphicData>
+            </a:graphic>
+          </wp:inline>
+        </w:drawing>
       </w:r>
     </w:p>
     <w:p>
       <w:pPr>
-        <w:spacing w:line="336" w:lineRule="auto" w:after="180"/>
-      </w:pPr>
-      <w:r>
-        <w:rPr>
-          <w:b w:val="0"/>
-        </w:rPr>
-        <w:t xml:space="preserve">Cover the result. Ask learners to name the </w:t>
-      </w:r>
-      <w:r>
-        <w:rPr>
-          <w:b/>
-        </w:rPr>
-        <w:t>input</w:t>
-      </w:r>
-      <w:r>
-        <w:rPr>
-          <w:b w:val="0"/>
-        </w:rPr>
-        <w:t xml:space="preserve">s and predict the next step. Uncover one step, connect the icon to the actual procedure, and explain its </w:t>
-      </w:r>
-      <w:r>
-        <w:rPr>
-          <w:b/>
-        </w:rPr>
-        <w:t>evidence</w:t>
-      </w:r>
-      <w:r>
-        <w:rPr>
-          <w:b w:val="0"/>
-        </w:rPr>
-        <w:t>. Then change the supplied condition and compare.</w:t>
+        <w:pStyle w:val="Heading3"/>
+      </w:pPr>
+      <w:r>
+        <w:t>Why this result follows</w:t>
       </w:r>
     </w:p>
     <w:p>
       <w:pPr>
-        <w:spacing w:line="336" w:lineRule="auto" w:after="180"/>
-      </w:pPr>
-      <w:r>
-        <w:rPr>
-          <w:b w:val="0"/>
-        </w:rPr>
-        <w:t>The picture is a representation; it does not document execution of a real AI model.</w:t>
+        <w:pStyle w:val="Heading3"/>
+      </w:pPr>
+      <w:r>
+        <w:t>What this example does not establish</w:t>
       </w:r>
     </w:p>
     <w:p>
       <w:pPr>
-        <w:pStyle w:val="Heading1"/>
-      </w:pPr>
-      <w:r>
-        <w:t>03. Demonstrate and guide practice</w:t>
+        <w:pStyle w:val="Heading3"/>
+      </w:pPr>
+      <w:r>
+        <w:t>Change one thing in the pictured case</w:t>
       </w:r>
     </w:p>
     <w:p>
-      <w:r>
-        <w:t>Demonstrate Engineering demonstration and defense, reduce support deliberately and check individual reasoning before discussing answers.</w:t>
+      <w:pPr>
+        <w:pStyle w:val="Heading3"/>
+      </w:pPr>
+      <w:r>
+        <w:t>Ask while showing the picture</w:t>
+      </w:r>
+    </w:p>
+    <w:p>
+      <w:pPr>
+        <w:spacing w:line="336" w:lineRule="auto" w:after="180"/>
+      </w:pPr>
+      <w:r>
+        <w:rPr>
+          <w:b w:val="0"/>
+        </w:rPr>
+        <w:t xml:space="preserve">Cover the result. Ask learners to name the </w:t>
+      </w:r>
+      <w:r>
+        <w:rPr>
+          <w:b/>
+        </w:rPr>
+        <w:t>input</w:t>
+      </w:r>
+      <w:r>
+        <w:rPr>
+          <w:b w:val="0"/>
+        </w:rPr>
+        <w:t xml:space="preserve">s and predict the next step. Uncover one step, connect the icon to the actual procedure, and explain its </w:t>
+      </w:r>
+      <w:r>
+        <w:rPr>
+          <w:b/>
+        </w:rPr>
+        <w:t>evidence</w:t>
+      </w:r>
+      <w:r>
+        <w:rPr>
+          <w:b w:val="0"/>
+        </w:rPr>
+        <w:t>. Then change the supplied condition and compare.</w:t>
+      </w:r>
+    </w:p>
+    <w:p>
+      <w:pPr>
+        <w:spacing w:line="336" w:lineRule="auto" w:after="180"/>
+      </w:pPr>
+      <w:r>
+        <w:rPr>
+          <w:b w:val="0"/>
+        </w:rPr>
+        <w:t>The picture is a representation; it does not document execution of a real AI model.</w:t>
+      </w:r>
+    </w:p>
+    <w:p>
+      <w:pPr>
+        <w:pStyle w:val="Heading1"/>
+      </w:pPr>
+      <w:r>
+        <w:t>03. Model a step,then remove help</w:t>
+      </w:r>
+    </w:p>
+    <w:p>
+      <w:r>
+        <w:t>Collect each learner’s reasoning before showing a key.</w:t>
+      </w:r>
+    </w:p>
+    <w:p>
+      <w:pPr>
+        <w:pStyle w:val="Heading2"/>
+      </w:pPr>
+      <w:r>
+        <w:t>Current completion task and checked reasoning</w:t>
+      </w:r>
+    </w:p>
+    <w:p>
+      <w:pPr>
+        <w:spacing w:line="336" w:lineRule="auto" w:after="180"/>
+      </w:pPr>
+      <w:r>
+        <w:rPr>
+          <w:b w:val="0"/>
+        </w:rPr>
+        <w:t>Completion task: Demo succeeds on three cases using mocked storage. Presenter claims real network reliability and production security. Show the intermediate steps and give the conclusion with its scope.</w:t>
+      </w:r>
+    </w:p>
+    <w:p>
+      <w:pPr>
+        <w:spacing w:line="336" w:lineRule="auto" w:after="180"/>
+      </w:pPr>
+      <w:r>
+        <w:rPr>
+          <w:b w:val="0"/>
+        </w:rPr>
+        <w:t xml:space="preserve">Teacher check: Teacher explanation: The demo supports the three fixture behaviours only. Real availability, resource limits and broader security remain untested; preserve the </w:t>
+      </w:r>
+      <w:r>
+        <w:rPr>
+          <w:b/>
+        </w:rPr>
+        <w:t>mock boundary</w:t>
+      </w:r>
+      <w:r>
+        <w:rPr>
+          <w:b w:val="0"/>
+        </w:rPr>
+        <w:t>.</w:t>
+      </w:r>
+    </w:p>
+    <w:p>
+      <w:pPr>
+        <w:spacing w:line="336" w:lineRule="auto" w:after="180"/>
+      </w:pPr>
+      <w:r>
+        <w:rPr>
+          <w:b w:val="0"/>
+        </w:rPr>
+        <w:t xml:space="preserve">Start by identifying the given </w:t>
+      </w:r>
+      <w:r>
+        <w:rPr>
+          <w:b/>
+        </w:rPr>
+        <w:t>input</w:t>
+      </w:r>
+      <w:r>
+        <w:rPr>
+          <w:b w:val="0"/>
+        </w:rPr>
+        <w:t>s together. Leave the intermediate steps blank. If needed, model one step, then withdraw that help on the next step. Move to a full trace only when the partial trace is understood.</w:t>
+      </w:r>
+    </w:p>
+    <w:p>
+      <w:pPr>
+        <w:spacing w:line="336" w:lineRule="auto" w:after="180"/>
+      </w:pPr>
+      <w:r>
+        <w:rPr>
+          <w:b w:val="0"/>
+        </w:rPr>
+        <w:t>For partners, alternate explainer and checker; collect a response from every learner before discussion.</w:t>
+      </w:r>
+    </w:p>
+    <w:p>
+      <w:pPr>
+        <w:pStyle w:val="Heading2"/>
+      </w:pPr>
+      <w:r>
+        <w:t>Individual misconception check</w:t>
+      </w:r>
+    </w:p>
+    <w:p>
+      <w:pPr>
+        <w:spacing w:line="336" w:lineRule="auto" w:after="180"/>
+      </w:pPr>
+      <w:r>
+        <w:rPr>
+          <w:b w:val="0"/>
+        </w:rPr>
+        <w:t>Use the worked case for Engineering demonstration and defense. Proposed explanation: “The worked result establishes every future case”. Decide whether this explanation is supported.</w:t>
+      </w:r>
+    </w:p>
+    <w:p>
+      <w:pPr>
+        <w:spacing w:line="336" w:lineRule="auto" w:after="180"/>
+      </w:pPr>
+      <w:r>
+        <w:rPr>
+          <w:b w:val="0"/>
+        </w:rPr>
+        <w:t>Point to the step or supplied fact that decides; explain your repair if needed.</w:t>
+      </w:r>
+    </w:p>
+    <w:p>
+      <w:pPr>
+        <w:spacing w:line="336" w:lineRule="auto" w:after="180"/>
+      </w:pPr>
+      <w:r>
+        <w:rPr>
+          <w:b w:val="0"/>
+        </w:rPr>
+        <w:t>Expected correction: A defense earns credibility through traceable scope and honest failures, not universal guarantees.</w:t>
+      </w:r>
+    </w:p>
+    <w:p>
+      <w:pPr>
+        <w:spacing w:line="336" w:lineRule="auto" w:after="180"/>
+      </w:pPr>
+      <w:r>
+        <w:rPr>
+          <w:b w:val="0"/>
+        </w:rPr>
+        <w:t>Collect explanations, not only yes/no votes. If a misunderstanding is common, re-model the relevant step for the class.</w:t>
+      </w:r>
+    </w:p>
+    <w:p>
+      <w:pPr>
+        <w:spacing w:line="336" w:lineRule="auto" w:after="180"/>
+      </w:pPr>
+      <w:r>
+        <w:rPr>
+          <w:b w:val="0"/>
+        </w:rPr>
+        <w:t>If it affects a few learners, give a short targeted group explanation while others solve a more demanding variation.</w:t>
+      </w:r>
+    </w:p>
+    <w:p>
+      <w:pPr>
+        <w:pStyle w:val="Heading2"/>
+      </w:pPr>
+      <w:r>
+        <w:t>Pictured reasoning and changed case</w:t>
+      </w:r>
+    </w:p>
+    <w:p>
+      <w:pPr>
+        <w:spacing w:line="336" w:lineRule="auto" w:after="180"/>
+      </w:pPr>
+      <w:r>
+        <w:rPr>
+          <w:b w:val="0"/>
+        </w:rPr>
+        <w:t xml:space="preserve">Locate V7, room E and read-only scope in the demonstration. Which </w:t>
+      </w:r>
+      <w:r>
+        <w:rPr>
+          <w:b/>
+        </w:rPr>
+        <w:t>evidence</w:t>
+      </w:r>
+      <w:r>
+        <w:rPr>
+          <w:b w:val="0"/>
+        </w:rPr>
+        <w:t xml:space="preserve"> supports the answer, and why must a request to email everyone still be refused?</w:t>
+      </w:r>
+    </w:p>
+    <w:p>
+      <w:pPr>
+        <w:spacing w:line="336" w:lineRule="auto" w:after="180"/>
+      </w:pPr>
+      <w:r>
+        <w:rPr>
+          <w:b w:val="0"/>
+        </w:rPr>
+        <w:t>Connect the question to retrieved card V7. Room E follows from V7, not merely fluent wording. The service cannot edit rooms or send messages. With no approved card, decline to invent a room.</w:t>
+      </w:r>
+    </w:p>
+    <w:p>
+      <w:pPr>
+        <w:spacing w:line="336" w:lineRule="auto" w:after="180"/>
+      </w:pPr>
+      <w:r>
+        <w:rPr>
+          <w:b w:val="0"/>
+        </w:rPr>
+        <w:t>Changed case: Refuse that operation while retaining the supported room answer. Knowing a fact does not grant authority for an external action.</w:t>
+      </w:r>
+    </w:p>
+    <w:p>
+      <w:pPr>
+        <w:spacing w:line="336" w:lineRule="auto" w:after="180"/>
+      </w:pPr>
+      <w:r>
+        <w:rPr>
+          <w:b w:val="0"/>
+        </w:rPr>
+        <w:t>Changed-case reasoning: Refuse that operation while retaining the supported room answer. Knowing a fact does not grant authority for an external action.</w:t>
+      </w:r>
+    </w:p>
+    <w:p>
+      <w:pPr>
+        <w:spacing w:line="336" w:lineRule="auto" w:after="180"/>
+      </w:pPr>
+      <w:r>
+        <w:rPr>
+          <w:b w:val="0"/>
+        </w:rPr>
+        <w:t xml:space="preserve">Collect each learner’s explanation before discussion. Use the first missing connection between </w:t>
+      </w:r>
+      <w:r>
+        <w:rPr>
+          <w:b/>
+        </w:rPr>
+        <w:t>input</w:t>
+      </w:r>
+      <w:r>
+        <w:rPr>
+          <w:b w:val="0"/>
+        </w:rPr>
+        <w:t xml:space="preserve">, deciding step and result to choose support. This question is worked-case practice, not fresh mastery </w:t>
+      </w:r>
+      <w:r>
+        <w:rPr>
+          <w:b/>
+        </w:rPr>
+        <w:t>evidence</w:t>
+      </w:r>
+      <w:r>
+        <w:rPr>
+          <w:b w:val="0"/>
+        </w:rPr>
+        <w:t>.</w:t>
+      </w:r>
+    </w:p>
+    <w:p>
+      <w:pPr>
+        <w:pStyle w:val="Heading2"/>
+      </w:pPr>
+      <w:r>
+        <w:t>Accessible support and extension</w:t>
+      </w:r>
+    </w:p>
+    <w:p>
+      <w:pPr>
+        <w:spacing w:line="336" w:lineRule="auto" w:after="180"/>
+      </w:pPr>
+      <w:r>
+        <w:rPr>
+          <w:b w:val="0"/>
+        </w:rPr>
+        <w:t xml:space="preserve">Use See how it works and Follow a worked example. Collect a </w:t>
+      </w:r>
+      <w:r>
+        <w:rPr>
+          <w:b/>
+        </w:rPr>
+        <w:t>prediction</w:t>
+      </w:r>
+      <w:r>
+        <w:rPr>
+          <w:b w:val="0"/>
+        </w:rPr>
+        <w:t xml:space="preserve"> before revealing its result; ask the learner to point to each intermediate fact.</w:t>
+      </w:r>
+    </w:p>
+    <w:p>
+      <w:pPr>
+        <w:spacing w:line="336" w:lineRule="auto" w:after="180"/>
+      </w:pPr>
+      <w:r>
+        <w:rPr>
+          <w:b w:val="0"/>
+        </w:rPr>
+        <w:t xml:space="preserve">Provide an </w:t>
+      </w:r>
+      <w:r>
+        <w:rPr>
+          <w:b/>
+        </w:rPr>
+        <w:t>input</w:t>
+      </w:r>
+      <w:r>
+        <w:rPr>
+          <w:b w:val="0"/>
+        </w:rPr>
+        <w:t>/procedure/result/limit frame and a calculator when needed. Ask students to identify the first step before completing the whole trace.</w:t>
+      </w:r>
+    </w:p>
+    <w:p>
+      <w:pPr>
+        <w:spacing w:line="336" w:lineRule="auto" w:after="180"/>
+      </w:pPr>
+      <w:r>
+        <w:rPr>
+          <w:b w:val="0"/>
+        </w:rPr>
+        <w:t xml:space="preserve">Extension: compare two concrete variants of this </w:t>
+      </w:r>
+      <w:r>
+        <w:rPr>
+          <w:b/>
+        </w:rPr>
+        <w:t>mechanism</w:t>
+      </w:r>
+      <w:r>
+        <w:rPr>
+          <w:b w:val="0"/>
+        </w:rPr>
+        <w:t xml:space="preserve"> while holding unrelated conditions fixed; report both successful and unsuccessful outcomes.</w:t>
+      </w:r>
+    </w:p>
+    <w:p>
+      <w:pPr>
+        <w:pStyle w:val="Heading2"/>
+      </w:pPr>
+      <w:r>
+        <w:t>Earlier wording, alternatives and picture transcripts · reference / check after trying</w:t>
       </w:r>
     </w:p>
     <w:tbl>
@@ -2018,71 +3152,26 @@
     </w:tbl>
     <w:p>
       <w:pPr>
-        <w:spacing w:line="336" w:lineRule="auto" w:after="180"/>
-      </w:pPr>
-      <w:r>
-        <w:rPr>
-          <w:b w:val="0"/>
-        </w:rPr>
-        <w:t xml:space="preserve">Use See how it works and Follow a worked example. Collect a </w:t>
-      </w:r>
-      <w:r>
-        <w:rPr>
-          <w:b/>
-        </w:rPr>
-        <w:t>prediction</w:t>
-      </w:r>
-      <w:r>
-        <w:rPr>
-          <w:b w:val="0"/>
-        </w:rPr>
-        <w:t xml:space="preserve"> before revealing its result; ask the learner to point to each intermediate fact.</w:t>
+        <w:pStyle w:val="Heading3"/>
+      </w:pPr>
+      <w:r>
+        <w:t>Reduce help deliberately</w:t>
       </w:r>
     </w:p>
     <w:p>
       <w:pPr>
-        <w:spacing w:line="336" w:lineRule="auto" w:after="180"/>
-      </w:pPr>
-      <w:r>
-        <w:rPr>
-          <w:b w:val="0"/>
-        </w:rPr>
-        <w:t xml:space="preserve">Provide an </w:t>
-      </w:r>
-      <w:r>
-        <w:rPr>
-          <w:b/>
-        </w:rPr>
-        <w:t>input</w:t>
-      </w:r>
-      <w:r>
-        <w:rPr>
-          <w:b w:val="0"/>
-        </w:rPr>
-        <w:t>/procedure/result/limit frame and a calculator when needed. Ask students to identify the first step before completing the whole trace.</w:t>
+        <w:pStyle w:val="Heading3"/>
+      </w:pPr>
+      <w:r>
+        <w:t>Individual reasoning check</w:t>
       </w:r>
     </w:p>
     <w:p>
       <w:pPr>
-        <w:spacing w:line="336" w:lineRule="auto" w:after="180"/>
-      </w:pPr>
-      <w:r>
-        <w:rPr>
-          <w:b w:val="0"/>
-        </w:rPr>
-        <w:t xml:space="preserve">Extension: compare two concrete variants of this </w:t>
-      </w:r>
-      <w:r>
-        <w:rPr>
-          <w:b/>
-        </w:rPr>
-        <w:t>mechanism</w:t>
-      </w:r>
-      <w:r>
-        <w:rPr>
-          <w:b w:val="0"/>
-        </w:rPr>
-        <w:t xml:space="preserve"> while holding unrelated conditions fixed; report both successful and unsuccessful outcomes.</w:t>
+        <w:pStyle w:val="Heading3"/>
+      </w:pPr>
+      <w:r>
+        <w:t>Pictorial practice question</w:t>
       </w:r>
     </w:p>
     <w:p>
@@ -2090,59 +3179,39 @@
         <w:pStyle w:val="Heading3"/>
       </w:pPr>
       <w:r>
-        <w:t>Reduce help deliberately</w:t>
+        <w:t>Reasoned teacher answer</w:t>
       </w:r>
     </w:p>
     <w:p>
       <w:pPr>
-        <w:pStyle w:val="Heading3"/>
-      </w:pPr>
-      <w:r>
-        <w:t>Completion practice</w:t>
+        <w:pStyle w:val="Heading1"/>
+      </w:pPr>
+      <w:r>
+        <w:t>04. Run the complete supplied investigation</w:t>
       </w:r>
     </w:p>
     <w:p>
-      <w:pPr>
-        <w:spacing w:line="336" w:lineRule="auto" w:after="180"/>
-        <w:shd w:fill="F5F1FB"/>
-      </w:pPr>
-      <w:r>
-        <w:rPr>
-          <w:b w:val="0"/>
-        </w:rPr>
-        <w:t>Completion task: Demo succeeds on three cases using mocked storage. Presenter claims real network reliability and production security. Show the intermediate steps and give the conclusion with its scope.</w:t>
+      <w:r>
+        <w:t>Separate predictions,actual runs and paper traces.</w:t>
       </w:r>
     </w:p>
     <w:p>
       <w:pPr>
-        <w:pStyle w:val="Heading3"/>
-      </w:pPr>
-      <w:r>
-        <w:t>Reasoning to listen for</w:t>
+        <w:pStyle w:val="Heading2"/>
+      </w:pPr>
+      <w:r>
+        <w:t>Complete inputs,expected results and limits</w:t>
       </w:r>
     </w:p>
     <w:p>
       <w:pPr>
         <w:spacing w:line="336" w:lineRule="auto" w:after="180"/>
-        <w:shd w:fill="F1F6FC"/>
       </w:pPr>
       <w:r>
         <w:rPr>
           <w:b w:val="0"/>
         </w:rPr>
-        <w:t xml:space="preserve">Teacher check: Teacher explanation: The demo supports the three fixture behaviours only. Real availability, resource limits and broader security remain untested; preserve the </w:t>
-      </w:r>
-      <w:r>
-        <w:rPr>
-          <w:b/>
-        </w:rPr>
-        <w:t>mock boundary</w:t>
-      </w:r>
-      <w:r>
-        <w:rPr>
-          <w:b w:val="0"/>
-        </w:rPr>
-        <w:t>.</w:t>
+        <w:t>Main mocked three-case demo supports only its declared fixture behaviors. Picture V7 supports room E while send remains denied; absent evidence requires review. Added local code records supported/review/denied expectations, unchanged source and explicit missing measurements, not real auth/network reliability or human sign-off.</w:t>
       </w:r>
     </w:p>
     <w:p>
@@ -2153,38 +3222,26 @@
         <w:rPr>
           <w:b w:val="0"/>
         </w:rPr>
-        <w:t xml:space="preserve">Start by identifying the given </w:t>
-      </w:r>
-      <w:r>
-        <w:rPr>
-          <w:b/>
-        </w:rPr>
-        <w:t>input</w:t>
-      </w:r>
-      <w:r>
-        <w:rPr>
-          <w:b w:val="0"/>
-        </w:rPr>
-        <w:t>s together. Leave the intermediate steps blank. If needed, model one step, then withdraw that help on the next step. Move to a full trace only when the partial trace is understood.</w:t>
+        <w:t>Selected 8/10 is 80% on those cases, zero unauthorized calls observed in those traces and successful specified local recovery. It does not prove zero future violations, broad production availability or complete release readiness.</w:t>
       </w:r>
     </w:p>
     <w:p>
       <w:pPr>
-        <w:spacing w:line="336" w:lineRule="auto" w:after="180"/>
-      </w:pPr>
-      <w:r>
-        <w:rPr>
-          <w:b w:val="0"/>
-        </w:rPr>
-        <w:t>For partners, alternate explainer and checker; collect a response from every learner before discussion.</w:t>
+        <w:pStyle w:val="Heading2"/>
+      </w:pPr>
+      <w:r>
+        <w:t>Diagnose the current misconceptions</w:t>
       </w:r>
     </w:p>
     <w:p>
       <w:pPr>
-        <w:pStyle w:val="Heading3"/>
-      </w:pPr>
-      <w:r>
-        <w:t>Individual reasoning check</w:t>
+        <w:spacing w:line="336" w:lineRule="auto" w:after="180"/>
+      </w:pPr>
+      <w:r>
+        <w:rPr>
+          <w:b w:val="0"/>
+        </w:rPr>
+        <w:t>The worked result establishes every future case: A defense earns credibility through traceable scope and honest failures, not universal guarantees.</w:t>
       </w:r>
     </w:p>
     <w:p>
@@ -2195,7 +3252,31 @@
         <w:rPr>
           <w:b w:val="0"/>
         </w:rPr>
-        <w:t>Use the worked case for Engineering demonstration and defense. Proposed explanation: “The worked result establishes every future case”. Decide whether this explanation is supported.</w:t>
+        <w:t xml:space="preserve">A missing </w:t>
+      </w:r>
+      <w:r>
+        <w:rPr>
+          <w:b/>
+        </w:rPr>
+        <w:t>input</w:t>
+      </w:r>
+      <w:r>
+        <w:rPr>
+          <w:b w:val="0"/>
+        </w:rPr>
+        <w:t xml:space="preserve"> may be replaced without recording the change: A replacement changes the </w:t>
+      </w:r>
+      <w:r>
+        <w:rPr>
+          <w:b/>
+        </w:rPr>
+        <w:t>evidence</w:t>
+      </w:r>
+      <w:r>
+        <w:rPr>
+          <w:b w:val="0"/>
+        </w:rPr>
+        <w:t xml:space="preserve"> or contract. Record the change and its justification; do not silently turn unknown into a measured value.</w:t>
       </w:r>
     </w:p>
     <w:p>
@@ -2206,282 +3287,62 @@
         <w:rPr>
           <w:b w:val="0"/>
         </w:rPr>
-        <w:t>Point to the step or supplied fact that decides; explain your repair if needed.</w:t>
+        <w:t xml:space="preserve">Repeating an assessed case is new independent </w:t>
+      </w:r>
+      <w:r>
+        <w:rPr>
+          <w:b/>
+        </w:rPr>
+        <w:t>evidence</w:t>
+      </w:r>
+      <w:r>
+        <w:rPr>
+          <w:b w:val="0"/>
+        </w:rPr>
+        <w:t>: A replay checks consistency. An example used for feedback or revision cannot later be described as untouched final evaluation.</w:t>
       </w:r>
     </w:p>
     <w:p>
       <w:pPr>
-        <w:pStyle w:val="Heading3"/>
-      </w:pPr>
-      <w:r>
-        <w:t>Expected repair</w:t>
+        <w:spacing w:line="336" w:lineRule="auto" w:after="180"/>
+      </w:pPr>
+      <w:r>
+        <w:rPr>
+          <w:b w:val="0"/>
+        </w:rPr>
+        <w:t xml:space="preserve">Use Run the investigation for the </w:t>
+      </w:r>
+      <w:r>
+        <w:rPr>
+          <w:b/>
+        </w:rPr>
+        <w:t>evidence</w:t>
+      </w:r>
+      <w:r>
+        <w:rPr>
+          <w:b w:val="0"/>
+        </w:rPr>
+        <w:t xml:space="preserve"> ledger. Add a boundary or missing-</w:t>
+      </w:r>
+      <w:r>
+        <w:rPr>
+          <w:b/>
+        </w:rPr>
+        <w:t>input</w:t>
+      </w:r>
+      <w:r>
+        <w:rPr>
+          <w:b w:val="0"/>
+        </w:rPr>
+        <w:t xml:space="preserve"> case and record the expected response before checking. More successful repeats of one case do not establish wider coverage.</w:t>
       </w:r>
     </w:p>
     <w:p>
       <w:pPr>
-        <w:spacing w:line="336" w:lineRule="auto" w:after="180"/>
-        <w:shd w:fill="F1F6FC"/>
-      </w:pPr>
-      <w:r>
-        <w:rPr>
-          <w:b w:val="0"/>
-        </w:rPr>
-        <w:t>Expected correction: A defense earns credibility through traceable scope and honest failures, not universal guarantees.</w:t>
-      </w:r>
-    </w:p>
-    <w:p>
-      <w:pPr>
-        <w:spacing w:line="336" w:lineRule="auto" w:after="180"/>
-      </w:pPr>
-      <w:r>
-        <w:rPr>
-          <w:b w:val="0"/>
-        </w:rPr>
-        <w:t>Collect explanations, not only yes/no votes. If a misunderstanding is common, re-model the relevant step for the class.</w:t>
-      </w:r>
-    </w:p>
-    <w:p>
-      <w:pPr>
-        <w:spacing w:line="336" w:lineRule="auto" w:after="180"/>
-      </w:pPr>
-      <w:r>
-        <w:rPr>
-          <w:b w:val="0"/>
-        </w:rPr>
-        <w:t>If it affects a few learners, give a short targeted group explanation while others solve a more demanding variation.</w:t>
-      </w:r>
-    </w:p>
-    <w:p>
-      <w:pPr>
-        <w:pStyle w:val="Heading3"/>
-      </w:pPr>
-      <w:r>
-        <w:t>Pictorial practice question</w:t>
-      </w:r>
-    </w:p>
-    <w:p>
-      <w:pPr>
-        <w:spacing w:line="336" w:lineRule="auto" w:after="180"/>
-        <w:shd w:fill="F5F1FB"/>
-      </w:pPr>
-      <w:r>
-        <w:rPr>
-          <w:b w:val="0"/>
-        </w:rPr>
-        <w:t xml:space="preserve">Locate V7, room E and read-only scope in the demonstration. Which </w:t>
-      </w:r>
-      <w:r>
-        <w:rPr>
-          <w:b/>
-        </w:rPr>
-        <w:t>evidence</w:t>
-      </w:r>
-      <w:r>
-        <w:rPr>
-          <w:b w:val="0"/>
-        </w:rPr>
-        <w:t xml:space="preserve"> supports the answer, and why must a request to email everyone still be refused?</w:t>
-      </w:r>
-    </w:p>
-    <w:p>
-      <w:pPr>
-        <w:pStyle w:val="Heading3"/>
-      </w:pPr>
-      <w:r>
-        <w:t>Reasoned teacher answer</w:t>
-      </w:r>
-    </w:p>
-    <w:p>
-      <w:pPr>
-        <w:spacing w:line="336" w:lineRule="auto" w:after="180"/>
-      </w:pPr>
-      <w:r>
-        <w:rPr>
-          <w:b w:val="0"/>
-        </w:rPr>
-        <w:t>Connect the question to retrieved card V7. Room E follows from V7, not merely fluent wording. The service cannot edit rooms or send messages. With no approved card, decline to invent a room.</w:t>
-      </w:r>
-    </w:p>
-    <w:p>
-      <w:pPr>
-        <w:spacing w:line="336" w:lineRule="auto" w:after="180"/>
-      </w:pPr>
-      <w:r>
-        <w:rPr>
-          <w:b w:val="0"/>
-        </w:rPr>
-        <w:t>Changed case: Refuse that operation while retaining the supported room answer. Knowing a fact does not grant authority for an external action.</w:t>
-      </w:r>
-    </w:p>
-    <w:p>
-      <w:pPr>
-        <w:spacing w:line="336" w:lineRule="auto" w:after="180"/>
-      </w:pPr>
-      <w:r>
-        <w:rPr>
-          <w:b w:val="0"/>
-        </w:rPr>
-        <w:t>Changed-case reasoning: Refuse that operation while retaining the supported room answer. Knowing a fact does not grant authority for an external action.</w:t>
-      </w:r>
-    </w:p>
-    <w:p>
-      <w:pPr>
-        <w:spacing w:line="336" w:lineRule="auto" w:after="180"/>
-      </w:pPr>
-      <w:r>
-        <w:rPr>
-          <w:b w:val="0"/>
-        </w:rPr>
-        <w:t xml:space="preserve">Collect each learner’s explanation before discussion. Use the first missing connection between </w:t>
-      </w:r>
-      <w:r>
-        <w:rPr>
-          <w:b/>
-        </w:rPr>
-        <w:t>input</w:t>
-      </w:r>
-      <w:r>
-        <w:rPr>
-          <w:b w:val="0"/>
-        </w:rPr>
-        <w:t xml:space="preserve">, deciding step and result to choose support. This question is worked-case practice, not fresh mastery </w:t>
-      </w:r>
-      <w:r>
-        <w:rPr>
-          <w:b/>
-        </w:rPr>
-        <w:t>evidence</w:t>
-      </w:r>
-      <w:r>
-        <w:rPr>
-          <w:b w:val="0"/>
-        </w:rPr>
-        <w:t>.</w:t>
-      </w:r>
-    </w:p>
-    <w:p>
-      <w:pPr>
-        <w:pStyle w:val="Heading1"/>
-      </w:pPr>
-      <w:r>
-        <w:t>04. Run the investigation and diagnose misconceptions</w:t>
-      </w:r>
-    </w:p>
-    <w:p>
-      <w:r>
-        <w:t>Run the Engineering demonstration and defense investigation and use the first unsupported step to choose a teaching response.</w:t>
-      </w:r>
-    </w:p>
-    <w:p>
-      <w:pPr>
-        <w:spacing w:line="336" w:lineRule="auto" w:after="180"/>
-      </w:pPr>
-      <w:r>
-        <w:rPr>
-          <w:b w:val="0"/>
-        </w:rPr>
-        <w:t>The worked result establishes every future case: A defense earns credibility through traceable scope and honest failures, not universal guarantees.</w:t>
-      </w:r>
-    </w:p>
-    <w:p>
-      <w:pPr>
-        <w:spacing w:line="336" w:lineRule="auto" w:after="180"/>
-      </w:pPr>
-      <w:r>
-        <w:rPr>
-          <w:b w:val="0"/>
-        </w:rPr>
-        <w:t xml:space="preserve">A missing </w:t>
-      </w:r>
-      <w:r>
-        <w:rPr>
-          <w:b/>
-        </w:rPr>
-        <w:t>input</w:t>
-      </w:r>
-      <w:r>
-        <w:rPr>
-          <w:b w:val="0"/>
-        </w:rPr>
-        <w:t xml:space="preserve"> may be replaced without recording the change: A replacement changes the </w:t>
-      </w:r>
-      <w:r>
-        <w:rPr>
-          <w:b/>
-        </w:rPr>
-        <w:t>evidence</w:t>
-      </w:r>
-      <w:r>
-        <w:rPr>
-          <w:b w:val="0"/>
-        </w:rPr>
-        <w:t xml:space="preserve"> or contract. Record the change and its justification; do not silently turn unknown into a measured value.</w:t>
-      </w:r>
-    </w:p>
-    <w:p>
-      <w:pPr>
-        <w:spacing w:line="336" w:lineRule="auto" w:after="180"/>
-      </w:pPr>
-      <w:r>
-        <w:rPr>
-          <w:b w:val="0"/>
-        </w:rPr>
-        <w:t xml:space="preserve">Repeating an assessed case is new independent </w:t>
-      </w:r>
-      <w:r>
-        <w:rPr>
-          <w:b/>
-        </w:rPr>
-        <w:t>evidence</w:t>
-      </w:r>
-      <w:r>
-        <w:rPr>
-          <w:b w:val="0"/>
-        </w:rPr>
-        <w:t>: A replay checks consistency. An example used for feedback or revision cannot later be described as untouched final evaluation.</w:t>
-      </w:r>
-    </w:p>
-    <w:p>
-      <w:pPr>
-        <w:spacing w:line="336" w:lineRule="auto" w:after="180"/>
-      </w:pPr>
-      <w:r>
-        <w:rPr>
-          <w:b w:val="0"/>
-        </w:rPr>
-        <w:t xml:space="preserve">Use Run the investigation for the </w:t>
-      </w:r>
-      <w:r>
-        <w:rPr>
-          <w:b/>
-        </w:rPr>
-        <w:t>evidence</w:t>
-      </w:r>
-      <w:r>
-        <w:rPr>
-          <w:b w:val="0"/>
-        </w:rPr>
-        <w:t xml:space="preserve"> ledger. Add a boundary or missing-</w:t>
-      </w:r>
-      <w:r>
-        <w:rPr>
-          <w:b/>
-        </w:rPr>
-        <w:t>input</w:t>
-      </w:r>
-      <w:r>
-        <w:rPr>
-          <w:b w:val="0"/>
-        </w:rPr>
-        <w:t xml:space="preserve"> case and record the expected response before checking. More successful repeats of one case do not establish wider coverage.</w:t>
-      </w:r>
-    </w:p>
-    <w:p>
-      <w:pPr>
-        <w:pStyle w:val="Heading3"/>
-      </w:pPr>
-      <w:r>
-        <w:t>Match the support to the first error</w:t>
+        <w:pStyle w:val="Heading2"/>
+      </w:pPr>
+      <w:r>
+        <w:t>Choose accessible support</w:t>
       </w:r>
     </w:p>
     <w:tbl>
@@ -2654,57 +3515,39 @@
     </w:p>
     <w:p>
       <w:pPr>
-        <w:pStyle w:val="Heading1"/>
-      </w:pPr>
-      <w:r>
-        <w:t>05. Assess and explain the answers</w:t>
+        <w:pStyle w:val="Heading2"/>
+      </w:pPr>
+      <w:r>
+        <w:t>Earlier wording, alternatives and picture transcripts · reference / check after trying</w:t>
       </w:r>
     </w:p>
     <w:p>
-      <w:r>
-        <w:t>Use the Engineering demonstration and defense questions, teacher keys and criteria after the relevant attempts. Previously discussed cases are practice; protect the separately selected independent task.</w:t>
+      <w:pPr>
+        <w:pStyle w:val="Heading3"/>
+      </w:pPr>
+      <w:r>
+        <w:t>Match the support to the first error</w:t>
       </w:r>
     </w:p>
     <w:p>
       <w:pPr>
-        <w:pStyle w:val="Heading3"/>
-      </w:pPr>
-      <w:r>
-        <w:t>Guided and exit questions</w:t>
+        <w:pStyle w:val="Heading1"/>
+      </w:pPr>
+      <w:r>
+        <w:t>05. Assess the new service scenario</w:t>
       </w:r>
     </w:p>
     <w:p>
-      <w:pPr>
-        <w:spacing w:line="336" w:lineRule="auto" w:after="180"/>
-      </w:pPr>
-      <w:r>
-        <w:rPr>
-          <w:b w:val="0"/>
-        </w:rPr>
-        <w:t xml:space="preserve">Guided: The demo supports the three fixture behaviours only. Real availability, resource limits and broader security remain untested; preserve the </w:t>
-      </w:r>
-      <w:r>
-        <w:rPr>
-          <w:b/>
-        </w:rPr>
-        <w:t>mock boundary</w:t>
-      </w:r>
-      <w:r>
-        <w:rPr>
-          <w:b w:val="0"/>
-        </w:rPr>
-        <w:t>.</w:t>
+      <w:r>
+        <w:t>Keep the selected answer private until after a first attempt.</w:t>
       </w:r>
     </w:p>
     <w:p>
       <w:pPr>
-        <w:spacing w:line="336" w:lineRule="auto" w:after="180"/>
-      </w:pPr>
-      <w:r>
-        <w:rPr>
-          <w:b w:val="0"/>
-        </w:rPr>
-        <w:t>Qualification: A defense earns credibility through traceable scope and honest failures, not universal guarantees.</w:t>
+        <w:pStyle w:val="Heading2"/>
+      </w:pPr>
+      <w:r>
+        <w:t>Selected independent task and checked answer</w:t>
       </w:r>
     </w:p>
     <w:p>
@@ -2715,595 +3558,38 @@
         <w:rPr>
           <w:b w:val="0"/>
         </w:rPr>
-        <w:t xml:space="preserve">Exit: accept a concrete variation with its predicted outcome and a stated condition that would challenge the </w:t>
-      </w:r>
-      <w:r>
-        <w:rPr>
-          <w:b/>
-        </w:rPr>
-        <w:t>mechanism</w:t>
-      </w:r>
-      <w:r>
-        <w:rPr>
-          <w:b w:val="0"/>
-        </w:rPr>
-        <w:t xml:space="preserve">; reject a claim resting on unmeasured </w:t>
-      </w:r>
-      <w:r>
-        <w:rPr>
-          <w:b/>
-        </w:rPr>
-        <w:t>evidence</w:t>
-      </w:r>
-      <w:r>
-        <w:rPr>
-          <w:b w:val="0"/>
-        </w:rPr>
-        <w:t>.</w:t>
+        <w:t>Selected case: Defense records 8/10 case passes, no unauthorised calls in those traces and successful local rollback. What can be claimed?</w:t>
       </w:r>
     </w:p>
     <w:p>
       <w:pPr>
-        <w:pStyle w:val="Heading3"/>
-      </w:pPr>
-      <w:r>
-        <w:t>W1 Explain the mechanism</w:t>
+        <w:spacing w:line="336" w:lineRule="auto" w:after="180"/>
+      </w:pPr>
+      <w:r>
+        <w:rPr>
+          <w:b w:val="0"/>
+        </w:rPr>
+        <w:t xml:space="preserve">Teacher explanation: </w:t>
+      </w:r>
+      <w:r>
+        <w:rPr>
+          <w:b/>
+        </w:rPr>
+        <w:t>80%</w:t>
+      </w:r>
+      <w:r>
+        <w:rPr>
+          <w:b w:val="0"/>
+        </w:rPr>
+        <w:t xml:space="preserve"> over those cases, zero unauthorised calls observed there, and successful specified local recovery. It does not prove zero future violations or production availability.</w:t>
       </w:r>
     </w:p>
     <w:p>
       <w:pPr>
-        <w:pStyle w:val="Heading3"/>
-      </w:pPr>
-      <w:r>
-        <w:t>Workbook question · W1</w:t>
-      </w:r>
-    </w:p>
-    <w:p>
-      <w:pPr>
-        <w:spacing w:line="336" w:lineRule="auto" w:after="180"/>
-        <w:shd w:fill="F5F1FB"/>
-      </w:pPr>
-      <w:r>
-        <w:rPr>
-          <w:b w:val="0"/>
-        </w:rPr>
-        <w:t xml:space="preserve">Explain the weekly </w:t>
-      </w:r>
-      <w:r>
-        <w:rPr>
-          <w:b/>
-        </w:rPr>
-        <w:t>mechanism</w:t>
-      </w:r>
-      <w:r>
-        <w:rPr>
-          <w:b w:val="0"/>
-        </w:rPr>
-        <w:t xml:space="preserve"> in your own words. Use the worked scenario to name its </w:t>
-      </w:r>
-      <w:r>
-        <w:rPr>
-          <w:b/>
-        </w:rPr>
-        <w:t>input</w:t>
-      </w:r>
-      <w:r>
-        <w:rPr>
-          <w:b w:val="0"/>
-        </w:rPr>
-        <w:t xml:space="preserve">, decision rule and </w:t>
-      </w:r>
-      <w:r>
-        <w:rPr>
-          <w:b/>
-        </w:rPr>
-        <w:t>output</w:t>
-      </w:r>
-      <w:r>
-        <w:rPr>
-          <w:b w:val="0"/>
-        </w:rPr>
-        <w:t>.</w:t>
-      </w:r>
-    </w:p>
-    <w:p>
-      <w:pPr>
-        <w:pStyle w:val="Heading3"/>
-      </w:pPr>
-      <w:r>
-        <w:t>Teacher reasoning · W1</w:t>
-      </w:r>
-    </w:p>
-    <w:p>
-      <w:pPr>
-        <w:spacing w:line="336" w:lineRule="auto" w:after="180"/>
-        <w:shd w:fill="F1F6FC"/>
-      </w:pPr>
-      <w:r>
-        <w:rPr>
-          <w:b w:val="0"/>
-        </w:rPr>
-        <w:t>Teacher explanation: An engineering defense demonstrates correct operation and bounded failure with an inspectable implementation, tests and runbook.</w:t>
-      </w:r>
-    </w:p>
-    <w:p>
-      <w:pPr>
-        <w:spacing w:line="336" w:lineRule="auto" w:after="180"/>
-        <w:shd w:fill="F1F6FC"/>
-      </w:pPr>
-      <w:r>
-        <w:rPr>
-          <w:b w:val="0"/>
-        </w:rPr>
-        <w:t>Present requirements, architecture, contracts, permissions, evaluation, resource measurements and recovery. Show one supported case, one legitimate review and one denied operation.</w:t>
-      </w:r>
-    </w:p>
-    <w:p>
-      <w:pPr>
-        <w:spacing w:line="336" w:lineRule="auto" w:after="180"/>
-        <w:shd w:fill="F1F6FC"/>
-      </w:pPr>
-      <w:r>
-        <w:rPr>
-          <w:b w:val="0"/>
-        </w:rPr>
-        <w:t>State what was mocked and what remains untested.</w:t>
-      </w:r>
-    </w:p>
-    <w:p>
-      <w:pPr>
-        <w:pStyle w:val="Heading3"/>
-      </w:pPr>
-      <w:r>
-        <w:t>W2 Trace the worked case</w:t>
-      </w:r>
-    </w:p>
-    <w:p>
-      <w:pPr>
-        <w:pStyle w:val="Heading3"/>
-      </w:pPr>
-      <w:r>
-        <w:t>Workbook question · W2</w:t>
-      </w:r>
-    </w:p>
-    <w:p>
-      <w:pPr>
-        <w:spacing w:line="336" w:lineRule="auto" w:after="180"/>
-        <w:shd w:fill="F5F1FB"/>
-      </w:pPr>
-      <w:r>
-        <w:rPr>
-          <w:b w:val="0"/>
-        </w:rPr>
-        <w:t>Demo succeeds on three cases using mocked storage. Presenter claims real network reliability and production security. Show the intermediate steps and give the conclusion with its scope.</w:t>
-      </w:r>
-    </w:p>
-    <w:p>
-      <w:pPr>
-        <w:pStyle w:val="Heading3"/>
-      </w:pPr>
-      <w:r>
-        <w:t>Teacher reasoning · W2</w:t>
-      </w:r>
-    </w:p>
-    <w:p>
-      <w:pPr>
-        <w:spacing w:line="336" w:lineRule="auto" w:after="180"/>
-        <w:shd w:fill="F1F6FC"/>
-      </w:pPr>
-      <w:r>
-        <w:rPr>
-          <w:b w:val="0"/>
-        </w:rPr>
-        <w:t xml:space="preserve">Teacher explanation: The demo supports the three fixture behaviours only. Real availability, resource limits and broader security remain untested; preserve the </w:t>
-      </w:r>
-      <w:r>
-        <w:rPr>
-          <w:b/>
-        </w:rPr>
-        <w:t>mock boundary</w:t>
-      </w:r>
-      <w:r>
-        <w:rPr>
-          <w:b w:val="0"/>
-        </w:rPr>
-        <w:t>.</w:t>
-      </w:r>
-    </w:p>
-    <w:p>
-      <w:pPr>
-        <w:pStyle w:val="Heading3"/>
-      </w:pPr>
-      <w:r>
-        <w:t>W3 Audit the limit</w:t>
-      </w:r>
-    </w:p>
-    <w:p>
-      <w:pPr>
-        <w:pStyle w:val="Heading3"/>
-      </w:pPr>
-      <w:r>
-        <w:t>Workbook question · W3</w:t>
-      </w:r>
-    </w:p>
-    <w:p>
-      <w:pPr>
-        <w:spacing w:line="336" w:lineRule="auto" w:after="180"/>
-        <w:shd w:fill="F5F1FB"/>
-      </w:pPr>
-      <w:r>
-        <w:rPr>
-          <w:b w:val="0"/>
-        </w:rPr>
-        <w:t>A report omits this qualification: A defense earns credibility through traceable scope and honest failures, not universal guarantees.</w:t>
-      </w:r>
-    </w:p>
-    <w:p>
-      <w:pPr>
-        <w:spacing w:line="336" w:lineRule="auto" w:after="180"/>
-        <w:shd w:fill="F5F1FB"/>
-      </w:pPr>
-      <w:r>
-        <w:rPr>
-          <w:b w:val="0"/>
-        </w:rPr>
-        <w:t>Explain how omitting it could change a reader's interpretation, and write an accurate replacement.</w:t>
-      </w:r>
-    </w:p>
-    <w:p>
-      <w:pPr>
-        <w:pStyle w:val="Heading3"/>
-      </w:pPr>
-      <w:r>
-        <w:t>Teacher reasoning · W3</w:t>
-      </w:r>
-    </w:p>
-    <w:p>
-      <w:pPr>
-        <w:spacing w:line="336" w:lineRule="auto" w:after="180"/>
-        <w:shd w:fill="F1F6FC"/>
-      </w:pPr>
-      <w:r>
-        <w:rPr>
-          <w:b w:val="0"/>
-        </w:rPr>
-        <w:t>Teacher explanation: A defense earns credibility through traceable scope and honest failures, not universal guarantees.</w:t>
-      </w:r>
-    </w:p>
-    <w:p>
-      <w:pPr>
-        <w:spacing w:line="336" w:lineRule="auto" w:after="180"/>
-        <w:shd w:fill="F1F6FC"/>
-      </w:pPr>
-      <w:r>
-        <w:rPr>
-          <w:b w:val="0"/>
-        </w:rPr>
-        <w:t xml:space="preserve">State the observed result separately from the unverified or out-of-scope claim; preserve the original </w:t>
-      </w:r>
-      <w:r>
-        <w:rPr>
-          <w:b/>
-        </w:rPr>
-        <w:t>evidence</w:t>
-      </w:r>
-      <w:r>
-        <w:rPr>
-          <w:b w:val="0"/>
-        </w:rPr>
-        <w:t xml:space="preserve"> rather than inventing a missing fact.</w:t>
-      </w:r>
-    </w:p>
-    <w:p>
-      <w:pPr>
-        <w:pStyle w:val="Heading3"/>
-      </w:pPr>
-      <w:r>
-        <w:t>W4 Apply a new case independently</w:t>
-      </w:r>
-    </w:p>
-    <w:p>
-      <w:pPr>
-        <w:pStyle w:val="Heading3"/>
-      </w:pPr>
-      <w:r>
-        <w:t>Workbook question · W4</w:t>
-      </w:r>
-    </w:p>
-    <w:p>
-      <w:pPr>
-        <w:spacing w:line="336" w:lineRule="auto" w:after="180"/>
-        <w:shd w:fill="F5F1FB"/>
-      </w:pPr>
-      <w:r>
-        <w:rPr>
-          <w:b w:val="0"/>
-        </w:rPr>
-        <w:t>Defense records 8/10 case passes, no unauthorised calls in those traces and successful local rollback. What can be claimed?</w:t>
-      </w:r>
-    </w:p>
-    <w:p>
-      <w:pPr>
-        <w:pStyle w:val="Heading3"/>
-      </w:pPr>
-      <w:r>
-        <w:t>Teacher reasoning · W4</w:t>
-      </w:r>
-    </w:p>
-    <w:p>
-      <w:pPr>
-        <w:spacing w:line="336" w:lineRule="auto" w:after="180"/>
-        <w:shd w:fill="F1F6FC"/>
-      </w:pPr>
-      <w:r>
-        <w:rPr>
-          <w:b w:val="0"/>
-        </w:rPr>
-        <w:t xml:space="preserve">Teacher explanation: </w:t>
-      </w:r>
-      <w:r>
-        <w:rPr>
-          <w:b/>
-        </w:rPr>
-        <w:t>80%</w:t>
-      </w:r>
-      <w:r>
-        <w:rPr>
-          <w:b w:val="0"/>
-        </w:rPr>
-        <w:t xml:space="preserve"> over those cases, zero unauthorised calls observed there, and successful specified local recovery. It does not prove zero future violations or production availability.</w:t>
-      </w:r>
-    </w:p>
-    <w:p>
-      <w:pPr>
-        <w:pStyle w:val="Heading3"/>
-      </w:pPr>
-      <w:r>
-        <w:t>W5 Design a revealing follow-up</w:t>
-      </w:r>
-    </w:p>
-    <w:p>
-      <w:pPr>
-        <w:pStyle w:val="Heading3"/>
-      </w:pPr>
-      <w:r>
-        <w:t>Workbook question · W5</w:t>
-      </w:r>
-    </w:p>
-    <w:p>
-      <w:pPr>
-        <w:spacing w:line="336" w:lineRule="auto" w:after="180"/>
-        <w:shd w:fill="F5F1FB"/>
-      </w:pPr>
-      <w:r>
-        <w:rPr>
-          <w:b w:val="0"/>
-        </w:rPr>
-        <w:t>For the worked scenario, propose one additional case that could reveal a failure, describe its expected outcome before running it, and explain what would need to remain fixed for a fair comparison.</w:t>
-      </w:r>
-    </w:p>
-    <w:p>
-      <w:pPr>
-        <w:spacing w:line="336" w:lineRule="auto" w:after="180"/>
-        <w:shd w:fill="F5F1FB"/>
-      </w:pPr>
-      <w:r>
-        <w:rPr>
-          <w:b w:val="0"/>
-        </w:rPr>
-        <w:t>Do not reuse W4 as a new final test after receiving feedback.</w:t>
-      </w:r>
-    </w:p>
-    <w:p>
-      <w:pPr>
-        <w:pStyle w:val="Heading3"/>
-      </w:pPr>
-      <w:r>
-        <w:t>Teacher reasoning · W5</w:t>
-      </w:r>
-    </w:p>
-    <w:p>
-      <w:pPr>
-        <w:spacing w:line="336" w:lineRule="auto" w:after="180"/>
-        <w:shd w:fill="F1F6FC"/>
-      </w:pPr>
-      <w:r>
-        <w:rPr>
-          <w:b w:val="0"/>
-        </w:rPr>
-        <w:t xml:space="preserve">Teacher explanation: Accept a concrete variant of the worked </w:t>
-      </w:r>
-      <w:r>
-        <w:rPr>
-          <w:b/>
-        </w:rPr>
-        <w:t>input</w:t>
-      </w:r>
-      <w:r>
-        <w:rPr>
-          <w:b w:val="0"/>
-        </w:rPr>
-        <w:t xml:space="preserve"> or a missing/conflicting/boundary condition, with an expectation derived from the declared procedure.</w:t>
-      </w:r>
-    </w:p>
-    <w:p>
-      <w:pPr>
-        <w:spacing w:line="336" w:lineRule="auto" w:after="180"/>
-        <w:shd w:fill="F1F6FC"/>
-      </w:pPr>
-      <w:r>
-        <w:rPr>
-          <w:b w:val="0"/>
-        </w:rPr>
-        <w:t xml:space="preserve">Require preserved settings, original </w:t>
-      </w:r>
-      <w:r>
-        <w:rPr>
-          <w:b/>
-        </w:rPr>
-        <w:t>output</w:t>
-      </w:r>
-      <w:r>
-        <w:rPr>
-          <w:b w:val="0"/>
-        </w:rPr>
-        <w:t>s and data roles. A defense earns credibility through traceable scope and honest failures, not universal guarantees.</w:t>
-      </w:r>
-    </w:p>
-    <w:p>
-      <w:pPr>
-        <w:spacing w:line="336" w:lineRule="auto" w:after="180"/>
-        <w:shd w:fill="F1F6FC"/>
-      </w:pPr>
-      <w:r>
-        <w:rPr>
-          <w:b w:val="0"/>
-        </w:rPr>
-        <w:t xml:space="preserve">The new case should test this particular </w:t>
-      </w:r>
-      <w:r>
-        <w:rPr>
-          <w:b/>
-        </w:rPr>
-        <w:t>mechanism</w:t>
-      </w:r>
-      <w:r>
-        <w:rPr>
-          <w:b w:val="0"/>
-        </w:rPr>
-        <w:t xml:space="preserve"> rather than merely restate the original result.</w:t>
-      </w:r>
-    </w:p>
-    <w:p>
-      <w:pPr>
-        <w:pStyle w:val="Heading3"/>
-      </w:pPr>
-      <w:r>
-        <w:t>Independent assessment and fresh retry</w:t>
-      </w:r>
-    </w:p>
-    <w:p>
-      <w:pPr>
-        <w:pStyle w:val="Heading3"/>
-      </w:pPr>
-      <w:r>
-        <w:t>Teacher key · Independent assessment and fresh retry</w:t>
-      </w:r>
-    </w:p>
-    <w:p>
-      <w:pPr>
-        <w:spacing w:line="336" w:lineRule="auto" w:after="180"/>
-        <w:shd w:fill="F1F6FC"/>
-      </w:pPr>
-      <w:r>
-        <w:rPr>
-          <w:b w:val="0"/>
-        </w:rPr>
-        <w:t xml:space="preserve">W4: </w:t>
-      </w:r>
-      <w:r>
-        <w:rPr>
-          <w:b/>
-        </w:rPr>
-        <w:t>80%</w:t>
-      </w:r>
-      <w:r>
-        <w:rPr>
-          <w:b w:val="0"/>
-        </w:rPr>
-        <w:t xml:space="preserve"> over those cases, zero unauthorised calls observed there, and successful specified local recovery. It does not prove zero future violations or production availability.</w:t>
-      </w:r>
-    </w:p>
-    <w:p>
-      <w:pPr>
-        <w:spacing w:line="336" w:lineRule="auto" w:after="180"/>
-        <w:shd w:fill="F1F6FC"/>
-      </w:pPr>
-      <w:r>
-        <w:rPr>
-          <w:b w:val="0"/>
-        </w:rPr>
-        <w:t>Require intermediate reasoning and the stated scope. Fresh retry: Twelve fixtures all pass but no live provider was exercised. Expected reasoning: Claim fixture-contract success 12/12, not live-provider reliability.</w:t>
-      </w:r>
-    </w:p>
-    <w:p>
-      <w:pPr>
-        <w:spacing w:line="336" w:lineRule="auto" w:after="180"/>
-        <w:shd w:fill="F1F6FC"/>
-      </w:pPr>
-      <w:r>
-        <w:rPr>
-          <w:b w:val="0"/>
-        </w:rPr>
-        <w:t>Identify external verification still required. If students need support, record it and reassess with another new case rather than awarding independence to a copied answer.</w:t>
-      </w:r>
-    </w:p>
-    <w:p>
-      <w:pPr>
-        <w:pStyle w:val="Heading3"/>
-      </w:pPr>
-      <w:r>
-        <w:t>Assess independent transfer</w:t>
-      </w:r>
-    </w:p>
-    <w:p>
-      <w:pPr>
-        <w:pStyle w:val="Heading3"/>
-      </w:pPr>
-      <w:r>
-        <w:t>Independent question · withhold the key</w:t>
-      </w:r>
-    </w:p>
-    <w:p>
-      <w:pPr>
-        <w:spacing w:line="336" w:lineRule="auto" w:after="180"/>
-        <w:shd w:fill="F5F1FB"/>
-      </w:pPr>
-      <w:r>
-        <w:rPr>
-          <w:b w:val="0"/>
-        </w:rPr>
-        <w:t>Selected case: Defense records 8/10 case passes, no unauthorised calls in those traces and successful local rollback. What can be claimed?</w:t>
-      </w:r>
-    </w:p>
-    <w:p>
-      <w:pPr>
-        <w:pStyle w:val="Heading3"/>
-      </w:pPr>
-      <w:r>
-        <w:t>Selected case answer</w:t>
-      </w:r>
-    </w:p>
-    <w:p>
-      <w:pPr>
-        <w:pStyle w:val="Heading3"/>
-      </w:pPr>
-      <w:r>
-        <w:t>Teacher key · Selected case answer</w:t>
-      </w:r>
-    </w:p>
-    <w:p>
-      <w:pPr>
-        <w:spacing w:line="336" w:lineRule="auto" w:after="180"/>
-        <w:shd w:fill="F1F6FC"/>
-      </w:pPr>
-      <w:r>
-        <w:rPr>
-          <w:b w:val="0"/>
-        </w:rPr>
-        <w:t xml:space="preserve">Teacher explanation: </w:t>
-      </w:r>
-      <w:r>
-        <w:rPr>
-          <w:b/>
-        </w:rPr>
-        <w:t>80%</w:t>
-      </w:r>
-      <w:r>
-        <w:rPr>
-          <w:b w:val="0"/>
-        </w:rPr>
-        <w:t xml:space="preserve"> over those cases, zero unauthorised calls observed there, and successful specified local recovery. It does not prove zero future violations or production availability.</w:t>
+        <w:pStyle w:val="Heading2"/>
+      </w:pPr>
+      <w:r>
+        <w:t>Judge explanation,trace and limits</w:t>
       </w:r>
     </w:p>
     <w:tbl>
@@ -3410,54 +3696,55 @@
     </w:tbl>
     <w:p>
       <w:pPr>
-        <w:pStyle w:val="Heading3"/>
-      </w:pPr>
-      <w:r>
-        <w:t>Teacher key · Selected case answer</w:t>
+        <w:spacing w:line="336" w:lineRule="auto" w:after="180"/>
+      </w:pPr>
+      <w:r>
+        <w:rPr>
+          <w:b w:val="0"/>
+        </w:rPr>
+        <w:t>Record each dimension as not yet, with support, or independent. Accept a valid alternative procedure with a defensible trace.</w:t>
       </w:r>
     </w:p>
     <w:p>
       <w:pPr>
         <w:spacing w:line="336" w:lineRule="auto" w:after="180"/>
-        <w:shd w:fill="F1F6FC"/>
       </w:pPr>
       <w:r>
         <w:rPr>
           <w:b w:val="0"/>
         </w:rPr>
-        <w:t>Record each dimension as not yet, with support, or independent. Accept a valid alternative procedure with a defensible trace.</w:t>
+        <w:t xml:space="preserve">Do not penalise an honestly recorded model failure if the learner correctly explains its </w:t>
+      </w:r>
+      <w:r>
+        <w:rPr>
+          <w:b/>
+        </w:rPr>
+        <w:t>evidence</w:t>
+      </w:r>
+      <w:r>
+        <w:rPr>
+          <w:b w:val="0"/>
+        </w:rPr>
+        <w:t xml:space="preserve"> and limits.</w:t>
       </w:r>
     </w:p>
     <w:p>
       <w:pPr>
-        <w:spacing w:line="336" w:lineRule="auto" w:after="180"/>
-        <w:shd w:fill="F1F6FC"/>
-      </w:pPr>
-      <w:r>
-        <w:rPr>
-          <w:b w:val="0"/>
-        </w:rPr>
-        <w:t xml:space="preserve">Do not penalise an honestly recorded model failure if the learner correctly explains its </w:t>
-      </w:r>
-      <w:r>
-        <w:rPr>
-          <w:b/>
-        </w:rPr>
-        <w:t>evidence</w:t>
-      </w:r>
-      <w:r>
-        <w:rPr>
-          <w:b w:val="0"/>
-        </w:rPr>
-        <w:t xml:space="preserve"> and limits.</w:t>
+        <w:pStyle w:val="Heading2"/>
+      </w:pPr>
+      <w:r>
+        <w:t>Give one usable repair</w:t>
       </w:r>
     </w:p>
     <w:p>
       <w:pPr>
-        <w:pStyle w:val="Heading3"/>
-      </w:pPr>
-      <w:r>
-        <w:t>Feedback that the learner uses</w:t>
+        <w:spacing w:line="336" w:lineRule="auto" w:after="180"/>
+      </w:pPr>
+      <w:r>
+        <w:rPr>
+          <w:b w:val="0"/>
+        </w:rPr>
+        <w:t>Name the earliest unsupported step and give one action to repair it. Have the learner make that repair now and explain why. Then assess the relevant skill on a fresh, fully specified case.</w:t>
       </w:r>
     </w:p>
     <w:p>
@@ -3468,31 +3755,73 @@
         <w:rPr>
           <w:b w:val="0"/>
         </w:rPr>
-        <w:t>Name the earliest unsupported step and give one action to repair it. Have the learner make that repair now and explain why. Then assess the relevant skill on a fresh, fully specified case.</w:t>
+        <w:t>Confirm it was not previously practised with feedback; solve and check the new case before assigning it. A follow-up design prompt is a starting brief, not automatically an equivalent test.</w:t>
       </w:r>
     </w:p>
     <w:p>
       <w:pPr>
-        <w:spacing w:line="336" w:lineRule="auto" w:after="180"/>
-      </w:pPr>
-      <w:r>
-        <w:rPr>
-          <w:b w:val="0"/>
-        </w:rPr>
-        <w:t>Confirm it was not previously practised with feedback; solve and check the new case before assigning it. A follow-up design prompt is a starting brief, not automatically an equivalent test.</w:t>
+        <w:pStyle w:val="Heading2"/>
+      </w:pPr>
+      <w:r>
+        <w:t>W1 Explain the mechanism</w:t>
       </w:r>
     </w:p>
     <w:p>
       <w:pPr>
-        <w:pStyle w:val="Heading1"/>
-      </w:pPr>
-      <w:r>
-        <w:t>06. Connect the project, support and next lesson</w:t>
+        <w:spacing w:line="336" w:lineRule="auto" w:after="180"/>
+      </w:pPr>
+      <w:r>
+        <w:rPr>
+          <w:b w:val="0"/>
+        </w:rPr>
+        <w:t xml:space="preserve">Explain the weekly </w:t>
+      </w:r>
+      <w:r>
+        <w:rPr>
+          <w:b/>
+        </w:rPr>
+        <w:t>mechanism</w:t>
+      </w:r>
+      <w:r>
+        <w:rPr>
+          <w:b w:val="0"/>
+        </w:rPr>
+        <w:t xml:space="preserve"> in your own words. Use the worked scenario to name its </w:t>
+      </w:r>
+      <w:r>
+        <w:rPr>
+          <w:b/>
+        </w:rPr>
+        <w:t>input</w:t>
+      </w:r>
+      <w:r>
+        <w:rPr>
+          <w:b w:val="0"/>
+        </w:rPr>
+        <w:t xml:space="preserve">, decision rule and </w:t>
+      </w:r>
+      <w:r>
+        <w:rPr>
+          <w:b/>
+        </w:rPr>
+        <w:t>output</w:t>
+      </w:r>
+      <w:r>
+        <w:rPr>
+          <w:b w:val="0"/>
+        </w:rPr>
+        <w:t>.</w:t>
       </w:r>
     </w:p>
     <w:p>
-      <w:r>
-        <w:t>Connect Engineering demonstration and defense to Grounded Learning Service, adapt support and plan a later changed-case check.</w:t>
+      <w:pPr>
+        <w:spacing w:line="336" w:lineRule="auto" w:after="180"/>
+      </w:pPr>
+      <w:r>
+        <w:rPr>
+          <w:b w:val="0"/>
+        </w:rPr>
+        <w:t>Teacher explanation: An engineering defense demonstrates correct operation and bounded failure with an inspectable implementation, tests and runbook.</w:t>
       </w:r>
     </w:p>
     <w:p>
@@ -3503,19 +3832,7 @@
         <w:rPr>
           <w:b w:val="0"/>
         </w:rPr>
-        <w:t xml:space="preserve">For Grounded Learning Service, use this week’s independent task as a rehearsal for the final </w:t>
-      </w:r>
-      <w:r>
-        <w:rPr>
-          <w:b/>
-        </w:rPr>
-        <w:t>evidence</w:t>
-      </w:r>
-      <w:r>
-        <w:rPr>
-          <w:b w:val="0"/>
-        </w:rPr>
-        <w:t xml:space="preserve"> pack: Defense records 8/10 case passes, no unauthorised calls in those traces and successful local rollback.</w:t>
+        <w:t>Present requirements, architecture, contracts, permissions, evaluation, resource measurements and recovery. Show one supported case, one legitimate review and one denied operation.</w:t>
       </w:r>
     </w:p>
     <w:p>
@@ -3526,42 +3843,15 @@
         <w:rPr>
           <w:b w:val="0"/>
         </w:rPr>
-        <w:t xml:space="preserve">What can be claimed? Keep actual </w:t>
-      </w:r>
-      <w:r>
-        <w:rPr>
-          <w:b/>
-        </w:rPr>
-        <w:t>observation</w:t>
-      </w:r>
-      <w:r>
-        <w:rPr>
-          <w:b w:val="0"/>
-        </w:rPr>
-        <w:t>s separate from expected results, preserve failures, compare a baseline and explain the limits.</w:t>
+        <w:t>State what was mocked and what remains untested.</w:t>
       </w:r>
     </w:p>
     <w:p>
       <w:pPr>
-        <w:spacing w:line="336" w:lineRule="auto" w:after="180"/>
-      </w:pPr>
-      <w:r>
-        <w:rPr>
-          <w:b w:val="0"/>
-        </w:rPr>
-        <w:t xml:space="preserve">Provide an </w:t>
-      </w:r>
-      <w:r>
-        <w:rPr>
-          <w:b/>
-        </w:rPr>
-        <w:t>input</w:t>
-      </w:r>
-      <w:r>
-        <w:rPr>
-          <w:b w:val="0"/>
-        </w:rPr>
-        <w:t>/procedure/result/limit frame and a calculator when needed. Ask students to identify the first step before completing the whole trace.</w:t>
+        <w:pStyle w:val="Heading2"/>
+      </w:pPr>
+      <w:r>
+        <w:t>W2 Trace the worked case</w:t>
       </w:r>
     </w:p>
     <w:p>
@@ -3572,19 +3862,7 @@
         <w:rPr>
           <w:b w:val="0"/>
         </w:rPr>
-        <w:t xml:space="preserve">Extension: compare two concrete variants of this </w:t>
-      </w:r>
-      <w:r>
-        <w:rPr>
-          <w:b/>
-        </w:rPr>
-        <w:t>mechanism</w:t>
-      </w:r>
-      <w:r>
-        <w:rPr>
-          <w:b w:val="0"/>
-        </w:rPr>
-        <w:t xml:space="preserve"> while holding unrelated conditions fixed; report both successful and unsuccessful outcomes.</w:t>
+        <w:t>Demo succeeds on three cases using mocked storage. Presenter claims real network reliability and production security. Show the intermediate steps and give the conclusion with its scope.</w:t>
       </w:r>
     </w:p>
     <w:p>
@@ -3595,30 +3873,27 @@
         <w:rPr>
           <w:b w:val="0"/>
         </w:rPr>
-        <w:t>Next connection: Build a bounded application with tested interfaces, scoped permissions, monitoring and recovery, then demonstrate both successful operation and safe failure..</w:t>
+        <w:t xml:space="preserve">Teacher explanation: The demo supports the three fixture behaviours only. Real availability, resource limits and broader security remain untested; preserve the </w:t>
+      </w:r>
+      <w:r>
+        <w:rPr>
+          <w:b/>
+        </w:rPr>
+        <w:t>mock boundary</w:t>
+      </w:r>
+      <w:r>
+        <w:rPr>
+          <w:b w:val="0"/>
+        </w:rPr>
+        <w:t>.</w:t>
       </w:r>
     </w:p>
     <w:p>
       <w:pPr>
-        <w:spacing w:line="336" w:lineRule="auto" w:after="180"/>
-      </w:pPr>
-      <w:r>
-        <w:rPr>
-          <w:b w:val="0"/>
-        </w:rPr>
-        <w:t xml:space="preserve">Preserve the current case record and retrieve its </w:t>
-      </w:r>
-      <w:r>
-        <w:rPr>
-          <w:b/>
-        </w:rPr>
-        <w:t>evidence</w:t>
-      </w:r>
-      <w:r>
-        <w:rPr>
-          <w:b w:val="0"/>
-        </w:rPr>
-        <w:t xml:space="preserve"> boundary before moving on.</w:t>
+        <w:pStyle w:val="Heading2"/>
+      </w:pPr>
+      <w:r>
+        <w:t>W3 Audit the limit</w:t>
       </w:r>
     </w:p>
     <w:p>
@@ -3629,15 +3904,576 @@
         <w:rPr>
           <w:b w:val="0"/>
         </w:rPr>
-        <w:t>Retain the project ledger and assess a changed case after support. Check the relevant prerequisite before carrying this component forward.</w:t>
+        <w:t>A report omits this qualification: A defense earns credibility through traceable scope and honest failures, not universal guarantees.</w:t>
       </w:r>
     </w:p>
     <w:p>
       <w:pPr>
+        <w:spacing w:line="336" w:lineRule="auto" w:after="180"/>
+      </w:pPr>
+      <w:r>
+        <w:rPr>
+          <w:b w:val="0"/>
+        </w:rPr>
+        <w:t>Explain how omitting it could change a reader's interpretation, and write an accurate replacement.</w:t>
+      </w:r>
+    </w:p>
+    <w:p>
+      <w:pPr>
+        <w:spacing w:line="336" w:lineRule="auto" w:after="180"/>
+      </w:pPr>
+      <w:r>
+        <w:rPr>
+          <w:b w:val="0"/>
+        </w:rPr>
+        <w:t>Teacher explanation: A defense earns credibility through traceable scope and honest failures, not universal guarantees.</w:t>
+      </w:r>
+    </w:p>
+    <w:p>
+      <w:pPr>
+        <w:spacing w:line="336" w:lineRule="auto" w:after="180"/>
+      </w:pPr>
+      <w:r>
+        <w:rPr>
+          <w:b w:val="0"/>
+        </w:rPr>
+        <w:t xml:space="preserve">State the observed result separately from the unverified or out-of-scope claim; preserve the original </w:t>
+      </w:r>
+      <w:r>
+        <w:rPr>
+          <w:b/>
+        </w:rPr>
+        <w:t>evidence</w:t>
+      </w:r>
+      <w:r>
+        <w:rPr>
+          <w:b w:val="0"/>
+        </w:rPr>
+        <w:t xml:space="preserve"> rather than inventing a missing fact.</w:t>
+      </w:r>
+    </w:p>
+    <w:p>
+      <w:pPr>
+        <w:pStyle w:val="Heading2"/>
+      </w:pPr>
+      <w:r>
+        <w:t>W5 Design a revealing follow-up</w:t>
+      </w:r>
+    </w:p>
+    <w:p>
+      <w:pPr>
+        <w:spacing w:line="336" w:lineRule="auto" w:after="180"/>
+      </w:pPr>
+      <w:r>
+        <w:rPr>
+          <w:b w:val="0"/>
+        </w:rPr>
+        <w:t>For the worked scenario, propose one additional case that could reveal a failure, describe its expected outcome before running it, and explain what would need to remain fixed for a fair comparison.</w:t>
+      </w:r>
+    </w:p>
+    <w:p>
+      <w:pPr>
+        <w:spacing w:line="336" w:lineRule="auto" w:after="180"/>
+      </w:pPr>
+      <w:r>
+        <w:rPr>
+          <w:b w:val="0"/>
+        </w:rPr>
+        <w:t>Do not reuse W4 as a new final test after receiving feedback.</w:t>
+      </w:r>
+    </w:p>
+    <w:p>
+      <w:pPr>
+        <w:spacing w:line="336" w:lineRule="auto" w:after="180"/>
+      </w:pPr>
+      <w:r>
+        <w:rPr>
+          <w:b w:val="0"/>
+        </w:rPr>
+        <w:t xml:space="preserve">Teacher explanation: Accept a concrete variant of the worked </w:t>
+      </w:r>
+      <w:r>
+        <w:rPr>
+          <w:b/>
+        </w:rPr>
+        <w:t>input</w:t>
+      </w:r>
+      <w:r>
+        <w:rPr>
+          <w:b w:val="0"/>
+        </w:rPr>
+        <w:t xml:space="preserve"> or a missing/conflicting/boundary condition, with an expectation derived from the declared procedure.</w:t>
+      </w:r>
+    </w:p>
+    <w:p>
+      <w:pPr>
+        <w:spacing w:line="336" w:lineRule="auto" w:after="180"/>
+      </w:pPr>
+      <w:r>
+        <w:rPr>
+          <w:b w:val="0"/>
+        </w:rPr>
+        <w:t xml:space="preserve">Require preserved settings, original </w:t>
+      </w:r>
+      <w:r>
+        <w:rPr>
+          <w:b/>
+        </w:rPr>
+        <w:t>output</w:t>
+      </w:r>
+      <w:r>
+        <w:rPr>
+          <w:b w:val="0"/>
+        </w:rPr>
+        <w:t>s and data roles. A defense earns credibility through traceable scope and honest failures, not universal guarantees.</w:t>
+      </w:r>
+    </w:p>
+    <w:p>
+      <w:pPr>
+        <w:spacing w:line="336" w:lineRule="auto" w:after="180"/>
+      </w:pPr>
+      <w:r>
+        <w:rPr>
+          <w:b w:val="0"/>
+        </w:rPr>
+        <w:t xml:space="preserve">The new case should test this particular </w:t>
+      </w:r>
+      <w:r>
+        <w:rPr>
+          <w:b/>
+        </w:rPr>
+        <w:t>mechanism</w:t>
+      </w:r>
+      <w:r>
+        <w:rPr>
+          <w:b w:val="0"/>
+        </w:rPr>
+        <w:t xml:space="preserve"> rather than merely restate the original result.</w:t>
+      </w:r>
+    </w:p>
+    <w:p>
+      <w:pPr>
+        <w:pStyle w:val="Heading2"/>
+      </w:pPr>
+      <w:r>
+        <w:t>Earlier wording, alternatives and picture transcripts · reference / check after trying</w:t>
+      </w:r>
+    </w:p>
+    <w:p>
+      <w:pPr>
         <w:pStyle w:val="Heading3"/>
       </w:pPr>
       <w:r>
-        <w:t>Plan the delayed return</w:t>
+        <w:t>Guided and exit questions</w:t>
+      </w:r>
+    </w:p>
+    <w:p>
+      <w:pPr>
+        <w:spacing w:line="336" w:lineRule="auto" w:after="180"/>
+      </w:pPr>
+      <w:r>
+        <w:rPr>
+          <w:b w:val="0"/>
+        </w:rPr>
+        <w:t xml:space="preserve">Guided: The demo supports the three fixture behaviours only. Real availability, resource limits and broader security remain untested; preserve the </w:t>
+      </w:r>
+      <w:r>
+        <w:rPr>
+          <w:b/>
+        </w:rPr>
+        <w:t>mock boundary</w:t>
+      </w:r>
+      <w:r>
+        <w:rPr>
+          <w:b w:val="0"/>
+        </w:rPr>
+        <w:t>.</w:t>
+      </w:r>
+    </w:p>
+    <w:p>
+      <w:pPr>
+        <w:spacing w:line="336" w:lineRule="auto" w:after="180"/>
+      </w:pPr>
+      <w:r>
+        <w:rPr>
+          <w:b w:val="0"/>
+        </w:rPr>
+        <w:t>Qualification: A defense earns credibility through traceable scope and honest failures, not universal guarantees.</w:t>
+      </w:r>
+    </w:p>
+    <w:p>
+      <w:pPr>
+        <w:spacing w:line="336" w:lineRule="auto" w:after="180"/>
+      </w:pPr>
+      <w:r>
+        <w:rPr>
+          <w:b w:val="0"/>
+        </w:rPr>
+        <w:t xml:space="preserve">Exit: accept a concrete variation with its predicted outcome and a stated condition that would challenge the </w:t>
+      </w:r>
+      <w:r>
+        <w:rPr>
+          <w:b/>
+        </w:rPr>
+        <w:t>mechanism</w:t>
+      </w:r>
+      <w:r>
+        <w:rPr>
+          <w:b w:val="0"/>
+        </w:rPr>
+        <w:t xml:space="preserve">; reject a claim resting on unmeasured </w:t>
+      </w:r>
+      <w:r>
+        <w:rPr>
+          <w:b/>
+        </w:rPr>
+        <w:t>evidence</w:t>
+      </w:r>
+      <w:r>
+        <w:rPr>
+          <w:b w:val="0"/>
+        </w:rPr>
+        <w:t>.</w:t>
+      </w:r>
+    </w:p>
+    <w:p>
+      <w:pPr>
+        <w:pStyle w:val="Heading3"/>
+      </w:pPr>
+      <w:r>
+        <w:t>W1 Explain the mechanism</w:t>
+      </w:r>
+    </w:p>
+    <w:p>
+      <w:pPr>
+        <w:pStyle w:val="Heading3"/>
+      </w:pPr>
+      <w:r>
+        <w:t>W2 Trace the worked case</w:t>
+      </w:r>
+    </w:p>
+    <w:p>
+      <w:pPr>
+        <w:pStyle w:val="Heading3"/>
+      </w:pPr>
+      <w:r>
+        <w:t>W3 Audit the limit</w:t>
+      </w:r>
+    </w:p>
+    <w:p>
+      <w:pPr>
+        <w:pStyle w:val="Heading3"/>
+      </w:pPr>
+      <w:r>
+        <w:t>W4 Apply a new case independently</w:t>
+      </w:r>
+    </w:p>
+    <w:p>
+      <w:pPr>
+        <w:spacing w:line="336" w:lineRule="auto" w:after="180"/>
+      </w:pPr>
+      <w:r>
+        <w:rPr>
+          <w:b w:val="0"/>
+        </w:rPr>
+        <w:t>Defense records 8/10 case passes, no unauthorised calls in those traces and successful local rollback. What can be claimed?</w:t>
+      </w:r>
+    </w:p>
+    <w:p>
+      <w:pPr>
+        <w:spacing w:line="336" w:lineRule="auto" w:after="180"/>
+      </w:pPr>
+      <w:r>
+        <w:rPr>
+          <w:b w:val="0"/>
+        </w:rPr>
+        <w:t xml:space="preserve">Teacher explanation: </w:t>
+      </w:r>
+      <w:r>
+        <w:rPr>
+          <w:b/>
+        </w:rPr>
+        <w:t>80%</w:t>
+      </w:r>
+      <w:r>
+        <w:rPr>
+          <w:b w:val="0"/>
+        </w:rPr>
+        <w:t xml:space="preserve"> over those cases, zero unauthorised calls observed there, and successful specified local recovery. It does not prove zero future violations or production availability.</w:t>
+      </w:r>
+    </w:p>
+    <w:p>
+      <w:pPr>
+        <w:pStyle w:val="Heading3"/>
+      </w:pPr>
+      <w:r>
+        <w:t>W5 Design a revealing follow-up</w:t>
+      </w:r>
+    </w:p>
+    <w:p>
+      <w:pPr>
+        <w:pStyle w:val="Heading3"/>
+      </w:pPr>
+      <w:r>
+        <w:t>Independent assessment and fresh retry</w:t>
+      </w:r>
+    </w:p>
+    <w:p>
+      <w:pPr>
+        <w:spacing w:line="336" w:lineRule="auto" w:after="180"/>
+      </w:pPr>
+      <w:r>
+        <w:rPr>
+          <w:b w:val="0"/>
+        </w:rPr>
+        <w:t xml:space="preserve">W4: </w:t>
+      </w:r>
+      <w:r>
+        <w:rPr>
+          <w:b/>
+        </w:rPr>
+        <w:t>80%</w:t>
+      </w:r>
+      <w:r>
+        <w:rPr>
+          <w:b w:val="0"/>
+        </w:rPr>
+        <w:t xml:space="preserve"> over those cases, zero unauthorised calls observed there, and successful specified local recovery. It does not prove zero future violations or production availability.</w:t>
+      </w:r>
+    </w:p>
+    <w:p>
+      <w:pPr>
+        <w:spacing w:line="336" w:lineRule="auto" w:after="180"/>
+      </w:pPr>
+      <w:r>
+        <w:rPr>
+          <w:b w:val="0"/>
+        </w:rPr>
+        <w:t>Require intermediate reasoning and the stated scope. Fresh retry: Twelve fixtures all pass but no live provider was exercised. Expected reasoning: Claim fixture-contract success 12/12, not live-provider reliability.</w:t>
+      </w:r>
+    </w:p>
+    <w:p>
+      <w:pPr>
+        <w:spacing w:line="336" w:lineRule="auto" w:after="180"/>
+      </w:pPr>
+      <w:r>
+        <w:rPr>
+          <w:b w:val="0"/>
+        </w:rPr>
+        <w:t>Identify external verification still required. If students need support, record it and reassess with another new case rather than awarding independence to a copied answer.</w:t>
+      </w:r>
+    </w:p>
+    <w:p>
+      <w:pPr>
+        <w:pStyle w:val="Heading3"/>
+      </w:pPr>
+      <w:r>
+        <w:t>Assess independent transfer</w:t>
+      </w:r>
+    </w:p>
+    <w:p>
+      <w:pPr>
+        <w:pStyle w:val="Heading3"/>
+      </w:pPr>
+      <w:r>
+        <w:t>Selected case answer</w:t>
+      </w:r>
+    </w:p>
+    <w:p>
+      <w:pPr>
+        <w:pStyle w:val="Heading3"/>
+      </w:pPr>
+      <w:r>
+        <w:t>Feedback that the learner uses</w:t>
+      </w:r>
+    </w:p>
+    <w:p>
+      <w:pPr>
+        <w:pStyle w:val="Heading1"/>
+      </w:pPr>
+      <w:r>
+        <w:t>06. Connect, support and revisit service design</w:t>
+      </w:r>
+    </w:p>
+    <w:p>
+      <w:r>
+        <w:t>Use saved evidence and boundary decisions to choose the next step.</w:t>
+      </w:r>
+    </w:p>
+    <w:p>
+      <w:pPr>
+        <w:pStyle w:val="Heading2"/>
+      </w:pPr>
+      <w:r>
+        <w:t>Project and next-week bridge</w:t>
+      </w:r>
+    </w:p>
+    <w:p>
+      <w:pPr>
+        <w:spacing w:line="336" w:lineRule="auto" w:after="180"/>
+      </w:pPr>
+      <w:r>
+        <w:rPr>
+          <w:b w:val="0"/>
+        </w:rPr>
+        <w:t xml:space="preserve">For Grounded Learning Service, use this week’s independent task as a rehearsal for the final </w:t>
+      </w:r>
+      <w:r>
+        <w:rPr>
+          <w:b/>
+        </w:rPr>
+        <w:t>evidence</w:t>
+      </w:r>
+      <w:r>
+        <w:rPr>
+          <w:b w:val="0"/>
+        </w:rPr>
+        <w:t xml:space="preserve"> pack: Defense records 8/10 case passes, no unauthorised calls in those traces and successful local rollback.</w:t>
+      </w:r>
+    </w:p>
+    <w:p>
+      <w:pPr>
+        <w:spacing w:line="336" w:lineRule="auto" w:after="180"/>
+      </w:pPr>
+      <w:r>
+        <w:rPr>
+          <w:b w:val="0"/>
+        </w:rPr>
+        <w:t xml:space="preserve">What can be claimed? Keep actual </w:t>
+      </w:r>
+      <w:r>
+        <w:rPr>
+          <w:b/>
+        </w:rPr>
+        <w:t>observation</w:t>
+      </w:r>
+      <w:r>
+        <w:rPr>
+          <w:b w:val="0"/>
+        </w:rPr>
+        <w:t>s separate from expected results, preserve failures, compare a baseline and explain the limits.</w:t>
+      </w:r>
+    </w:p>
+    <w:p>
+      <w:pPr>
+        <w:spacing w:line="336" w:lineRule="auto" w:after="180"/>
+      </w:pPr>
+      <w:r>
+        <w:rPr>
+          <w:b w:val="0"/>
+        </w:rPr>
+        <w:t xml:space="preserve">Provide an </w:t>
+      </w:r>
+      <w:r>
+        <w:rPr>
+          <w:b/>
+        </w:rPr>
+        <w:t>input</w:t>
+      </w:r>
+      <w:r>
+        <w:rPr>
+          <w:b w:val="0"/>
+        </w:rPr>
+        <w:t>/procedure/result/limit frame and a calculator when needed. Ask students to identify the first step before completing the whole trace.</w:t>
+      </w:r>
+    </w:p>
+    <w:p>
+      <w:pPr>
+        <w:spacing w:line="336" w:lineRule="auto" w:after="180"/>
+      </w:pPr>
+      <w:r>
+        <w:rPr>
+          <w:b w:val="0"/>
+        </w:rPr>
+        <w:t xml:space="preserve">Extension: compare two concrete variants of this </w:t>
+      </w:r>
+      <w:r>
+        <w:rPr>
+          <w:b/>
+        </w:rPr>
+        <w:t>mechanism</w:t>
+      </w:r>
+      <w:r>
+        <w:rPr>
+          <w:b w:val="0"/>
+        </w:rPr>
+        <w:t xml:space="preserve"> while holding unrelated conditions fixed; report both successful and unsuccessful outcomes.</w:t>
+      </w:r>
+    </w:p>
+    <w:p>
+      <w:pPr>
+        <w:spacing w:line="336" w:lineRule="auto" w:after="180"/>
+      </w:pPr>
+      <w:r>
+        <w:rPr>
+          <w:b w:val="0"/>
+        </w:rPr>
+        <w:t>Next connection: Build a bounded application with tested interfaces, scoped permissions, monitoring and recovery, then demonstrate both successful operation and safe failure..</w:t>
+      </w:r>
+    </w:p>
+    <w:p>
+      <w:pPr>
+        <w:spacing w:line="336" w:lineRule="auto" w:after="180"/>
+      </w:pPr>
+      <w:r>
+        <w:rPr>
+          <w:b w:val="0"/>
+        </w:rPr>
+        <w:t xml:space="preserve">Preserve the current case record and retrieve its </w:t>
+      </w:r>
+      <w:r>
+        <w:rPr>
+          <w:b/>
+        </w:rPr>
+        <w:t>evidence</w:t>
+      </w:r>
+      <w:r>
+        <w:rPr>
+          <w:b w:val="0"/>
+        </w:rPr>
+        <w:t xml:space="preserve"> boundary before moving on.</w:t>
+      </w:r>
+    </w:p>
+    <w:p>
+      <w:pPr>
+        <w:spacing w:line="336" w:lineRule="auto" w:after="180"/>
+      </w:pPr>
+      <w:r>
+        <w:rPr>
+          <w:b w:val="0"/>
+        </w:rPr>
+        <w:t>Retain the project ledger and assess a changed case after support. Check the relevant prerequisite before carrying this component forward.</w:t>
+      </w:r>
+    </w:p>
+    <w:p>
+      <w:pPr>
+        <w:spacing w:line="336" w:lineRule="auto" w:after="180"/>
+      </w:pPr>
+      <w:r>
+        <w:rPr>
+          <w:b w:val="0"/>
+        </w:rPr>
+        <w:t xml:space="preserve">For the Grounded Learning Service, retain an annotated trace and the changed-case result. Name the contract or </w:t>
+      </w:r>
+      <w:r>
+        <w:rPr>
+          <w:b/>
+        </w:rPr>
+        <w:t>evidence</w:t>
+      </w:r>
+      <w:r>
+        <w:rPr>
+          <w:b w:val="0"/>
+        </w:rPr>
+        <w:t xml:space="preserve"> that makes the deciding step valid, so another team can review it.</w:t>
+      </w:r>
+    </w:p>
+    <w:p>
+      <w:pPr>
+        <w:pStyle w:val="Heading2"/>
+      </w:pPr>
+      <w:r>
+        <w:t>Delayed return and support record</w:t>
       </w:r>
     </w:p>
     <w:p>
@@ -3854,60 +4690,60 @@
     </w:p>
     <w:p>
       <w:pPr>
-        <w:pStyle w:val="Heading3"/>
-      </w:pPr>
-      <w:r>
-        <w:t>Project evidence from this case</w:t>
+        <w:pStyle w:val="Heading2"/>
+      </w:pPr>
+      <w:r>
+        <w:t>Earlier wording, alternatives and picture transcripts · reference / check after trying</w:t>
       </w:r>
     </w:p>
     <w:p>
       <w:pPr>
-        <w:spacing w:line="336" w:lineRule="auto" w:after="180"/>
-      </w:pPr>
-      <w:r>
-        <w:rPr>
-          <w:b w:val="0"/>
-        </w:rPr>
-        <w:t xml:space="preserve">For the Grounded Learning Service, retain an annotated trace and the changed-case result. Name the contract or </w:t>
-      </w:r>
-      <w:r>
-        <w:rPr>
-          <w:b/>
-        </w:rPr>
-        <w:t>evidence</w:t>
-      </w:r>
-      <w:r>
-        <w:rPr>
-          <w:b w:val="0"/>
-        </w:rPr>
-        <w:t xml:space="preserve"> that makes the deciding step valid, so another team can review it.</w:t>
+        <w:pStyle w:val="Heading3"/>
+      </w:pPr>
+      <w:r>
+        <w:t>Plan the delayed return</w:t>
       </w:r>
     </w:p>
     <w:p>
       <w:pPr>
-        <w:pStyle w:val="Heading1"/>
-      </w:pPr>
-      <w:r>
-        <w:t>07. Prepare, teach and assess</w:t>
+        <w:pStyle w:val="Heading3"/>
+      </w:pPr>
+      <w:r>
+        <w:t>Project evidence from this case</w:t>
       </w:r>
     </w:p>
     <w:p>
-      <w:r>
-        <w:t>Use this preparation summary alongside the detailed Engineering demonstration and defense lesson; it is a checklist rather than a replacement for the full sequence.</w:t>
+      <w:pPr>
+        <w:pStyle w:val="Heading1"/>
+      </w:pPr>
+      <w:r>
+        <w:t>Reference bank and extra practice</w:t>
       </w:r>
     </w:p>
     <w:p>
       <w:pPr>
-        <w:pStyle w:val="Heading3"/>
-      </w:pPr>
-      <w:r>
-        <w:t>Teaching target</w:t>
+        <w:pStyle w:val="Heading1"/>
+      </w:pPr>
+      <w:r>
+        <w:t>07. Reference · Alternative planning checklist</w:t>
       </w:r>
     </w:p>
     <w:p>
+      <w:r>
+        <w:t>Use alongside the main route when helpful.</w:t>
+      </w:r>
+    </w:p>
+    <w:p>
+      <w:pPr>
+        <w:pStyle w:val="Heading2"/>
+      </w:pPr>
+      <w:r>
+        <w:t>Planning,assessment and project reminders</w:t>
+      </w:r>
+    </w:p>
+    <w:p>
       <w:pPr>
         <w:spacing w:line="336" w:lineRule="auto" w:after="180"/>
-        <w:shd w:fill="EDF7F3"/>
       </w:pPr>
       <w:r>
         <w:rPr>
@@ -4118,34 +4954,36 @@
     </w:p>
     <w:p>
       <w:pPr>
-        <w:pStyle w:val="Heading3"/>
-      </w:pPr>
-      <w:r>
-        <w:t>Supported practice answer</w:t>
+        <w:spacing w:line="336" w:lineRule="auto" w:after="180"/>
+      </w:pPr>
+      <w:r>
+        <w:rPr>
+          <w:b w:val="0"/>
+        </w:rPr>
+        <w:t xml:space="preserve">Reasoned practice answer: Teacher explanation: The demo supports the three fixture behaviours only. Real availability, resource limits and broader security remain untested; preserve the </w:t>
+      </w:r>
+      <w:r>
+        <w:rPr>
+          <w:b/>
+        </w:rPr>
+        <w:t>mock boundary</w:t>
+      </w:r>
+      <w:r>
+        <w:rPr>
+          <w:b w:val="0"/>
+        </w:rPr>
+        <w:t>.</w:t>
       </w:r>
     </w:p>
     <w:p>
       <w:pPr>
         <w:spacing w:line="336" w:lineRule="auto" w:after="180"/>
-        <w:shd w:fill="F1F6FC"/>
       </w:pPr>
       <w:r>
         <w:rPr>
           <w:b w:val="0"/>
         </w:rPr>
-        <w:t xml:space="preserve">Reasoned practice answer: Teacher explanation: The demo supports the three fixture behaviours only. Real availability, resource limits and broader security remain untested; preserve the </w:t>
-      </w:r>
-      <w:r>
-        <w:rPr>
-          <w:b/>
-        </w:rPr>
-        <w:t>mock boundary</w:t>
-      </w:r>
-      <w:r>
-        <w:rPr>
-          <w:b w:val="0"/>
-        </w:rPr>
-        <w:t>.</w:t>
+        <w:t>Check every learner before discussion: Use the worked case for Engineering demonstration and defense. Proposed explanation: “The worked result establishes every future case”. Decide whether this explanation is supported.</w:t>
       </w:r>
     </w:p>
     <w:p>
@@ -4156,7 +4994,7 @@
         <w:rPr>
           <w:b w:val="0"/>
         </w:rPr>
-        <w:t>Check every learner before discussion: Use the worked case for Engineering demonstration and defense. Proposed explanation: “The worked result establishes every future case”. Decide whether this explanation is supported.</w:t>
+        <w:t>Point to the step or supplied fact that decides; explain your repair if needed.</w:t>
       </w:r>
     </w:p>
     <w:p>
@@ -4167,117 +5005,69 @@
         <w:rPr>
           <w:b w:val="0"/>
         </w:rPr>
-        <w:t>Point to the step or supplied fact that decides; explain your repair if needed.</w:t>
+        <w:t>Misconception repair: A defense earns credibility through traceable scope and honest failures, not universal guarantees.</w:t>
       </w:r>
     </w:p>
     <w:p>
       <w:pPr>
-        <w:pStyle w:val="Heading3"/>
-      </w:pPr>
-      <w:r>
-        <w:t>Repair the misconception</w:t>
+        <w:spacing w:line="336" w:lineRule="auto" w:after="180"/>
+      </w:pPr>
+      <w:r>
+        <w:rPr>
+          <w:b w:val="0"/>
+        </w:rPr>
+        <w:t xml:space="preserve">Support: read the exact case aloud, enlarge the labelled picture, supply </w:t>
+      </w:r>
+      <w:r>
+        <w:rPr>
+          <w:b/>
+        </w:rPr>
+        <w:t>input</w:t>
+      </w:r>
+      <w:r>
+        <w:rPr>
+          <w:b w:val="0"/>
+        </w:rPr>
+        <w:t xml:space="preserve"> cards and model only the first deciding step. Accept a spoken explanation or drawing; retain the reasoning goal.</w:t>
       </w:r>
     </w:p>
     <w:p>
       <w:pPr>
         <w:spacing w:line="336" w:lineRule="auto" w:after="180"/>
-        <w:shd w:fill="FFF5E6"/>
       </w:pPr>
       <w:r>
         <w:rPr>
           <w:b w:val="0"/>
         </w:rPr>
-        <w:t>Misconception repair: A defense earns credibility through traceable scope and honest failures, not universal guarantees.</w:t>
+        <w:t xml:space="preserve">Extension: The challenger asks the bot to email everyone about room E. Require a </w:t>
+      </w:r>
+      <w:r>
+        <w:rPr>
+          <w:b/>
+        </w:rPr>
+        <w:t>prediction</w:t>
+      </w:r>
+      <w:r>
+        <w:rPr>
+          <w:b w:val="0"/>
+        </w:rPr>
+        <w:t xml:space="preserve"> and a reason before comparing. Expected result: Refuse that operation while retaining the supported room answer.</w:t>
       </w:r>
     </w:p>
     <w:p>
       <w:pPr>
-        <w:pStyle w:val="Heading3"/>
-      </w:pPr>
-      <w:r>
-        <w:t>Support without giving away the answer</w:t>
+        <w:spacing w:line="336" w:lineRule="auto" w:after="180"/>
+      </w:pPr>
+      <w:r>
+        <w:rPr>
+          <w:b w:val="0"/>
+        </w:rPr>
+        <w:t>Reason: Knowing a fact does not grant authority for an external action.</w:t>
       </w:r>
     </w:p>
     <w:p>
       <w:pPr>
         <w:spacing w:line="336" w:lineRule="auto" w:after="180"/>
-        <w:shd w:fill="F1F6F8"/>
-      </w:pPr>
-      <w:r>
-        <w:rPr>
-          <w:b w:val="0"/>
-        </w:rPr>
-        <w:t xml:space="preserve">Support: read the exact case aloud, enlarge the labelled picture, supply </w:t>
-      </w:r>
-      <w:r>
-        <w:rPr>
-          <w:b/>
-        </w:rPr>
-        <w:t>input</w:t>
-      </w:r>
-      <w:r>
-        <w:rPr>
-          <w:b w:val="0"/>
-        </w:rPr>
-        <w:t xml:space="preserve"> cards and model only the first deciding step. Accept a spoken explanation or drawing; retain the reasoning goal.</w:t>
-      </w:r>
-    </w:p>
-    <w:p>
-      <w:pPr>
-        <w:pStyle w:val="Heading3"/>
-      </w:pPr>
-      <w:r>
-        <w:t>Extend the reasoning</w:t>
-      </w:r>
-    </w:p>
-    <w:p>
-      <w:pPr>
-        <w:spacing w:line="336" w:lineRule="auto" w:after="180"/>
-        <w:shd w:fill="F5F1FB"/>
-      </w:pPr>
-      <w:r>
-        <w:rPr>
-          <w:b w:val="0"/>
-        </w:rPr>
-        <w:t xml:space="preserve">Extension: The challenger asks the bot to email everyone about room E. Require a </w:t>
-      </w:r>
-      <w:r>
-        <w:rPr>
-          <w:b/>
-        </w:rPr>
-        <w:t>prediction</w:t>
-      </w:r>
-      <w:r>
-        <w:rPr>
-          <w:b w:val="0"/>
-        </w:rPr>
-        <w:t xml:space="preserve"> and a reason before comparing. Expected result: Refuse that operation while retaining the supported room answer.</w:t>
-      </w:r>
-    </w:p>
-    <w:p>
-      <w:pPr>
-        <w:spacing w:line="336" w:lineRule="auto" w:after="180"/>
-        <w:shd w:fill="F5F1FB"/>
-      </w:pPr>
-      <w:r>
-        <w:rPr>
-          <w:b w:val="0"/>
-        </w:rPr>
-        <w:t>Reason: Knowing a fact does not grant authority for an external action.</w:t>
-      </w:r>
-    </w:p>
-    <w:p>
-      <w:pPr>
-        <w:pStyle w:val="Heading3"/>
-      </w:pPr>
-      <w:r>
-        <w:t>Protect the independent attempt</w:t>
-      </w:r>
-    </w:p>
-    <w:p>
-      <w:pPr>
-        <w:spacing w:line="336" w:lineRule="auto" w:after="180"/>
-        <w:shd w:fill="FFF5E6"/>
       </w:pPr>
       <w:r>
         <w:rPr>
@@ -4472,22 +5262,36 @@
     </w:tbl>
     <w:p>
       <w:pPr>
-        <w:pStyle w:val="Heading3"/>
-      </w:pPr>
-      <w:r>
-        <w:t>Project checkpoint</w:t>
+        <w:spacing w:line="336" w:lineRule="auto" w:after="180"/>
+      </w:pPr>
+      <w:r>
+        <w:rPr>
+          <w:b w:val="0"/>
+        </w:rPr>
+        <w:t xml:space="preserve">Project checkpoint: Present and defend. Demonstrate the system, explain one failure and justify the next improvement with </w:t>
+      </w:r>
+      <w:r>
+        <w:rPr>
+          <w:b/>
+        </w:rPr>
+        <w:t>evidence</w:t>
+      </w:r>
+      <w:r>
+        <w:rPr>
+          <w:b w:val="0"/>
+        </w:rPr>
+        <w:t>.</w:t>
       </w:r>
     </w:p>
     <w:p>
       <w:pPr>
         <w:spacing w:line="336" w:lineRule="auto" w:after="180"/>
-        <w:shd w:fill="EDF7F3"/>
       </w:pPr>
       <w:r>
         <w:rPr>
           <w:b w:val="0"/>
         </w:rPr>
-        <w:t xml:space="preserve">Project checkpoint: Present and defend. Demonstrate the system, explain one failure and justify the next improvement with </w:t>
+        <w:t xml:space="preserve">Use the weekly teacher answer for topic-specific reasoning. A saved progress tick is an activity record; judge mastery from the learner’s explanation and </w:t>
       </w:r>
       <w:r>
         <w:rPr>
@@ -4504,38 +5308,23 @@
     </w:p>
     <w:p>
       <w:pPr>
-        <w:spacing w:line="336" w:lineRule="auto" w:after="180"/>
-      </w:pPr>
-      <w:r>
-        <w:rPr>
-          <w:b w:val="0"/>
-        </w:rPr>
-        <w:t xml:space="preserve">Use the weekly teacher answer for topic-specific reasoning. A saved progress tick is an activity record; judge mastery from the learner’s explanation and </w:t>
-      </w:r>
-      <w:r>
-        <w:rPr>
-          <w:b/>
-        </w:rPr>
-        <w:t>evidence</w:t>
-      </w:r>
-      <w:r>
-        <w:rPr>
-          <w:b w:val="0"/>
-        </w:rPr>
-        <w:t>.</w:t>
+        <w:pStyle w:val="Heading1"/>
+      </w:pPr>
+      <w:r>
+        <w:t>08. Reference · Feedback,labs and repair paths</w:t>
       </w:r>
     </w:p>
     <w:p>
-      <w:pPr>
-        <w:pStyle w:val="Heading1"/>
-      </w:pPr>
-      <w:r>
-        <w:t>08. Use feedback, labs and repair paths</w:t>
+      <w:r>
+        <w:t>Retain the first attempt and the evidence used for a repair.</w:t>
       </w:r>
     </w:p>
     <w:p>
-      <w:r>
-        <w:t>Use feedback, earlier review and portfolios purposefully. Apply the coding routine only when this lesson has an executable lab.</w:t>
+      <w:pPr>
+        <w:pStyle w:val="Heading2"/>
+      </w:pPr>
+      <w:r>
+        <w:t>Feedback and record guidance</w:t>
       </w:r>
     </w:p>
     <w:p>
@@ -4573,40 +5362,42 @@
       </w:r>
     </w:p>
     <w:p>
-      <w:pPr>
-        <w:pStyle w:val="Heading3"/>
-      </w:pPr>
-      <w:r>
-        <w:t>For later coding lessons</w:t>
+      <w:r>
+        <w:t>This week has no code block. Use this routine when a later lesson includes an executable lab.</w:t>
       </w:r>
     </w:p>
     <w:p>
-      <w:r>
-        <w:t>This week has no code block. Use this routine when a later lesson includes an executable lab.</w:t>
+      <w:pPr>
+        <w:spacing w:line="336" w:lineRule="auto" w:after="180"/>
+      </w:pPr>
+      <w:r>
+        <w:rPr>
+          <w:b w:val="0"/>
+        </w:rPr>
+        <w:t xml:space="preserve">Ask students to predict before running code. Preserve errors and actual </w:t>
+      </w:r>
+      <w:r>
+        <w:rPr>
+          <w:b/>
+        </w:rPr>
+        <w:t>output</w:t>
+      </w:r>
+      <w:r>
+        <w:rPr>
+          <w:b w:val="0"/>
+        </w:rPr>
+        <w:t>s; collect a changed test and an explanation. The branch-boundary and indexing lessons deliberately include failure cases.</w:t>
       </w:r>
     </w:p>
     <w:p>
       <w:pPr>
         <w:spacing w:line="336" w:lineRule="auto" w:after="180"/>
-        <w:shd w:fill="F1F6F8"/>
       </w:pPr>
       <w:r>
         <w:rPr>
           <w:b w:val="0"/>
         </w:rPr>
-        <w:t xml:space="preserve">Ask students to predict before running code. Preserve errors and actual </w:t>
-      </w:r>
-      <w:r>
-        <w:rPr>
-          <w:b/>
-        </w:rPr>
-        <w:t>output</w:t>
-      </w:r>
-      <w:r>
-        <w:rPr>
-          <w:b w:val="0"/>
-        </w:rPr>
-        <w:t>s; collect a changed test and an explanation. The branch-boundary and indexing lessons deliberately include failure cases.</w:t>
+        <w:t>Use the earlier worked-explanation links to address a specific missing building block, then return to the current question. Adapt this suggestion after observing the learner; it is not an automatic diagnosis.</w:t>
       </w:r>
     </w:p>
     <w:p>
@@ -4617,71 +5408,37 @@
         <w:rPr>
           <w:b w:val="0"/>
         </w:rPr>
-        <w:t>Use the earlier worked-explanation links to address a specific missing building block, then return to the current question. Adapt this suggestion after observing the learner; it is not an automatic diagnosis.</w:t>
+        <w:t xml:space="preserve">Collect the completed-work portfolio as </w:t>
+      </w:r>
+      <w:r>
+        <w:rPr>
+          <w:b/>
+        </w:rPr>
+        <w:t>evidence</w:t>
+      </w:r>
+      <w:r>
+        <w:rPr>
+          <w:b w:val="0"/>
+        </w:rPr>
+        <w:t>. Record support separately from correctness, and assess explanation, trace/test and limitations. Progress ticks and quiz selections alone do not establish mastery.</w:t>
       </w:r>
     </w:p>
     <w:p>
       <w:pPr>
-        <w:spacing w:line="336" w:lineRule="auto" w:after="180"/>
-      </w:pPr>
-      <w:r>
-        <w:rPr>
-          <w:b w:val="0"/>
-        </w:rPr>
-        <w:t xml:space="preserve">Collect the completed-work portfolio as </w:t>
-      </w:r>
-      <w:r>
-        <w:rPr>
-          <w:b/>
-        </w:rPr>
-        <w:t>evidence</w:t>
-      </w:r>
-      <w:r>
-        <w:rPr>
-          <w:b w:val="0"/>
-        </w:rPr>
-        <w:t>. Record support separately from correctness, and assess explanation, trace/test and limitations. Progress ticks and quiz selections alone do not establish mastery.</w:t>
+        <w:pStyle w:val="Heading1"/>
+      </w:pPr>
+      <w:r>
+        <w:t>09. Reference · Teach with the six pictures</w:t>
       </w:r>
     </w:p>
     <w:p>
-      <w:pPr>
-        <w:pStyle w:val="Heading1"/>
-      </w:pPr>
-      <w:r>
-        <w:t>09. Visual concept journey</w:t>
+      <w:r>
+        <w:t>Choose one picture for a particular reasoning move.</w:t>
       </w:r>
     </w:p>
     <w:p>
-      <w:r>
-        <w:t>Show one Engineering demonstration and defense graphic at a time, request a prediction and discuss its trace before the independent assessment.</w:t>
-      </w:r>
-    </w:p>
-    <w:p>
-      <w:pPr>
-        <w:spacing w:line="336" w:lineRule="auto" w:after="180"/>
-      </w:pPr>
-      <w:r>
-        <w:rPr>
-          <w:b w:val="0"/>
-        </w:rPr>
-        <w:t xml:space="preserve">Use one picture at a time. Hide a worked result before asking for a </w:t>
-      </w:r>
-      <w:r>
-        <w:rPr>
-          <w:b/>
-        </w:rPr>
-        <w:t>prediction</w:t>
-      </w:r>
-      <w:r>
-        <w:rPr>
-          <w:b w:val="0"/>
-        </w:rPr>
-        <w:t>, then reveal it for feedback. These are supported teaching cases; retain the separate independent assessment for a fresh first attempt.</w:t>
-      </w:r>
-    </w:p>
-    <w:p>
-      <w:pPr>
-        <w:pStyle w:val="Heading3"/>
+      <w:pPr>
+        <w:pStyle w:val="Heading2"/>
       </w:pPr>
       <w:r>
         <w:t>01. Engineering demonstration and defense: the case</w:t>
@@ -4692,7 +5449,7 @@
         <w:drawing>
           <wp:inline xmlns:a="http://schemas.openxmlformats.org/drawingml/2006/main" xmlns:pic="http://schemas.openxmlformats.org/drawingml/2006/picture">
             <wp:extent cx="5486400" cy="2834640"/>
-            <wp:docPr id="2" name="Picture 2" descr="Defend one complete service trace. At the demonstration, a challenger asks how a room answer was produced and what the bot cannot do. Supplied facts: Approved card V7 says club V uses room E. All trusted tools are read-only."/>
+            <wp:docPr id="3" name="Picture 3" descr="Defend one complete service trace. At the demonstration, a challenger asks how a room answer was produced and what the bot cannot do. Supplied facts: Approved card V7 says club V uses room E. All trusted tools are read-only."/>
             <wp:cNvGraphicFramePr>
               <a:graphicFrameLocks noChangeAspect="1"/>
             </wp:cNvGraphicFramePr>
@@ -4704,7 +5461,7 @@
                     <pic:cNvPicPr/>
                   </pic:nvPicPr>
                   <pic:blipFill>
-                    <a:blip r:embed="rId10"/>
+                    <a:blip r:embed="rId11"/>
                     <a:stretch>
                       <a:fillRect/>
                     </a:stretch>
@@ -4737,7 +5494,6 @@
     <w:p>
       <w:pPr>
         <w:spacing w:line="336" w:lineRule="auto" w:after="180"/>
-        <w:shd w:fill="F5F1FB"/>
       </w:pPr>
       <w:r>
         <w:rPr>
@@ -4748,27 +5504,18 @@
     </w:p>
     <w:p>
       <w:pPr>
-        <w:pStyle w:val="Heading3"/>
-      </w:pPr>
-      <w:r>
-        <w:t>Discuss while showing the picture</w:t>
+        <w:spacing w:line="336" w:lineRule="auto" w:after="180"/>
+      </w:pPr>
+      <w:r>
+        <w:rPr>
+          <w:b w:val="0"/>
+        </w:rPr>
+        <w:t>Teacher prompt: Point to the given fact that matters most. Explain why it matters. Ask learners to describe one label or arrow in ordinary words. Use the adjacent transcript if the image is difficult to see.</w:t>
       </w:r>
     </w:p>
     <w:p>
       <w:pPr>
-        <w:spacing w:line="336" w:lineRule="auto" w:after="180"/>
-        <w:shd w:fill="F1F6F8"/>
-      </w:pPr>
-      <w:r>
-        <w:rPr>
-          <w:b w:val="0"/>
-        </w:rPr>
-        <w:t>Teacher prompt: Point to the given fact that matters most. Explain why it matters. Ask learners to describe one label or arrow in ordinary words. Use the adjacent transcript if the image is difficult to see.</w:t>
-      </w:r>
-    </w:p>
-    <w:p>
-      <w:pPr>
-        <w:pStyle w:val="Heading3"/>
+        <w:pStyle w:val="Heading2"/>
       </w:pPr>
       <w:r>
         <w:t>02. Follow the deciding steps</w:t>
@@ -4779,7 +5526,7 @@
         <w:drawing>
           <wp:inline xmlns:a="http://schemas.openxmlformats.org/drawingml/2006/main" xmlns:pic="http://schemas.openxmlformats.org/drawingml/2006/picture">
             <wp:extent cx="5486400" cy="4005072"/>
-            <wp:docPr id="3" name="Picture 3" descr="Show source path: Connect the question to retrieved card V7. → Support the claim: Room E follows from V7, not merely fluent wording. → Show authority: The service cannot edit rooms or send messages. → Name missing evidence: With no approved card, decline to invent a room."/>
+            <wp:docPr id="4" name="Picture 4" descr="Show source path: Connect the question to retrieved card V7. → Support the claim: Room E follows from V7, not merely fluent wording. → Show authority: The service cannot edit rooms or send messages. → Name missing evidence: With no approved card, decline to invent a room."/>
             <wp:cNvGraphicFramePr>
               <a:graphicFrameLocks noChangeAspect="1"/>
             </wp:cNvGraphicFramePr>
@@ -4791,7 +5538,7 @@
                     <pic:cNvPicPr/>
                   </pic:nvPicPr>
                   <pic:blipFill>
-                    <a:blip r:embed="rId11"/>
+                    <a:blip r:embed="rId9"/>
                     <a:stretch>
                       <a:fillRect/>
                     </a:stretch>
@@ -4836,7 +5583,6 @@
     <w:p>
       <w:pPr>
         <w:spacing w:line="336" w:lineRule="auto" w:after="180"/>
-        <w:shd w:fill="F5F1FB"/>
       </w:pPr>
       <w:r>
         <w:rPr>
@@ -4859,39 +5605,30 @@
     </w:p>
     <w:p>
       <w:pPr>
-        <w:pStyle w:val="Heading3"/>
-      </w:pPr>
-      <w:r>
-        <w:t>Discuss while showing the picture</w:t>
+        <w:spacing w:line="336" w:lineRule="auto" w:after="180"/>
+      </w:pPr>
+      <w:r>
+        <w:rPr>
+          <w:b w:val="0"/>
+        </w:rPr>
+        <w:t xml:space="preserve">Teacher prompt: Point to each numbered stage and explain which recorded </w:t>
+      </w:r>
+      <w:r>
+        <w:rPr>
+          <w:b/>
+        </w:rPr>
+        <w:t>input</w:t>
+      </w:r>
+      <w:r>
+        <w:rPr>
+          <w:b w:val="0"/>
+        </w:rPr>
+        <w:t xml:space="preserve"> it uses. Ask learners to describe one label or arrow in ordinary words. Use the adjacent transcript if the image is difficult to see.</w:t>
       </w:r>
     </w:p>
     <w:p>
       <w:pPr>
-        <w:spacing w:line="336" w:lineRule="auto" w:after="180"/>
-        <w:shd w:fill="F1F6F8"/>
-      </w:pPr>
-      <w:r>
-        <w:rPr>
-          <w:b w:val="0"/>
-        </w:rPr>
-        <w:t xml:space="preserve">Teacher prompt: Point to each numbered stage and explain which recorded </w:t>
-      </w:r>
-      <w:r>
-        <w:rPr>
-          <w:b/>
-        </w:rPr>
-        <w:t>input</w:t>
-      </w:r>
-      <w:r>
-        <w:rPr>
-          <w:b w:val="0"/>
-        </w:rPr>
-        <w:t xml:space="preserve"> it uses. Ask learners to describe one label or arrow in ordinary words. Use the adjacent transcript if the image is difficult to see.</w:t>
-      </w:r>
-    </w:p>
-    <w:p>
-      <w:pPr>
-        <w:pStyle w:val="Heading3"/>
+        <w:pStyle w:val="Heading2"/>
       </w:pPr>
       <w:r>
         <w:t>03. Engineering demonstration and defense — evidence trace</w:t>
@@ -4902,7 +5639,7 @@
         <w:drawing>
           <wp:inline xmlns:a="http://schemas.openxmlformats.org/drawingml/2006/main" xmlns:pic="http://schemas.openxmlformats.org/drawingml/2006/picture">
             <wp:extent cx="5486400" cy="3297936"/>
-            <wp:docPr id="4" name="Picture 4" descr="Engineering demonstration and defense — evidence trace. Demo succeeds on three cases using mocked storage. Presenter claims real network reliability and production security. | Present requirements, architecture, contracts, permissions, evaluation, resource measurements and recovery. Show one supported case, one legitimate review and one denied operation. State what was mocked and what remains untested. | The demo supports the three fixture behaviours only. Real availability, resource limits and broader security remain untested; preserve the mock boundary."/>
+            <wp:docPr id="5" name="Picture 5" descr="Engineering demonstration and defense — evidence trace. Demo succeeds on three cases using mocked storage. Presenter claims real network reliability and production security. | Present requirements, architecture, contracts, permissions, evaluation, resource measurements and recovery. Show one supported case, one legitimate review and one denied operation. State what was mocked and what remains untested. | The demo supports the three fixture behaviours only. Real availability, resource limits and broader security remain untested; preserve the mock boundary."/>
             <wp:cNvGraphicFramePr>
               <a:graphicFrameLocks noChangeAspect="1"/>
             </wp:cNvGraphicFramePr>
@@ -5004,7 +5741,6 @@
     <w:p>
       <w:pPr>
         <w:spacing w:line="336" w:lineRule="auto" w:after="180"/>
-        <w:shd w:fill="F5F1FB"/>
       </w:pPr>
       <w:r>
         <w:rPr>
@@ -5015,27 +5751,18 @@
     </w:p>
     <w:p>
       <w:pPr>
-        <w:pStyle w:val="Heading3"/>
-      </w:pPr>
-      <w:r>
-        <w:t>Discuss while showing the picture</w:t>
+        <w:spacing w:line="336" w:lineRule="auto" w:after="180"/>
+      </w:pPr>
+      <w:r>
+        <w:rPr>
+          <w:b w:val="0"/>
+        </w:rPr>
+        <w:t>Teacher prompt: Read the labels and values. Explain the relationship the model shows. Ask learners to describe one label or arrow in ordinary words. Use the adjacent transcript if the image is difficult to see.</w:t>
       </w:r>
     </w:p>
     <w:p>
       <w:pPr>
-        <w:spacing w:line="336" w:lineRule="auto" w:after="180"/>
-        <w:shd w:fill="F1F6F8"/>
-      </w:pPr>
-      <w:r>
-        <w:rPr>
-          <w:b w:val="0"/>
-        </w:rPr>
-        <w:t>Teacher prompt: Read the labels and values. Explain the relationship the model shows. Ask learners to describe one label or arrow in ordinary words. Use the adjacent transcript if the image is difficult to see.</w:t>
-      </w:r>
-    </w:p>
-    <w:p>
-      <w:pPr>
-        <w:pStyle w:val="Heading3"/>
+        <w:pStyle w:val="Heading2"/>
       </w:pPr>
       <w:r>
         <w:t>04. Change one thing. Trace what follows.</w:t>
@@ -5046,7 +5773,7 @@
         <w:drawing>
           <wp:inline xmlns:a="http://schemas.openxmlformats.org/drawingml/2006/main" xmlns:pic="http://schemas.openxmlformats.org/drawingml/2006/picture">
             <wp:extent cx="5486400" cy="3026664"/>
-            <wp:docPr id="5" name="Picture 5" descr="Original case: With no approved card, decline to invent a room. Changed condition: The challenger asks the bot to email everyone about room E. Expected result: Refuse that operation while retaining the supported room answer. Reason: Knowing a fact does not grant authority for an external action."/>
+            <wp:docPr id="6" name="Picture 6" descr="Original case: With no approved card, decline to invent a room. Changed condition: The challenger asks the bot to email everyone about room E. Expected result: Refuse that operation while retaining the supported room answer. Reason: Knowing a fact does not grant authority for an external action."/>
             <wp:cNvGraphicFramePr>
               <a:graphicFrameLocks noChangeAspect="1"/>
             </wp:cNvGraphicFramePr>
@@ -5102,7 +5829,6 @@
     <w:p>
       <w:pPr>
         <w:spacing w:line="336" w:lineRule="auto" w:after="180"/>
-        <w:shd w:fill="F5F1FB"/>
       </w:pPr>
       <w:r>
         <w:rPr>
@@ -5113,39 +5839,29 @@
     </w:p>
     <w:p>
       <w:pPr>
-        <w:pStyle w:val="Heading3"/>
-      </w:pPr>
-      <w:r>
-        <w:t>Discuss while showing the picture</w:t>
+        <w:spacing w:line="336" w:lineRule="auto" w:after="180"/>
+      </w:pPr>
+      <w:r>
+        <w:rPr>
+          <w:b w:val="0"/>
+        </w:rPr>
+        <w:t>Teacher prompt: Predict before checking the worked changed-case result. Name what changed and what the supplied facts allow you to conclude. Ask learners to describe one label or arrow in ordinary words.</w:t>
       </w:r>
     </w:p>
     <w:p>
       <w:pPr>
         <w:spacing w:line="336" w:lineRule="auto" w:after="180"/>
-        <w:shd w:fill="F1F6F8"/>
       </w:pPr>
       <w:r>
         <w:rPr>
           <w:b w:val="0"/>
         </w:rPr>
-        <w:t>Teacher prompt: Predict before checking the worked changed-case result. Name what changed and what the supplied facts allow you to conclude. Ask learners to describe one label or arrow in ordinary words.</w:t>
+        <w:t>Use the adjacent transcript if the image is difficult to see. Changed-case reasoning: Knowing a fact does not grant authority for an external action.</w:t>
       </w:r>
     </w:p>
     <w:p>
       <w:pPr>
-        <w:spacing w:line="336" w:lineRule="auto" w:after="180"/>
-        <w:shd w:fill="F1F6F8"/>
-      </w:pPr>
-      <w:r>
-        <w:rPr>
-          <w:b w:val="0"/>
-        </w:rPr>
-        <w:t>Use the adjacent transcript if the image is difficult to see. Changed-case reasoning: Knowing a fact does not grant authority for an external action.</w:t>
-      </w:r>
-    </w:p>
-    <w:p>
-      <w:pPr>
-        <w:pStyle w:val="Heading3"/>
+        <w:pStyle w:val="Heading2"/>
       </w:pPr>
       <w:r>
         <w:t>05. Connect the explanation to its limit</w:t>
@@ -5156,7 +5872,7 @@
         <w:drawing>
           <wp:inline xmlns:a="http://schemas.openxmlformats.org/drawingml/2006/main" xmlns:pic="http://schemas.openxmlformats.org/drawingml/2006/picture">
             <wp:extent cx="5486400" cy="2834640"/>
-            <wp:docPr id="6" name="Picture 6" descr="A defence links behaviour to evidence and limitations. Demonstrate both a valid answer path and a meaningful refused request. Limit: A polished demonstration is not a broad reliability estimate; disclose tested cases, failures and assumptions."/>
+            <wp:docPr id="7" name="Picture 7" descr="A defence links behaviour to evidence and limitations. Demonstrate both a valid answer path and a meaningful refused request. Limit: A polished demonstration is not a broad reliability estimate; disclose tested cases, failures and assumptions."/>
             <wp:cNvGraphicFramePr>
               <a:graphicFrameLocks noChangeAspect="1"/>
             </wp:cNvGraphicFramePr>
@@ -5224,7 +5940,6 @@
     <w:p>
       <w:pPr>
         <w:spacing w:line="336" w:lineRule="auto" w:after="180"/>
-        <w:shd w:fill="F5F1FB"/>
       </w:pPr>
       <w:r>
         <w:rPr>
@@ -5235,39 +5950,29 @@
     </w:p>
     <w:p>
       <w:pPr>
-        <w:pStyle w:val="Heading3"/>
-      </w:pPr>
-      <w:r>
-        <w:t>Discuss while showing the picture</w:t>
+        <w:spacing w:line="336" w:lineRule="auto" w:after="180"/>
+      </w:pPr>
+      <w:r>
+        <w:rPr>
+          <w:b w:val="0"/>
+        </w:rPr>
+        <w:t>Teacher prompt: Explain the case, then point to a limit on the claim. Ask learners to describe one label or arrow in ordinary words. Use the adjacent transcript if the image is difficult to see.</w:t>
       </w:r>
     </w:p>
     <w:p>
       <w:pPr>
         <w:spacing w:line="336" w:lineRule="auto" w:after="180"/>
-        <w:shd w:fill="F1F6F8"/>
       </w:pPr>
       <w:r>
         <w:rPr>
           <w:b w:val="0"/>
         </w:rPr>
-        <w:t>Teacher prompt: Explain the case, then point to a limit on the claim. Ask learners to describe one label or arrow in ordinary words. Use the adjacent transcript if the image is difficult to see.</w:t>
+        <w:t>Keep the stated scope: A polished demonstration is not a broad reliability estimate; disclose tested cases, failures and assumptions.</w:t>
       </w:r>
     </w:p>
     <w:p>
       <w:pPr>
-        <w:spacing w:line="336" w:lineRule="auto" w:after="180"/>
-        <w:shd w:fill="F1F6F8"/>
-      </w:pPr>
-      <w:r>
-        <w:rPr>
-          <w:b w:val="0"/>
-        </w:rPr>
-        <w:t>Keep the stated scope: A polished demonstration is not a broad reliability estimate; disclose tested cases, failures and assumptions.</w:t>
-      </w:r>
-    </w:p>
-    <w:p>
-      <w:pPr>
-        <w:pStyle w:val="Heading3"/>
+        <w:pStyle w:val="Heading2"/>
       </w:pPr>
       <w:r>
         <w:t>06. Make the idea visible in your project</w:t>
@@ -5278,7 +5983,7 @@
         <w:drawing>
           <wp:inline xmlns:a="http://schemas.openxmlformats.org/drawingml/2006/main" xmlns:pic="http://schemas.openxmlformats.org/drawingml/2006/picture">
             <wp:extent cx="5486400" cy="3529584"/>
-            <wp:docPr id="7" name="Picture 7" descr="For the Grounded Learning Service, retain an annotated trace and the changed-case result. Name the contract or evidence that makes the deciding step valid, so another team can review it. Draw your input, deciding step, result and limit. Supported question: Locate V7, room E and read-only scope in the demonstration. Which evidence supports the answer, and why must a request to email everyone still be refused?"/>
+            <wp:docPr id="8" name="Picture 8" descr="For the Grounded Learning Service, retain an annotated trace and the changed-case result. Name the contract or evidence that makes the deciding step valid, so another team can review it. Draw your input, deciding step, result and limit. Supported question: Locate V7, room E and read-only scope in the demonstration. Which evidence supports the answer, and why must a request to email everyone still be refused?"/>
             <wp:cNvGraphicFramePr>
               <a:graphicFrameLocks noChangeAspect="1"/>
             </wp:cNvGraphicFramePr>
@@ -5370,7 +6075,6 @@
     <w:p>
       <w:pPr>
         <w:spacing w:line="336" w:lineRule="auto" w:after="180"/>
-        <w:shd w:fill="F5F1FB"/>
       </w:pPr>
       <w:r>
         <w:rPr>
@@ -5393,58 +6097,126 @@
     </w:p>
     <w:p>
       <w:pPr>
-        <w:pStyle w:val="Heading3"/>
-      </w:pPr>
-      <w:r>
-        <w:t>Discuss while showing the picture</w:t>
+        <w:spacing w:line="336" w:lineRule="auto" w:after="180"/>
+      </w:pPr>
+      <w:r>
+        <w:rPr>
+          <w:b w:val="0"/>
+        </w:rPr>
+        <w:t xml:space="preserve">Teacher prompt: Draw your project trace and justify the deciding step using </w:t>
+      </w:r>
+      <w:r>
+        <w:rPr>
+          <w:b/>
+        </w:rPr>
+        <w:t>evidence</w:t>
+      </w:r>
+      <w:r>
+        <w:rPr>
+          <w:b w:val="0"/>
+        </w:rPr>
+        <w:t>. Ask learners to describe one label or arrow in ordinary words. Use the adjacent transcript if the image is difficult to see.</w:t>
       </w:r>
     </w:p>
     <w:p>
       <w:pPr>
         <w:spacing w:line="336" w:lineRule="auto" w:after="180"/>
-        <w:shd w:fill="F1F6F8"/>
       </w:pPr>
       <w:r>
         <w:rPr>
           <w:b w:val="0"/>
         </w:rPr>
-        <w:t xml:space="preserve">Teacher prompt: Draw your project trace and justify the deciding step using </w:t>
-      </w:r>
-      <w:r>
-        <w:rPr>
-          <w:b/>
-        </w:rPr>
-        <w:t>evidence</w:t>
-      </w:r>
-      <w:r>
-        <w:rPr>
-          <w:b w:val="0"/>
-        </w:rPr>
-        <w:t>. Ask learners to describe one label or arrow in ordinary words. Use the adjacent transcript if the image is difficult to see.</w:t>
+        <w:t>Supported practice key: Connect the question to retrieved card V7. Room E follows from V7, not merely fluent wording. The service cannot edit rooms or send messages. With no approved card, decline to invent a room.</w:t>
       </w:r>
     </w:p>
     <w:p>
       <w:pPr>
         <w:spacing w:line="336" w:lineRule="auto" w:after="180"/>
-        <w:shd w:fill="F1F6F8"/>
       </w:pPr>
       <w:r>
         <w:rPr>
           <w:b w:val="0"/>
         </w:rPr>
-        <w:t>Supported practice key: Connect the question to retrieved card V7. Room E follows from V7, not merely fluent wording. The service cannot edit rooms or send messages. With no approved card, decline to invent a room.</w:t>
+        <w:t>Changed case: Refuse that operation while retaining the supported room answer. Knowing a fact does not grant authority for an external action.</w:t>
       </w:r>
     </w:p>
     <w:p>
       <w:pPr>
+        <w:pStyle w:val="Heading2"/>
+      </w:pPr>
+      <w:r>
+        <w:t>Earlier wording, alternatives and picture transcripts · reference / check after trying</w:t>
+      </w:r>
+    </w:p>
+    <w:p>
+      <w:pPr>
         <w:spacing w:line="336" w:lineRule="auto" w:after="180"/>
-        <w:shd w:fill="F1F6F8"/>
       </w:pPr>
       <w:r>
         <w:rPr>
           <w:b w:val="0"/>
         </w:rPr>
-        <w:t>Changed case: Refuse that operation while retaining the supported room answer. Knowing a fact does not grant authority for an external action.</w:t>
+        <w:t xml:space="preserve">Use one picture at a time. Hide a worked result before asking for a </w:t>
+      </w:r>
+      <w:r>
+        <w:rPr>
+          <w:b/>
+        </w:rPr>
+        <w:t>prediction</w:t>
+      </w:r>
+      <w:r>
+        <w:rPr>
+          <w:b w:val="0"/>
+        </w:rPr>
+        <w:t>, then reveal it for feedback. These are supported teaching cases; retain the separate independent assessment for a fresh first attempt.</w:t>
+      </w:r>
+    </w:p>
+    <w:p>
+      <w:pPr>
+        <w:pStyle w:val="Heading3"/>
+      </w:pPr>
+      <w:r>
+        <w:t>01. Engineering demonstration and defense: the case</w:t>
+      </w:r>
+    </w:p>
+    <w:p>
+      <w:pPr>
+        <w:pStyle w:val="Heading3"/>
+      </w:pPr>
+      <w:r>
+        <w:t>02. Follow the deciding steps</w:t>
+      </w:r>
+    </w:p>
+    <w:p>
+      <w:pPr>
+        <w:pStyle w:val="Heading3"/>
+      </w:pPr>
+      <w:r>
+        <w:t>03. Engineering demonstration and defense — evidence trace</w:t>
+      </w:r>
+    </w:p>
+    <w:p>
+      <w:pPr>
+        <w:pStyle w:val="Heading3"/>
+      </w:pPr>
+      <w:r>
+        <w:t>04. Change one thing. Trace what follows.</w:t>
+      </w:r>
+    </w:p>
+    <w:p>
+      <w:pPr>
+        <w:pStyle w:val="Heading3"/>
+      </w:pPr>
+      <w:r>
+        <w:t>05. Connect the explanation to its limit</w:t>
+      </w:r>
+    </w:p>
+    <w:p>
+      <w:pPr>
+        <w:pStyle w:val="Heading3"/>
+      </w:pPr>
+      <w:r>
+        <w:t>06. Make the idea visible in your project</w:t>
       </w:r>
     </w:p>
     <w:sectPr>
